--- a/fuentes/123103_CF03_DU.docx
+++ b/fuentes/123103_CF03_DU.docx
@@ -1,6 +1,6 @@
 
 <file path=word/document.xml><?xml version="1.0" encoding="utf-8"?>
-<w:document xmlns:wpc="http://schemas.microsoft.com/office/word/2010/wordprocessingCanvas" xmlns:cx="http://schemas.microsoft.com/office/drawing/2014/chartex" xmlns:cx1="http://schemas.microsoft.com/office/drawing/2015/9/8/chartex" xmlns:cx2="http://schemas.microsoft.com/office/drawing/2015/10/21/chartex" xmlns:cx3="http://schemas.microsoft.com/office/drawing/2016/5/9/chartex" xmlns:cx4="http://schemas.microsoft.com/office/drawing/2016/5/10/chartex" xmlns:cx5="http://schemas.microsoft.com/office/drawing/2016/5/11/chartex" xmlns:cx6="http://schemas.microsoft.com/office/drawing/2016/5/12/chartex" xmlns:cx7="http://schemas.microsoft.com/office/drawing/2016/5/13/chartex" xmlns:cx8="http://schemas.microsoft.com/office/drawing/2016/5/14/chartex" xmlns:mc="http://schemas.openxmlformats.org/markup-compatibility/2006" xmlns:aink="http://schemas.microsoft.com/office/drawing/2016/ink" xmlns:am3d="http://schemas.microsoft.com/office/drawing/2017/model3d" xmlns:o="urn:schemas-microsoft-com:office:office" xmlns:r="http://schemas.openxmlformats.org/officeDocument/2006/relationships" xmlns:m="http://schemas.openxmlformats.org/officeDocument/2006/math" xmlns:v="urn:schemas-microsoft-com:vml" xmlns:wp14="http://schemas.microsoft.com/office/word/2010/wordprocessingDrawing" xmlns:wp="http://schemas.openxmlformats.org/drawingml/2006/wordprocessingDrawing" xmlns:w10="urn:schemas-microsoft-com:office:word" xmlns:w="http://schemas.openxmlformats.org/wordprocessingml/2006/main" xmlns:w14="http://schemas.microsoft.com/office/word/2010/wordml" xmlns:w15="http://schemas.microsoft.com/office/word/2012/wordml" xmlns:w16cex="http://schemas.microsoft.com/office/word/2018/wordml/cex" xmlns:w16cid="http://schemas.microsoft.com/office/word/2016/wordml/cid" xmlns:w16="http://schemas.microsoft.com/office/word/2018/wordml" xmlns:w16sdtdh="http://schemas.microsoft.com/office/word/2020/wordml/sdtdatahash" xmlns:w16se="http://schemas.microsoft.com/office/word/2015/wordml/symex" xmlns:wpg="http://schemas.microsoft.com/office/word/2010/wordprocessingGroup" xmlns:wpi="http://schemas.microsoft.com/office/word/2010/wordprocessingInk" xmlns:wne="http://schemas.microsoft.com/office/word/2006/wordml" xmlns:wps="http://schemas.microsoft.com/office/word/2010/wordprocessingShape" mc:Ignorable="w14 w15 w16se w16cid w16 w16cex w16sdtdh wp14">
+<w:document xmlns:wpc="http://schemas.microsoft.com/office/word/2010/wordprocessingCanvas" xmlns:cx="http://schemas.microsoft.com/office/drawing/2014/chartex" xmlns:cx1="http://schemas.microsoft.com/office/drawing/2015/9/8/chartex" xmlns:cx2="http://schemas.microsoft.com/office/drawing/2015/10/21/chartex" xmlns:cx3="http://schemas.microsoft.com/office/drawing/2016/5/9/chartex" xmlns:cx4="http://schemas.microsoft.com/office/drawing/2016/5/10/chartex" xmlns:cx5="http://schemas.microsoft.com/office/drawing/2016/5/11/chartex" xmlns:cx6="http://schemas.microsoft.com/office/drawing/2016/5/12/chartex" xmlns:cx7="http://schemas.microsoft.com/office/drawing/2016/5/13/chartex" xmlns:cx8="http://schemas.microsoft.com/office/drawing/2016/5/14/chartex" xmlns:mc="http://schemas.openxmlformats.org/markup-compatibility/2006" xmlns:aink="http://schemas.microsoft.com/office/drawing/2016/ink" xmlns:am3d="http://schemas.microsoft.com/office/drawing/2017/model3d" xmlns:o="urn:schemas-microsoft-com:office:office" xmlns:oel="http://schemas.microsoft.com/office/2019/extlst" xmlns:r="http://schemas.openxmlformats.org/officeDocument/2006/relationships" xmlns:m="http://schemas.openxmlformats.org/officeDocument/2006/math" xmlns:v="urn:schemas-microsoft-com:vml" xmlns:wp14="http://schemas.microsoft.com/office/word/2010/wordprocessingDrawing" xmlns:wp="http://schemas.openxmlformats.org/drawingml/2006/wordprocessingDrawing" xmlns:w10="urn:schemas-microsoft-com:office:word" xmlns:w="http://schemas.openxmlformats.org/wordprocessingml/2006/main" xmlns:w14="http://schemas.microsoft.com/office/word/2010/wordml" xmlns:w15="http://schemas.microsoft.com/office/word/2012/wordml" xmlns:w16cex="http://schemas.microsoft.com/office/word/2018/wordml/cex" xmlns:w16cid="http://schemas.microsoft.com/office/word/2016/wordml/cid" xmlns:w16="http://schemas.microsoft.com/office/word/2018/wordml" xmlns:w16du="http://schemas.microsoft.com/office/word/2023/wordml/word16du" xmlns:w16sdtdh="http://schemas.microsoft.com/office/word/2020/wordml/sdtdatahash" xmlns:w16sdtfl="http://schemas.microsoft.com/office/word/2024/wordml/sdtformatlock" xmlns:w16se="http://schemas.microsoft.com/office/word/2015/wordml/symex" xmlns:wpg="http://schemas.microsoft.com/office/word/2010/wordprocessingGroup" xmlns:wpi="http://schemas.microsoft.com/office/word/2010/wordprocessingInk" xmlns:wne="http://schemas.microsoft.com/office/word/2006/wordml" xmlns:wps="http://schemas.microsoft.com/office/word/2010/wordprocessingShape" mc:Ignorable="w14 w15 w16se w16cid w16 w16cex w16sdtdh w16sdtfl w16du wp14">
   <w:body>
     <w:p>
       <w:pPr>
@@ -223,7 +223,7 @@
                 <v:stroke joinstyle="miter"/>
                 <v:path gradientshapeok="t" o:connecttype="rect"/>
               </v:shapetype>
-              <v:shape id="Cuadro de texto 2" o:spid="_x0000_s1026" type="#_x0000_t202" alt="&quot;&quot;" style="position:absolute;left:0;text-align:left;margin-left:-20.7pt;margin-top:36.8pt;width:549pt;height:154.5pt;z-index:251663360;visibility:visible;mso-wrap-style:square;mso-width-percent:0;mso-height-percent:0;mso-wrap-distance-left:9pt;mso-wrap-distance-top:3.6pt;mso-wrap-distance-right:9pt;mso-wrap-distance-bottom:3.6pt;mso-position-horizontal:absolute;mso-position-horizontal-relative:text;mso-position-vertical:absolute;mso-position-vertical-relative:text;mso-width-percent:0;mso-height-percent:0;mso-width-relative:margin;mso-height-relative:margin;v-text-anchor:top" o:gfxdata="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" filled="f" stroked="f">
+              <v:shape id="Cuadro de texto 2" o:spid="_x0000_s1026" type="#_x0000_t202" alt="&quot;&quot;" style="position:absolute;left:0;text-align:left;margin-left:-20.7pt;margin-top:36.8pt;width:549pt;height:154.5pt;z-index:251663360;visibility:visible;mso-wrap-style:square;mso-width-percent:0;mso-height-percent:0;mso-wrap-distance-left:9pt;mso-wrap-distance-top:3.6pt;mso-wrap-distance-right:9pt;mso-wrap-distance-bottom:3.6pt;mso-position-horizontal:absolute;mso-position-horizontal-relative:text;mso-position-vertical:absolute;mso-position-vertical-relative:text;mso-width-percent:0;mso-height-percent:0;mso-width-relative:margin;mso-height-relative:margin;v-text-anchor:top" o:gfxdata="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" filled="f" stroked="f">
                 <v:textbox>
                   <w:txbxContent>
                     <w:p>
@@ -354,7 +354,7 @@
               </wp:anchor>
             </w:drawing>
           </mc:Choice>
-          <mc:Fallback xmlns:oel="http://schemas.microsoft.com/office/2019/extlst" xmlns:w16du="http://schemas.microsoft.com/office/word/2023/wordml/word16du" xmlns:w16sdtfl="http://schemas.microsoft.com/office/word/2024/wordml/sdtformatlock" xmlns:a="http://schemas.openxmlformats.org/drawingml/2006/main" xmlns:adec="http://schemas.microsoft.com/office/drawing/2017/decorative" xmlns:pic="http://schemas.openxmlformats.org/drawingml/2006/picture" xmlns:a14="http://schemas.microsoft.com/office/drawing/2010/main" xmlns:asvg="http://schemas.microsoft.com/office/drawing/2016/SVG/main">
+          <mc:Fallback xmlns:asvg="http://schemas.microsoft.com/office/drawing/2016/SVG/main" xmlns:a14="http://schemas.microsoft.com/office/drawing/2010/main" xmlns:pic="http://schemas.openxmlformats.org/drawingml/2006/picture" xmlns:adec="http://schemas.microsoft.com/office/drawing/2017/decorative" xmlns:a="http://schemas.openxmlformats.org/drawingml/2006/main">
             <w:pict>
               <v:rect id="Rectángulo 3" style="position:absolute;margin-left:-55.95pt;margin-top:26.4pt;width:613.85pt;height:164.25pt;z-index:-251655168;visibility:visible;mso-wrap-style:square;mso-height-percent:0;mso-wrap-distance-left:9pt;mso-wrap-distance-top:0;mso-wrap-distance-right:9pt;mso-wrap-distance-bottom:0;mso-position-horizontal:absolute;mso-position-horizontal-relative:text;mso-position-vertical:absolute;mso-position-vertical-relative:text;mso-height-percent:0;mso-height-relative:margin;v-text-anchor:middle" alt="&quot;&quot;" o:spid="_x0000_s1026" fillcolor="#00314d" stroked="f" strokeweight="1pt" w14:anchorId="44ECBD1E" o:gfxdata="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"/>
             </w:pict>
@@ -481,6 +481,7 @@
         <w:ind w:firstLine="0"/>
         <w:jc w:val="center"/>
       </w:pPr>
+      <w:proofErr w:type="gramStart"/>
       <w:r>
         <w:rPr>
           <w:rFonts w:ascii="Calibri" w:hAnsi="Calibri"/>
@@ -490,8 +491,20 @@
           <w:kern w:val="0"/>
           <w14:ligatures w14:val="none"/>
         </w:rPr>
-        <w:t>Mayo 2026</w:t>
-      </w:r>
+        <w:t xml:space="preserve">Junio </w:t>
+      </w:r>
+      <w:r>
+        <w:rPr>
+          <w:rFonts w:ascii="Calibri" w:hAnsi="Calibri"/>
+          <w:b/>
+          <w:bCs/>
+          <w:color w:val="000000" w:themeColor="text1"/>
+          <w:kern w:val="0"/>
+          <w14:ligatures w14:val="none"/>
+        </w:rPr>
+        <w:t xml:space="preserve"> 2026</w:t>
+      </w:r>
+      <w:proofErr w:type="gramEnd"/>
       <w:r>
         <w:br w:type="page"/>
       </w:r>
@@ -514,7 +527,6 @@
           <w:docPartUnique/>
         </w:docPartObj>
       </w:sdtPr>
-      <w:sdtEndPr/>
       <w:sdtContent>
         <w:p>
           <w:pPr>
@@ -551,7 +563,7 @@
           <w:r>
             <w:fldChar w:fldCharType="separate"/>
           </w:r>
-          <w:hyperlink w:anchor="_Toc231573329" w:history="1">
+          <w:hyperlink w:anchor="_Toc232012135" w:history="1">
             <w:r>
               <w:rPr>
                 <w:rStyle w:val="Hipervnculo"/>
@@ -578,7 +590,7 @@
                 <w:noProof/>
                 <w:webHidden/>
               </w:rPr>
-              <w:instrText xml:space="preserve"> PAGEREF _Toc231573329 \h </w:instrText>
+              <w:instrText xml:space="preserve"> PAGEREF _Toc232012135 \h </w:instrText>
             </w:r>
             <w:r>
               <w:rPr>
@@ -624,7 +636,7 @@
               <w14:ligatures w14:val="none"/>
             </w:rPr>
           </w:pPr>
-          <w:hyperlink w:anchor="_Toc231573330" w:history="1">
+          <w:hyperlink w:anchor="_Toc232012136" w:history="1">
             <w:r>
               <w:rPr>
                 <w:rStyle w:val="Hipervnculo"/>
@@ -651,7 +663,7 @@
                 <w:noProof/>
                 <w:webHidden/>
               </w:rPr>
-              <w:instrText xml:space="preserve"> PAGEREF _Toc231573330 \h </w:instrText>
+              <w:instrText xml:space="preserve"> PAGEREF _Toc232012136 \h </w:instrText>
             </w:r>
             <w:r>
               <w:rPr>
@@ -697,7 +709,7 @@
               <w14:ligatures w14:val="none"/>
             </w:rPr>
           </w:pPr>
-          <w:hyperlink w:anchor="_Toc231573331" w:history="1">
+          <w:hyperlink w:anchor="_Toc232012137" w:history="1">
             <w:r>
               <w:rPr>
                 <w:rStyle w:val="Hipervnculo"/>
@@ -724,7 +736,7 @@
                 <w:noProof/>
                 <w:webHidden/>
               </w:rPr>
-              <w:instrText xml:space="preserve"> PAGEREF _Toc231573331 \h </w:instrText>
+              <w:instrText xml:space="preserve"> PAGEREF _Toc232012137 \h </w:instrText>
             </w:r>
             <w:r>
               <w:rPr>
@@ -770,7 +782,7 @@
               <w14:ligatures w14:val="none"/>
             </w:rPr>
           </w:pPr>
-          <w:hyperlink w:anchor="_Toc231573332" w:history="1">
+          <w:hyperlink w:anchor="_Toc232012138" w:history="1">
             <w:r>
               <w:rPr>
                 <w:rStyle w:val="Hipervnculo"/>
@@ -797,7 +809,7 @@
                 <w:noProof/>
                 <w:webHidden/>
               </w:rPr>
-              <w:instrText xml:space="preserve"> PAGEREF _Toc231573332 \h </w:instrText>
+              <w:instrText xml:space="preserve"> PAGEREF _Toc232012138 \h </w:instrText>
             </w:r>
             <w:r>
               <w:rPr>
@@ -817,7 +829,7 @@
                 <w:noProof/>
                 <w:webHidden/>
               </w:rPr>
-              <w:t>13</w:t>
+              <w:t>14</w:t>
             </w:r>
             <w:r>
               <w:rPr>
@@ -843,7 +855,7 @@
               <w14:ligatures w14:val="none"/>
             </w:rPr>
           </w:pPr>
-          <w:hyperlink w:anchor="_Toc231573333" w:history="1">
+          <w:hyperlink w:anchor="_Toc232012139" w:history="1">
             <w:r>
               <w:rPr>
                 <w:rStyle w:val="Hipervnculo"/>
@@ -870,7 +882,7 @@
                 <w:noProof/>
                 <w:webHidden/>
               </w:rPr>
-              <w:instrText xml:space="preserve"> PAGEREF _Toc231573333 \h </w:instrText>
+              <w:instrText xml:space="preserve"> PAGEREF _Toc232012139 \h </w:instrText>
             </w:r>
             <w:r>
               <w:rPr>
@@ -890,7 +902,7 @@
                 <w:noProof/>
                 <w:webHidden/>
               </w:rPr>
-              <w:t>21</w:t>
+              <w:t>22</w:t>
             </w:r>
             <w:r>
               <w:rPr>
@@ -916,7 +928,7 @@
               <w14:ligatures w14:val="none"/>
             </w:rPr>
           </w:pPr>
-          <w:hyperlink w:anchor="_Toc231573334" w:history="1">
+          <w:hyperlink w:anchor="_Toc232012140" w:history="1">
             <w:r>
               <w:rPr>
                 <w:rStyle w:val="Hipervnculo"/>
@@ -943,7 +955,7 @@
                 <w:noProof/>
                 <w:webHidden/>
               </w:rPr>
-              <w:instrText xml:space="preserve"> PAGEREF _Toc231573334 \h </w:instrText>
+              <w:instrText xml:space="preserve"> PAGEREF _Toc232012140 \h </w:instrText>
             </w:r>
             <w:r>
               <w:rPr>
@@ -963,7 +975,7 @@
                 <w:noProof/>
                 <w:webHidden/>
               </w:rPr>
-              <w:t>30</w:t>
+              <w:t>31</w:t>
             </w:r>
             <w:r>
               <w:rPr>
@@ -989,7 +1001,7 @@
               <w14:ligatures w14:val="none"/>
             </w:rPr>
           </w:pPr>
-          <w:hyperlink w:anchor="_Toc231573335" w:history="1">
+          <w:hyperlink w:anchor="_Toc232012141" w:history="1">
             <w:r>
               <w:rPr>
                 <w:rStyle w:val="Hipervnculo"/>
@@ -1016,7 +1028,7 @@
                 <w:noProof/>
                 <w:webHidden/>
               </w:rPr>
-              <w:instrText xml:space="preserve"> PAGEREF _Toc231573335 \h </w:instrText>
+              <w:instrText xml:space="preserve"> PAGEREF _Toc232012141 \h </w:instrText>
             </w:r>
             <w:r>
               <w:rPr>
@@ -1036,7 +1048,7 @@
                 <w:noProof/>
                 <w:webHidden/>
               </w:rPr>
-              <w:t>30</w:t>
+              <w:t>31</w:t>
             </w:r>
             <w:r>
               <w:rPr>
@@ -1062,7 +1074,7 @@
               <w14:ligatures w14:val="none"/>
             </w:rPr>
           </w:pPr>
-          <w:hyperlink w:anchor="_Toc231573336" w:history="1">
+          <w:hyperlink w:anchor="_Toc232012142" w:history="1">
             <w:r>
               <w:rPr>
                 <w:rStyle w:val="Hipervnculo"/>
@@ -1089,7 +1101,7 @@
                 <w:noProof/>
                 <w:webHidden/>
               </w:rPr>
-              <w:instrText xml:space="preserve"> PAGEREF _Toc231573336 \h </w:instrText>
+              <w:instrText xml:space="preserve"> PAGEREF _Toc232012142 \h </w:instrText>
             </w:r>
             <w:r>
               <w:rPr>
@@ -1109,7 +1121,7 @@
                 <w:noProof/>
                 <w:webHidden/>
               </w:rPr>
-              <w:t>36</w:t>
+              <w:t>37</w:t>
             </w:r>
             <w:r>
               <w:rPr>
@@ -1135,7 +1147,7 @@
               <w14:ligatures w14:val="none"/>
             </w:rPr>
           </w:pPr>
-          <w:hyperlink w:anchor="_Toc231573337" w:history="1">
+          <w:hyperlink w:anchor="_Toc232012143" w:history="1">
             <w:r>
               <w:rPr>
                 <w:rStyle w:val="Hipervnculo"/>
@@ -1162,7 +1174,7 @@
                 <w:noProof/>
                 <w:webHidden/>
               </w:rPr>
-              <w:instrText xml:space="preserve"> PAGEREF _Toc231573337 \h </w:instrText>
+              <w:instrText xml:space="preserve"> PAGEREF _Toc232012143 \h </w:instrText>
             </w:r>
             <w:r>
               <w:rPr>
@@ -1182,7 +1194,7 @@
                 <w:noProof/>
                 <w:webHidden/>
               </w:rPr>
-              <w:t>39</w:t>
+              <w:t>40</w:t>
             </w:r>
             <w:r>
               <w:rPr>
@@ -1208,7 +1220,7 @@
               <w14:ligatures w14:val="none"/>
             </w:rPr>
           </w:pPr>
-          <w:hyperlink w:anchor="_Toc231573338" w:history="1">
+          <w:hyperlink w:anchor="_Toc232012144" w:history="1">
             <w:r>
               <w:rPr>
                 <w:rStyle w:val="Hipervnculo"/>
@@ -1235,7 +1247,7 @@
                 <w:noProof/>
                 <w:webHidden/>
               </w:rPr>
-              <w:instrText xml:space="preserve"> PAGEREF _Toc231573338 \h </w:instrText>
+              <w:instrText xml:space="preserve"> PAGEREF _Toc232012144 \h </w:instrText>
             </w:r>
             <w:r>
               <w:rPr>
@@ -1255,7 +1267,7 @@
                 <w:noProof/>
                 <w:webHidden/>
               </w:rPr>
-              <w:t>45</w:t>
+              <w:t>46</w:t>
             </w:r>
             <w:r>
               <w:rPr>
@@ -1281,7 +1293,7 @@
               <w14:ligatures w14:val="none"/>
             </w:rPr>
           </w:pPr>
-          <w:hyperlink w:anchor="_Toc231573339" w:history="1">
+          <w:hyperlink w:anchor="_Toc232012145" w:history="1">
             <w:r>
               <w:rPr>
                 <w:rStyle w:val="Hipervnculo"/>
@@ -1308,7 +1320,7 @@
                 <w:noProof/>
                 <w:webHidden/>
               </w:rPr>
-              <w:instrText xml:space="preserve"> PAGEREF _Toc231573339 \h </w:instrText>
+              <w:instrText xml:space="preserve"> PAGEREF _Toc232012145 \h </w:instrText>
             </w:r>
             <w:r>
               <w:rPr>
@@ -1328,7 +1340,7 @@
                 <w:noProof/>
                 <w:webHidden/>
               </w:rPr>
-              <w:t>45</w:t>
+              <w:t>46</w:t>
             </w:r>
             <w:r>
               <w:rPr>
@@ -1354,7 +1366,7 @@
               <w14:ligatures w14:val="none"/>
             </w:rPr>
           </w:pPr>
-          <w:hyperlink w:anchor="_Toc231573340" w:history="1">
+          <w:hyperlink w:anchor="_Toc232012146" w:history="1">
             <w:r>
               <w:rPr>
                 <w:rStyle w:val="Hipervnculo"/>
@@ -1381,7 +1393,7 @@
                 <w:noProof/>
                 <w:webHidden/>
               </w:rPr>
-              <w:instrText xml:space="preserve"> PAGEREF _Toc231573340 \h </w:instrText>
+              <w:instrText xml:space="preserve"> PAGEREF _Toc232012146 \h </w:instrText>
             </w:r>
             <w:r>
               <w:rPr>
@@ -1401,7 +1413,7 @@
                 <w:noProof/>
                 <w:webHidden/>
               </w:rPr>
-              <w:t>49</w:t>
+              <w:t>50</w:t>
             </w:r>
             <w:r>
               <w:rPr>
@@ -1427,7 +1439,7 @@
               <w14:ligatures w14:val="none"/>
             </w:rPr>
           </w:pPr>
-          <w:hyperlink w:anchor="_Toc231573341" w:history="1">
+          <w:hyperlink w:anchor="_Toc232012147" w:history="1">
             <w:r>
               <w:rPr>
                 <w:rStyle w:val="Hipervnculo"/>
@@ -1454,7 +1466,7 @@
                 <w:noProof/>
                 <w:webHidden/>
               </w:rPr>
-              <w:instrText xml:space="preserve"> PAGEREF _Toc231573341 \h </w:instrText>
+              <w:instrText xml:space="preserve"> PAGEREF _Toc232012147 \h </w:instrText>
             </w:r>
             <w:r>
               <w:rPr>
@@ -1474,7 +1486,7 @@
                 <w:noProof/>
                 <w:webHidden/>
               </w:rPr>
-              <w:t>54</w:t>
+              <w:t>55</w:t>
             </w:r>
             <w:r>
               <w:rPr>
@@ -1500,7 +1512,7 @@
               <w14:ligatures w14:val="none"/>
             </w:rPr>
           </w:pPr>
-          <w:hyperlink w:anchor="_Toc231573342" w:history="1">
+          <w:hyperlink w:anchor="_Toc232012148" w:history="1">
             <w:r>
               <w:rPr>
                 <w:rStyle w:val="Hipervnculo"/>
@@ -1527,7 +1539,7 @@
                 <w:noProof/>
                 <w:webHidden/>
               </w:rPr>
-              <w:instrText xml:space="preserve"> PAGEREF _Toc231573342 \h </w:instrText>
+              <w:instrText xml:space="preserve"> PAGEREF _Toc232012148 \h </w:instrText>
             </w:r>
             <w:r>
               <w:rPr>
@@ -1547,7 +1559,7 @@
                 <w:noProof/>
                 <w:webHidden/>
               </w:rPr>
-              <w:t>59</w:t>
+              <w:t>60</w:t>
             </w:r>
             <w:r>
               <w:rPr>
@@ -1573,7 +1585,7 @@
               <w14:ligatures w14:val="none"/>
             </w:rPr>
           </w:pPr>
-          <w:hyperlink w:anchor="_Toc231573343" w:history="1">
+          <w:hyperlink w:anchor="_Toc232012149" w:history="1">
             <w:r>
               <w:rPr>
                 <w:rStyle w:val="Hipervnculo"/>
@@ -1600,7 +1612,7 @@
                 <w:noProof/>
                 <w:webHidden/>
               </w:rPr>
-              <w:instrText xml:space="preserve"> PAGEREF _Toc231573343 \h </w:instrText>
+              <w:instrText xml:space="preserve"> PAGEREF _Toc232012149 \h </w:instrText>
             </w:r>
             <w:r>
               <w:rPr>
@@ -1620,7 +1632,7 @@
                 <w:noProof/>
                 <w:webHidden/>
               </w:rPr>
-              <w:t>60</w:t>
+              <w:t>61</w:t>
             </w:r>
             <w:r>
               <w:rPr>
@@ -1646,7 +1658,7 @@
               <w14:ligatures w14:val="none"/>
             </w:rPr>
           </w:pPr>
-          <w:hyperlink w:anchor="_Toc231573344" w:history="1">
+          <w:hyperlink w:anchor="_Toc232012150" w:history="1">
             <w:r>
               <w:rPr>
                 <w:rStyle w:val="Hipervnculo"/>
@@ -1673,7 +1685,7 @@
                 <w:noProof/>
                 <w:webHidden/>
               </w:rPr>
-              <w:instrText xml:space="preserve"> PAGEREF _Toc231573344 \h </w:instrText>
+              <w:instrText xml:space="preserve"> PAGEREF _Toc232012150 \h </w:instrText>
             </w:r>
             <w:r>
               <w:rPr>
@@ -1693,7 +1705,7 @@
                 <w:noProof/>
                 <w:webHidden/>
               </w:rPr>
-              <w:t>64</w:t>
+              <w:t>65</w:t>
             </w:r>
             <w:r>
               <w:rPr>
@@ -1719,7 +1731,7 @@
               <w14:ligatures w14:val="none"/>
             </w:rPr>
           </w:pPr>
-          <w:hyperlink w:anchor="_Toc231573345" w:history="1">
+          <w:hyperlink w:anchor="_Toc232012151" w:history="1">
             <w:r>
               <w:rPr>
                 <w:rStyle w:val="Hipervnculo"/>
@@ -1746,7 +1758,7 @@
                 <w:noProof/>
                 <w:webHidden/>
               </w:rPr>
-              <w:instrText xml:space="preserve"> PAGEREF _Toc231573345 \h </w:instrText>
+              <w:instrText xml:space="preserve"> PAGEREF _Toc232012151 \h </w:instrText>
             </w:r>
             <w:r>
               <w:rPr>
@@ -1766,7 +1778,7 @@
                 <w:noProof/>
                 <w:webHidden/>
               </w:rPr>
-              <w:t>67</w:t>
+              <w:t>68</w:t>
             </w:r>
             <w:r>
               <w:rPr>
@@ -1792,7 +1804,7 @@
               <w14:ligatures w14:val="none"/>
             </w:rPr>
           </w:pPr>
-          <w:hyperlink w:anchor="_Toc231573346" w:history="1">
+          <w:hyperlink w:anchor="_Toc232012152" w:history="1">
             <w:r>
               <w:rPr>
                 <w:rStyle w:val="Hipervnculo"/>
@@ -1819,7 +1831,7 @@
                 <w:noProof/>
                 <w:webHidden/>
               </w:rPr>
-              <w:instrText xml:space="preserve"> PAGEREF _Toc231573346 \h </w:instrText>
+              <w:instrText xml:space="preserve"> PAGEREF _Toc232012152 \h </w:instrText>
             </w:r>
             <w:r>
               <w:rPr>
@@ -1839,7 +1851,7 @@
                 <w:noProof/>
                 <w:webHidden/>
               </w:rPr>
-              <w:t>71</w:t>
+              <w:t>72</w:t>
             </w:r>
             <w:r>
               <w:rPr>
@@ -1865,7 +1877,7 @@
               <w14:ligatures w14:val="none"/>
             </w:rPr>
           </w:pPr>
-          <w:hyperlink w:anchor="_Toc231573347" w:history="1">
+          <w:hyperlink w:anchor="_Toc232012153" w:history="1">
             <w:r>
               <w:rPr>
                 <w:rStyle w:val="Hipervnculo"/>
@@ -1892,7 +1904,7 @@
                 <w:noProof/>
                 <w:webHidden/>
               </w:rPr>
-              <w:instrText xml:space="preserve"> PAGEREF _Toc231573347 \h </w:instrText>
+              <w:instrText xml:space="preserve"> PAGEREF _Toc232012153 \h </w:instrText>
             </w:r>
             <w:r>
               <w:rPr>
@@ -1912,7 +1924,7 @@
                 <w:noProof/>
                 <w:webHidden/>
               </w:rPr>
-              <w:t>71</w:t>
+              <w:t>72</w:t>
             </w:r>
             <w:r>
               <w:rPr>
@@ -1938,7 +1950,7 @@
               <w14:ligatures w14:val="none"/>
             </w:rPr>
           </w:pPr>
-          <w:hyperlink w:anchor="_Toc231573348" w:history="1">
+          <w:hyperlink w:anchor="_Toc232012154" w:history="1">
             <w:r>
               <w:rPr>
                 <w:rStyle w:val="Hipervnculo"/>
@@ -1965,7 +1977,7 @@
                 <w:noProof/>
                 <w:webHidden/>
               </w:rPr>
-              <w:instrText xml:space="preserve"> PAGEREF _Toc231573348 \h </w:instrText>
+              <w:instrText xml:space="preserve"> PAGEREF _Toc232012154 \h </w:instrText>
             </w:r>
             <w:r>
               <w:rPr>
@@ -1985,7 +1997,7 @@
                 <w:noProof/>
                 <w:webHidden/>
               </w:rPr>
-              <w:t>76</w:t>
+              <w:t>77</w:t>
             </w:r>
             <w:r>
               <w:rPr>
@@ -2011,7 +2023,7 @@
               <w14:ligatures w14:val="none"/>
             </w:rPr>
           </w:pPr>
-          <w:hyperlink w:anchor="_Toc231573349" w:history="1">
+          <w:hyperlink w:anchor="_Toc232012155" w:history="1">
             <w:r>
               <w:rPr>
                 <w:rStyle w:val="Hipervnculo"/>
@@ -2038,7 +2050,7 @@
                 <w:noProof/>
                 <w:webHidden/>
               </w:rPr>
-              <w:instrText xml:space="preserve"> PAGEREF _Toc231573349 \h </w:instrText>
+              <w:instrText xml:space="preserve"> PAGEREF _Toc232012155 \h </w:instrText>
             </w:r>
             <w:r>
               <w:rPr>
@@ -2058,7 +2070,7 @@
                 <w:noProof/>
                 <w:webHidden/>
               </w:rPr>
-              <w:t>79</w:t>
+              <w:t>80</w:t>
             </w:r>
             <w:r>
               <w:rPr>
@@ -2084,7 +2096,7 @@
               <w14:ligatures w14:val="none"/>
             </w:rPr>
           </w:pPr>
-          <w:hyperlink w:anchor="_Toc231573350" w:history="1">
+          <w:hyperlink w:anchor="_Toc232012156" w:history="1">
             <w:r>
               <w:rPr>
                 <w:rStyle w:val="Hipervnculo"/>
@@ -2111,7 +2123,7 @@
                 <w:noProof/>
                 <w:webHidden/>
               </w:rPr>
-              <w:instrText xml:space="preserve"> PAGEREF _Toc231573350 \h </w:instrText>
+              <w:instrText xml:space="preserve"> PAGEREF _Toc232012156 \h </w:instrText>
             </w:r>
             <w:r>
               <w:rPr>
@@ -2131,7 +2143,7 @@
                 <w:noProof/>
                 <w:webHidden/>
               </w:rPr>
-              <w:t>80</w:t>
+              <w:t>81</w:t>
             </w:r>
             <w:r>
               <w:rPr>
@@ -2157,7 +2169,7 @@
               <w14:ligatures w14:val="none"/>
             </w:rPr>
           </w:pPr>
-          <w:hyperlink w:anchor="_Toc231573351" w:history="1">
+          <w:hyperlink w:anchor="_Toc232012157" w:history="1">
             <w:r>
               <w:rPr>
                 <w:rStyle w:val="Hipervnculo"/>
@@ -2184,7 +2196,7 @@
                 <w:noProof/>
                 <w:webHidden/>
               </w:rPr>
-              <w:instrText xml:space="preserve"> PAGEREF _Toc231573351 \h </w:instrText>
+              <w:instrText xml:space="preserve"> PAGEREF _Toc232012157 \h </w:instrText>
             </w:r>
             <w:r>
               <w:rPr>
@@ -2204,7 +2216,7 @@
                 <w:noProof/>
                 <w:webHidden/>
               </w:rPr>
-              <w:t>81</w:t>
+              <w:t>82</w:t>
             </w:r>
             <w:r>
               <w:rPr>
@@ -2230,7 +2242,7 @@
               <w14:ligatures w14:val="none"/>
             </w:rPr>
           </w:pPr>
-          <w:hyperlink w:anchor="_Toc231573352" w:history="1">
+          <w:hyperlink w:anchor="_Toc232012158" w:history="1">
             <w:r>
               <w:rPr>
                 <w:rStyle w:val="Hipervnculo"/>
@@ -2257,7 +2269,7 @@
                 <w:noProof/>
                 <w:webHidden/>
               </w:rPr>
-              <w:instrText xml:space="preserve"> PAGEREF _Toc231573352 \h </w:instrText>
+              <w:instrText xml:space="preserve"> PAGEREF _Toc232012158 \h </w:instrText>
             </w:r>
             <w:r>
               <w:rPr>
@@ -2277,7 +2289,7 @@
                 <w:noProof/>
                 <w:webHidden/>
               </w:rPr>
-              <w:t>84</w:t>
+              <w:t>85</w:t>
             </w:r>
             <w:r>
               <w:rPr>
@@ -2299,7 +2311,7 @@
       <w:pPr>
         <w:pStyle w:val="Titulosgenerales"/>
       </w:pPr>
-      <w:bookmarkStart w:id="0" w:name="_Toc231573329"/>
+      <w:bookmarkStart w:id="0" w:name="_Toc232012135"/>
       <w:r>
         <w:lastRenderedPageBreak/>
         <w:t>Introducción</w:t>
@@ -2468,7 +2480,7 @@
       <w:pPr>
         <w:pStyle w:val="Ttulo1"/>
       </w:pPr>
-      <w:bookmarkStart w:id="1" w:name="_Toc231573330"/>
+      <w:bookmarkStart w:id="1" w:name="_Toc232012136"/>
       <w:r>
         <w:lastRenderedPageBreak/>
         <w:t>Fundamentos para la planeación de la producción</w:t>
@@ -2714,7 +2726,7 @@
       <w:pPr>
         <w:pStyle w:val="Ttulo2"/>
       </w:pPr>
-      <w:bookmarkStart w:id="2" w:name="_Toc231573331"/>
+      <w:bookmarkStart w:id="2" w:name="_Toc232012137"/>
       <w:r>
         <w:t>Capacidad productiva y recursos disponibles</w:t>
       </w:r>
@@ -2954,21 +2966,53 @@
           </w:tcPr>
           <w:p>
             <w:r>
-              <w:t>El video explica que la capacidad productiva y los recursos disponibles son bases esenciales en la planeación de la producción, porque permiten definir hasta dónde puede llegar realmente una operación. Señala que antes de programar cantidades, tiempos o cargas de trabajo, es necesario comprender con qué medios cuenta la organización y en qué condiciones puede usarlos.</w:t>
+              <w:t xml:space="preserve">La capacidad productiva y los recursos disponibles constituyen uno de los elementos fundamentales en la planeación de la producción. </w:t>
             </w:r>
           </w:p>
           <w:p>
             <w:r>
-              <w:t xml:space="preserve">También muestra que la capacidad productiva no depende solo del número de máquinas o trabajadores, sino de factores como el tiempo disponible, el rendimiento, los mantenimientos, los tiempos de preparación, la secuencia de operaciones y la carga de trabajo. Además, resalta que los recursos disponibles deben analizarse en </w:t>
-            </w:r>
-            <w:r>
-              <w:lastRenderedPageBreak/>
-              <w:t>función de cómo interactúan entre sí y cómo afectan el desempeño general del sistema productivo.</w:t>
+              <w:t>Estos permiten establecer el alcance real de una operación y las condiciones en las que puede desarrollarse.</w:t>
             </w:r>
           </w:p>
           <w:p>
             <w:r>
-              <w:t>En conclusión, el video destaca que estudiar la capacidad productiva permite planear de manera más realista, optimizar recursos y mejorar la eficiencia, logrando que la producción responda a las condiciones reales de la organización.</w:t>
+              <w:t>Antes de definir cantidades, programar tiempos o asignar cargas de trabajo, es indispensable comprender la relación entre los objetivos productivos y los medios disponibles para alcanzarlos.</w:t>
+            </w:r>
+          </w:p>
+          <w:p>
+            <w:r>
+              <w:lastRenderedPageBreak/>
+              <w:t>En este sentido, la capacidad productiva representa la posibilidad real de transformar recursos en resultados dentro de un período determinado, considerando las condiciones técnicas y operativas del sistema productivo.</w:t>
+            </w:r>
+          </w:p>
+          <w:p>
+            <w:r>
+              <w:t xml:space="preserve">Analizar la capacidad implica evaluar más que la cantidad de máquinas o trabajadores.  </w:t>
+            </w:r>
+          </w:p>
+          <w:p>
+            <w:r>
+              <w:t>Es necesario evaluar el tiempo disponible para operar, la disponibilidad de recursos, las limitaciones y factores como el rendimiento, los tiempos de preparación, mantenimientos, la secuencia de operaciones y la carga de trabajo.</w:t>
+            </w:r>
+          </w:p>
+          <w:p>
+            <w:r>
+              <w:t>Desde esta perspectiva, el concepto de recursos disponibles implica comprender cómo funcionan realmente los elementos del sistema, cómo interactúan entre sí y de qué manera sus condiciones afectan el desempeño global de la operación.</w:t>
+            </w:r>
+          </w:p>
+          <w:p>
+            <w:r>
+              <w:t>De este modo, una organización podría disponer de recursos instalados y, aun así, no contar con la capacidad efectiva suficiente para responder a una demanda o a un plan de producción determinado.</w:t>
+            </w:r>
+          </w:p>
+          <w:p>
+            <w:r>
+              <w:t xml:space="preserve">Por ello, estudiar la capacidad productiva permite planear de forma realista, optimizar recursos y mejorar la eficiencia. </w:t>
+            </w:r>
+          </w:p>
+          <w:p>
+            <w:r>
+              <w:t>Así, la producción responde mejor a las condiciones reales de la organización.</w:t>
             </w:r>
           </w:p>
         </w:tc>
@@ -2993,7 +3037,14 @@
         <w:rPr>
           <w:lang w:val="es-419" w:eastAsia="es-CO"/>
         </w:rPr>
-        <w:t>La capacidad productiva es la posibilidad real que tiene una operación, un proceso o un recurso para generar una determinada cantidad de bienes o servicios en un tiempo definido. En la planeación de la producción, este concepto permite establecer el límite de respuesta del sistema frente a la carga de trabajo que debe atenderse. Por lo tanto, la capacidad no se limita a la posibilidad de producir, sino que se define por lo que realmente puede alcanzarse según el tiempo disponible, las condiciones de operación y el nivel de aprovechamiento de los recursos.</w:t>
+        <w:t xml:space="preserve">La capacidad productiva es la posibilidad real que tiene una operación, un proceso o un recurso para generar una determinada cantidad de bienes o servicios en un tiempo definido. En la planeación de la producción, este concepto permite </w:t>
+      </w:r>
+      <w:r>
+        <w:rPr>
+          <w:lang w:val="es-419" w:eastAsia="es-CO"/>
+        </w:rPr>
+        <w:lastRenderedPageBreak/>
+        <w:t>establecer el límite de respuesta del sistema frente a la carga de trabajo que debe atenderse. Por lo tanto, la capacidad no se limita a la posibilidad de producir, sino que se define por lo que realmente puede alcanzarse según el tiempo disponible, las condiciones de operación y el nivel de aprovechamiento de los recursos.</w:t>
       </w:r>
     </w:p>
     <w:p>
@@ -3147,28 +3198,28 @@
         <w:rPr>
           <w:lang w:val="es-419" w:eastAsia="es-CO"/>
         </w:rPr>
+        <w:t>Tiempo útil de operación.</w:t>
+      </w:r>
+    </w:p>
+    <w:p>
+      <w:pPr>
+        <w:rPr>
+          <w:lang w:val="es-419" w:eastAsia="es-CO"/>
+        </w:rPr>
+      </w:pPr>
+      <w:r>
+        <w:rPr>
+          <w:lang w:val="es-419" w:eastAsia="es-CO"/>
+        </w:rPr>
+        <w:t>Sin embargo, la disponibilidad de recursos no debe entenderse como simple existencia física. Un equipo puede estar instalado, pero no necesariamente disponible por mantenimiento, preparación, cambios de referencia o restricción técnica. Del mismo modo, puede existir personal asignado, pero con limitaciones de jornada, experiencia o desempeño. Por eso, al analizar la capacidad, se debe revisar la disponibilidad real de los recursos y su posibilidad efectiva de responder a la carga de trabajo (Chapman, 2006).</w:t>
+      </w:r>
+    </w:p>
+    <w:p>
+      <w:pPr>
+        <w:pStyle w:val="Ttulo3"/>
+      </w:pPr>
+      <w:r>
         <w:lastRenderedPageBreak/>
-        <w:t>Tiempo útil de operación.</w:t>
-      </w:r>
-    </w:p>
-    <w:p>
-      <w:pPr>
-        <w:rPr>
-          <w:lang w:val="es-419" w:eastAsia="es-CO"/>
-        </w:rPr>
-      </w:pPr>
-      <w:r>
-        <w:rPr>
-          <w:lang w:val="es-419" w:eastAsia="es-CO"/>
-        </w:rPr>
-        <w:t>Sin embargo, la disponibilidad de recursos no debe entenderse como simple existencia física. Un equipo puede estar instalado, pero no necesariamente disponible por mantenimiento, preparación, cambios de referencia o restricción técnica. Del mismo modo, puede existir personal asignado, pero con limitaciones de jornada, experiencia o desempeño. Por eso, al analizar la capacidad, se debe revisar la disponibilidad real de los recursos y su posibilidad efectiva de responder a la carga de trabajo (Chapman, 2006).</w:t>
-      </w:r>
-    </w:p>
-    <w:p>
-      <w:pPr>
-        <w:pStyle w:val="Ttulo3"/>
-      </w:pPr>
-      <w:r>
         <w:t>Capacidad disponible, capacidad requerida y equilibrio de la operación</w:t>
       </w:r>
     </w:p>
@@ -3258,36 +3309,36 @@
         <w:rPr>
           <w:lang w:val="es-419" w:eastAsia="es-CO"/>
         </w:rPr>
+        <w:t>La planeación de la capacidad se comprende como el proceso orientado a equilibrar esa diferencia, con el propósito de cumplir los tiempos y atender las necesidades del cliente mediante un uso adecuado de los recursos (Chapman, 2006).</w:t>
+      </w:r>
+    </w:p>
+    <w:p>
+      <w:pPr>
+        <w:pStyle w:val="Ttulo3"/>
+      </w:pPr>
+      <w:r>
+        <w:t>Tipos de capacidad para el análisis operativo</w:t>
+      </w:r>
+    </w:p>
+    <w:p>
+      <w:pPr>
+        <w:rPr>
+          <w:lang w:val="es-419" w:eastAsia="es-CO"/>
+        </w:rPr>
+      </w:pPr>
+      <w:r>
+        <w:rPr>
+          <w:lang w:val="es-419" w:eastAsia="es-CO"/>
+        </w:rPr>
+        <w:t>Este apartado permite profundizar en la comprensión de la capacidad productiva a partir de sus distintas formas. Para ello, resulta pertinente diferenciar los tipos de capacidad y su interpretación dentro de la planeación de la producción:</w:t>
+      </w:r>
+    </w:p>
+    <w:p>
+      <w:pPr>
+        <w:pStyle w:val="Ttulo5"/>
+      </w:pPr>
+      <w:r>
         <w:lastRenderedPageBreak/>
-        <w:t>La planeación de la capacidad se comprende como el proceso orientado a equilibrar esa diferencia, con el propósito de cumplir los tiempos y atender las necesidades del cliente mediante un uso adecuado de los recursos (Chapman, 2006).</w:t>
-      </w:r>
-    </w:p>
-    <w:p>
-      <w:pPr>
-        <w:pStyle w:val="Ttulo3"/>
-      </w:pPr>
-      <w:r>
-        <w:t>Tipos de capacidad para el análisis operativo</w:t>
-      </w:r>
-    </w:p>
-    <w:p>
-      <w:pPr>
-        <w:rPr>
-          <w:lang w:val="es-419" w:eastAsia="es-CO"/>
-        </w:rPr>
-      </w:pPr>
-      <w:r>
-        <w:rPr>
-          <w:lang w:val="es-419" w:eastAsia="es-CO"/>
-        </w:rPr>
-        <w:t>Este apartado permite profundizar en la comprensión de la capacidad productiva a partir de sus distintas formas. Para ello, resulta pertinente diferenciar los tipos de capacidad y su interpretación dentro de la planeación de la producción:</w:t>
-      </w:r>
-    </w:p>
-    <w:p>
-      <w:pPr>
-        <w:pStyle w:val="Ttulo5"/>
-      </w:pPr>
-      <w:r>
         <w:t>Capacidad instalada</w:t>
       </w:r>
     </w:p>
@@ -3383,7 +3434,6 @@
         <w:pStyle w:val="Ttulo5"/>
       </w:pPr>
       <w:r>
-        <w:lastRenderedPageBreak/>
         <w:t>Capacidad requerida</w:t>
       </w:r>
     </w:p>
@@ -3458,6 +3508,7 @@
         <w:rPr>
           <w:lang w:val="es-419" w:eastAsia="es-CO"/>
         </w:rPr>
+        <w:lastRenderedPageBreak/>
         <w:t>Ejemplo</w:t>
       </w:r>
       <w:r>
@@ -3546,7 +3597,6 @@
         <w:rPr>
           <w:lang w:val="es-419" w:eastAsia="es-CO"/>
         </w:rPr>
-        <w:lastRenderedPageBreak/>
         <w:t>Cuando esto pasa, el plan nace sobredimensionado y luego aparecen atrasos, reprocesos, horas extra o necesidad de reprogramar. Por eso, el análisis técnico de la capacidad exige pasar del potencial teórico a la respuesta real del sistema. Chapman (2006), además, distingue entre capacidad nominal y capacidad demostrada, y presenta esta última como la salida real observada en los registros de producción.</w:t>
       </w:r>
     </w:p>
@@ -3600,6 +3650,7 @@
           <w:bCs/>
           <w:lang w:val="es-419" w:eastAsia="es-CO"/>
         </w:rPr>
+        <w:lastRenderedPageBreak/>
         <w:t>“Para profundizar sobre Cálculo básico de la capacidad, consulte el documento “</w:t>
       </w:r>
       <w:proofErr w:type="spellStart"/>
@@ -3625,7 +3676,7 @@
       <w:pPr>
         <w:pStyle w:val="Ttulo2"/>
       </w:pPr>
-      <w:bookmarkStart w:id="3" w:name="_Toc231573332"/>
+      <w:bookmarkStart w:id="3" w:name="_Toc232012138"/>
       <w:r>
         <w:t>Información de demanda y pronósticos de producción</w:t>
       </w:r>
@@ -3768,21 +3819,27 @@
         <w:rPr>
           <w:lang w:val="es-419" w:eastAsia="es-CO"/>
         </w:rPr>
+        <w:t>En la planeación de la producción, su estudio es esencial porque permite anticipar cuánto podría requerirse, en qué momento y en qué condiciones, de manera que la organización no programe a ciegas, sino con base en evidencias y proyecciones razonables. Los pronósticos y la administración de la demanda se presentan como parte central del proceso de planeación, porque conectan la necesidad del mercado con la capacidad de respuesta del sistema productivo.</w:t>
+      </w:r>
+    </w:p>
+    <w:p>
+      <w:pPr>
+        <w:rPr>
+          <w:lang w:val="es-419" w:eastAsia="es-CO"/>
+        </w:rPr>
+      </w:pPr>
+      <w:r>
+        <w:rPr>
+          <w:lang w:val="es-419" w:eastAsia="es-CO"/>
+        </w:rPr>
+        <w:t xml:space="preserve">Los pronósticos de producción corresponden a estimaciones sobre la demanda futura y sirven como apoyo para definir volúmenes, tiempos, recursos y prioridades de operación. Su importancia radica en que ayudan a reducir la incertidumbre propia de </w:t>
+      </w:r>
+      <w:r>
+        <w:rPr>
+          <w:lang w:val="es-419" w:eastAsia="es-CO"/>
+        </w:rPr>
         <w:lastRenderedPageBreak/>
-        <w:t>En la planeación de la producción, su estudio es esencial porque permite anticipar cuánto podría requerirse, en qué momento y en qué condiciones, de manera que la organización no programe a ciegas, sino con base en evidencias y proyecciones razonables. Los pronósticos y la administración de la demanda se presentan como parte central del proceso de planeación, porque conectan la necesidad del mercado con la capacidad de respuesta del sistema productivo.</w:t>
-      </w:r>
-    </w:p>
-    <w:p>
-      <w:pPr>
-        <w:rPr>
-          <w:lang w:val="es-419" w:eastAsia="es-CO"/>
-        </w:rPr>
-      </w:pPr>
-      <w:r>
-        <w:rPr>
-          <w:lang w:val="es-419" w:eastAsia="es-CO"/>
-        </w:rPr>
-        <w:t>Los pronósticos de producción corresponden a estimaciones sobre la demanda futura y sirven como apoyo para definir volúmenes, tiempos, recursos y prioridades de operación. Su importancia radica en que ayudan a reducir la incertidumbre propia de cualquier proceso productivo, aunque no eliminan por completo el riesgo de error. Para construir un pronóstico, se analizan los siguientes patrones:</w:t>
+        <w:t>cualquier proceso productivo, aunque no eliminan por completo el riesgo de error. Para construir un pronóstico, se analizan los siguientes patrones:</w:t>
       </w:r>
     </w:p>
     <w:p>
@@ -3926,7 +3983,6 @@
           <w:rStyle w:val="Ttulo5Car"/>
           <w:b w:val="0"/>
         </w:rPr>
-        <w:lastRenderedPageBreak/>
         <w:t>La programación de recursos.</w:t>
       </w:r>
     </w:p>
@@ -4022,6 +4078,7 @@
           <w:rStyle w:val="Ttulo5Car"/>
           <w:b w:val="0"/>
         </w:rPr>
+        <w:lastRenderedPageBreak/>
         <w:t>Por eso, la información de demanda y los pronósticos de producción constituyen una base para planear con mayor coherencia, sostener el cumplimiento operativo y articular mejor la producción con las condiciones reales del entorno (Jacobs, 2014).</w:t>
       </w:r>
     </w:p>
@@ -4161,7 +4218,6 @@
         <w:rPr>
           <w:lang w:val="es-419" w:eastAsia="es-CO"/>
         </w:rPr>
-        <w:lastRenderedPageBreak/>
         <w:t>La estacionalidad.</w:t>
       </w:r>
     </w:p>
@@ -4213,6 +4269,7 @@
         <w:rPr>
           <w:lang w:val="es-419" w:eastAsia="es-CO"/>
         </w:rPr>
+        <w:lastRenderedPageBreak/>
         <w:t>Programar por encima de lo requerido.</w:t>
       </w:r>
     </w:p>
@@ -4361,7 +4418,6 @@
         <w:rPr>
           <w:lang w:val="es-419" w:eastAsia="es-CO"/>
         </w:rPr>
-        <w:lastRenderedPageBreak/>
         <w:t>Sí la demanda se mantiene relativamente estable.</w:t>
       </w:r>
     </w:p>
@@ -4438,7 +4494,14 @@
         <w:rPr>
           <w:lang w:val="es-419" w:eastAsia="es-CO"/>
         </w:rPr>
-        <w:t>Comprender estos componentes es importante porque no toda variación de la demanda debe interpretarse del mismo modo. Un aumento sostenido no se analiza igual que un pico estacional, y una caída temporal no necesariamente indica una tendencia permanente.</w:t>
+        <w:t xml:space="preserve">Comprender estos componentes es importante porque no toda variación de la demanda debe interpretarse del mismo modo. Un aumento sostenido no se analiza </w:t>
+      </w:r>
+      <w:r>
+        <w:rPr>
+          <w:lang w:val="es-419" w:eastAsia="es-CO"/>
+        </w:rPr>
+        <w:lastRenderedPageBreak/>
+        <w:t>igual que un pico estacional, y una caída temporal no necesariamente indica una tendencia permanente.</w:t>
       </w:r>
     </w:p>
     <w:p>
@@ -4545,7 +4608,6 @@
         <w:rPr>
           <w:rStyle w:val="Ttulo5Car"/>
         </w:rPr>
-        <w:lastRenderedPageBreak/>
         <w:t>Variación aleatoria.</w:t>
       </w:r>
       <w:r>
@@ -4617,6 +4679,7 @@
         <w:rPr>
           <w:rStyle w:val="Ttulo5Car"/>
         </w:rPr>
+        <w:lastRenderedPageBreak/>
         <w:t>Cualitativos.</w:t>
       </w:r>
       <w:r>
@@ -4689,14 +4752,7 @@
         <w:rPr>
           <w:lang w:val="es-419" w:eastAsia="es-CO"/>
         </w:rPr>
-        <w:t xml:space="preserve">Además, cuando la información histórica es escasa o el entorno cambia con rapidez, los métodos cualitativos pueden complementar el análisis. Lo importante no es </w:t>
-      </w:r>
-      <w:r>
-        <w:rPr>
-          <w:lang w:val="es-419" w:eastAsia="es-CO"/>
-        </w:rPr>
-        <w:lastRenderedPageBreak/>
-        <w:t xml:space="preserve">solo aplicar una técnica, sino comprender que el pronóstico debe corresponder al tipo de información disponible y al uso que se le dará dentro del proceso de planeación </w:t>
+        <w:t xml:space="preserve">Además, cuando la información histórica es escasa o el entorno cambia con rapidez, los métodos cualitativos pueden complementar el análisis. Lo importante no es solo aplicar una técnica, sino comprender que el pronóstico debe corresponder al tipo de información disponible y al uso que se le dará dentro del proceso de planeación </w:t>
       </w:r>
       <w:r>
         <w:rPr>
@@ -4744,7 +4800,14 @@
         <w:rPr>
           <w:lang w:val="es-419" w:eastAsia="es-CO"/>
         </w:rPr>
-        <w:t>No obstante, la planeación no puede depender únicamente de pedidos ya recibidos, ya que muchas decisiones de producción deben prepararse antes de que toda la demanda esté confirmada. Por esa razón, las proyecciones complementan la información real disponible y ayudan a estimar qué podría ocurrir en periodos próximos. A partir de esta relación, se tiene:</w:t>
+        <w:t xml:space="preserve">No obstante, la planeación no puede depender únicamente de pedidos ya recibidos, ya que muchas decisiones de producción deben prepararse antes de que </w:t>
+      </w:r>
+      <w:r>
+        <w:rPr>
+          <w:lang w:val="es-419" w:eastAsia="es-CO"/>
+        </w:rPr>
+        <w:lastRenderedPageBreak/>
+        <w:t>toda la demanda esté confirmada. Por esa razón, las proyecciones complementan la información real disponible y ayudan a estimar qué podría ocurrir en periodos próximos. A partir de esta relación, se tiene:</w:t>
       </w:r>
     </w:p>
     <w:p>
@@ -4877,7 +4940,6 @@
         <w:rPr>
           <w:lang w:val="es-419" w:eastAsia="es-CO"/>
         </w:rPr>
-        <w:lastRenderedPageBreak/>
         <w:t>Esta práctica es útil porque reconoce que la demanda futura nunca es completamente segura y que la organización necesita prepararse para comportamientos distintos del más probable.</w:t>
       </w:r>
     </w:p>
@@ -4937,6 +4999,7 @@
         <w:rPr>
           <w:lang w:val="es-419" w:eastAsia="es-CO"/>
         </w:rPr>
+        <w:lastRenderedPageBreak/>
         <w:t>Carga de trabajo.</w:t>
       </w:r>
     </w:p>
@@ -5115,16 +5178,16 @@
         <w:rPr>
           <w:lang w:val="es-419" w:eastAsia="es-CO"/>
         </w:rPr>
+        <w:t>Por ejemplo, si los históricos muestran que la demanda aumenta de forma recurrente en determinados meses, la organización puede prepararse con anticipación y evitar que la programación quede desbordada cuando ese aumento ocurra. Así, el análisis de demanda y el pronóstico cumplen una función preventiva y estratégica: ayudan a que la producción se prepare con mayor coherencia frente a lo que probablemente tendrá que atender (Chapman, 2006).</w:t>
+      </w:r>
+    </w:p>
+    <w:p>
+      <w:pPr>
+        <w:pStyle w:val="Ttulo2"/>
+      </w:pPr>
+      <w:bookmarkStart w:id="4" w:name="_Toc232012139"/>
+      <w:r>
         <w:lastRenderedPageBreak/>
-        <w:t>Por ejemplo, si los históricos muestran que la demanda aumenta de forma recurrente en determinados meses, la organización puede prepararse con anticipación y evitar que la programación quede desbordada cuando ese aumento ocurra. Así, el análisis de demanda y el pronóstico cumplen una función preventiva y estratégica: ayudan a que la producción se prepare con mayor coherencia frente a lo que probablemente tendrá que atender (Chapman, 2006).</w:t>
-      </w:r>
-    </w:p>
-    <w:p>
-      <w:pPr>
-        <w:pStyle w:val="Ttulo2"/>
-      </w:pPr>
-      <w:bookmarkStart w:id="4" w:name="_Toc231573333"/>
-      <w:r>
         <w:t>Parámetros técnicos de los procesos productivos</w:t>
       </w:r>
       <w:bookmarkEnd w:id="4"/>
@@ -5318,7 +5381,6 @@
         <w:rPr>
           <w:rStyle w:val="Ttulo5Car"/>
         </w:rPr>
-        <w:lastRenderedPageBreak/>
         <w:t>Tiempo de operación.</w:t>
       </w:r>
       <w:r>
@@ -5419,6 +5481,7 @@
         <w:rPr>
           <w:rStyle w:val="Ttulo5Car"/>
         </w:rPr>
+        <w:lastRenderedPageBreak/>
         <w:t>Especificaciones.</w:t>
       </w:r>
       <w:r>
@@ -5578,14 +5641,7 @@
         <w:rPr>
           <w:lang w:val="es-419" w:eastAsia="es-CO"/>
         </w:rPr>
-        <w:t xml:space="preserve"> Corresponde al intervalo que transcurre entre la finalización de una unidad y la finalización de la siguiente dentro de una operación </w:t>
-      </w:r>
-      <w:r>
-        <w:rPr>
-          <w:lang w:val="es-419" w:eastAsia="es-CO"/>
-        </w:rPr>
-        <w:lastRenderedPageBreak/>
-        <w:t>repetitiva. Este tiempo permite comprender el ritmo real con el que se genera la producción y se utiliza para estimar la capacidad y el flujo del proceso (</w:t>
+        <w:t xml:space="preserve"> Corresponde al intervalo que transcurre entre la finalización de una unidad y la finalización de la siguiente dentro de una operación repetitiva. Este tiempo permite comprender el ritmo real con el que se genera la producción y se utiliza para estimar la capacidad y el flujo del proceso (</w:t>
       </w:r>
       <w:proofErr w:type="spellStart"/>
       <w:r>
@@ -5630,7 +5686,14 @@
         <w:rPr>
           <w:lang w:val="es-419" w:eastAsia="es-CO"/>
         </w:rPr>
-        <w:t xml:space="preserve"> Se refiere al tiempo efectivo requerido para ejecutar una actividad o transformar una unidad. Su análisis se centra en el contenido de trabajo de una operación específica, por lo que describe una tarea puntual dentro del proceso (</w:t>
+        <w:t xml:space="preserve"> Se refiere al tiempo efectivo requerido para ejecutar una actividad o transformar una unidad. Su análisis se centra en el contenido de </w:t>
+      </w:r>
+      <w:r>
+        <w:rPr>
+          <w:lang w:val="es-419" w:eastAsia="es-CO"/>
+        </w:rPr>
+        <w:lastRenderedPageBreak/>
+        <w:t>trabajo de una operación específica, por lo que describe una tarea puntual dentro del proceso (</w:t>
       </w:r>
       <w:proofErr w:type="spellStart"/>
       <w:r>
@@ -5794,52 +5857,46 @@
         <w:rPr>
           <w:lang w:val="es-419" w:eastAsia="es-CO"/>
         </w:rPr>
-        <w:t xml:space="preserve">En consecuencia, la planeación debe incorporar no solo los tiempos de producción, sino también los tiempos de alistamiento, ajustes, cambios y limpieza. </w:t>
-      </w:r>
+        <w:t>En consecuencia, la planeación debe incorporar no solo los tiempos de producción, sino también los tiempos de alistamiento, ajustes, cambios y limpieza. Todos ellos inciden en el desempeño del proceso y, por tanto, deben considerarse como parte integral del análisis operativo.</w:t>
+      </w:r>
+    </w:p>
+    <w:p>
+      <w:pPr>
+        <w:rPr>
+          <w:lang w:val="es-419" w:eastAsia="es-CO"/>
+        </w:rPr>
+      </w:pPr>
+      <w:r>
+        <w:rPr>
+          <w:lang w:val="es-419" w:eastAsia="es-CO"/>
+        </w:rPr>
+        <w:t>A continuación, se presentan las fórmulas básicas utilizadas en este análisis:</w:t>
+      </w:r>
+    </w:p>
+    <w:p>
+      <w:pPr>
+        <w:rPr>
+          <w:lang w:val="es-419" w:eastAsia="es-CO"/>
+        </w:rPr>
+      </w:pPr>
+      <w:r>
+        <w:rPr>
+          <w:lang w:val="es-419" w:eastAsia="es-CO"/>
+        </w:rPr>
+        <w:t>Tiempo de ciclo promedio:</w:t>
+      </w:r>
+    </w:p>
+    <w:p>
+      <w:pPr>
+        <w:rPr>
+          <w:lang w:val="es-419" w:eastAsia="es-CO"/>
+        </w:rPr>
+      </w:pPr>
       <w:r>
         <w:rPr>
           <w:lang w:val="es-419" w:eastAsia="es-CO"/>
         </w:rPr>
         <w:lastRenderedPageBreak/>
-        <w:t>Todos ellos inciden en el desempeño del proceso y, por tanto, deben considerarse como parte integral del análisis operativo.</w:t>
-      </w:r>
-    </w:p>
-    <w:p>
-      <w:pPr>
-        <w:rPr>
-          <w:lang w:val="es-419" w:eastAsia="es-CO"/>
-        </w:rPr>
-      </w:pPr>
-      <w:r>
-        <w:rPr>
-          <w:lang w:val="es-419" w:eastAsia="es-CO"/>
-        </w:rPr>
-        <w:t>A continuación, se presentan las fórmulas básicas utilizadas en este análisis:</w:t>
-      </w:r>
-    </w:p>
-    <w:p>
-      <w:pPr>
-        <w:rPr>
-          <w:lang w:val="es-419" w:eastAsia="es-CO"/>
-        </w:rPr>
-      </w:pPr>
-      <w:r>
-        <w:rPr>
-          <w:lang w:val="es-419" w:eastAsia="es-CO"/>
-        </w:rPr>
-        <w:t>Tiempo de ciclo promedio:</w:t>
-      </w:r>
-    </w:p>
-    <w:p>
-      <w:pPr>
-        <w:rPr>
-          <w:lang w:val="es-419" w:eastAsia="es-CO"/>
-        </w:rPr>
-      </w:pPr>
-      <w:r>
-        <w:rPr>
-          <w:lang w:val="es-419" w:eastAsia="es-CO"/>
-        </w:rPr>
         <w:t>Tc = (sumatoria) Σ</w:t>
       </w:r>
       <w:r>
@@ -6148,21 +6205,27 @@
         <w:pStyle w:val="Ttulo3"/>
       </w:pPr>
       <w:r>
+        <w:t>Rendimiento, estándares y control del trabajo</w:t>
+      </w:r>
+    </w:p>
+    <w:p>
+      <w:pPr>
+        <w:rPr>
+          <w:lang w:val="es-419" w:eastAsia="es-CO"/>
+        </w:rPr>
+      </w:pPr>
+      <w:r>
+        <w:rPr>
+          <w:lang w:val="es-419" w:eastAsia="es-CO"/>
+        </w:rPr>
+        <w:t xml:space="preserve">En la gestión de operaciones, estos conceptos permiten evaluar el desempeño real de un proceso, establecer referencias claras de ejecución y tomar decisiones </w:t>
+      </w:r>
+      <w:r>
+        <w:rPr>
+          <w:lang w:val="es-419" w:eastAsia="es-CO"/>
+        </w:rPr>
         <w:lastRenderedPageBreak/>
-        <w:t>Rendimiento, estándares y control del trabajo</w:t>
-      </w:r>
-    </w:p>
-    <w:p>
-      <w:pPr>
-        <w:rPr>
-          <w:lang w:val="es-419" w:eastAsia="es-CO"/>
-        </w:rPr>
-      </w:pPr>
-      <w:r>
-        <w:rPr>
-          <w:lang w:val="es-419" w:eastAsia="es-CO"/>
-        </w:rPr>
-        <w:t>En la gestión de operaciones, estos conceptos permiten evaluar el desempeño real de un proceso, establecer referencias claras de ejecución y tomar decisiones fundamentadas para su mejora continua. Para comprender su relación dentro del entorno productivo, se presenta la siguiente organización conceptual:</w:t>
+        <w:t>fundamentadas para su mejora continua. Para comprender su relación dentro del entorno productivo, se presenta la siguiente organización conceptual:</w:t>
       </w:r>
     </w:p>
     <w:p>
@@ -6322,21 +6385,27 @@
         <w:pStyle w:val="Ttulo4"/>
       </w:pPr>
       <w:r>
+        <w:t>Ejemplo</w:t>
+      </w:r>
+    </w:p>
+    <w:p>
+      <w:pPr>
+        <w:rPr>
+          <w:lang w:val="es-419" w:eastAsia="es-CO"/>
+        </w:rPr>
+      </w:pPr>
+      <w:r>
+        <w:rPr>
+          <w:lang w:val="es-419" w:eastAsia="es-CO"/>
+        </w:rPr>
+        <w:t xml:space="preserve">Esta aplicación práctica se comprende mejor mediante un caso sencillo: si una operación tiene un estándar de 4 minutos por unidad y durante la jornada se registra </w:t>
+      </w:r>
+      <w:r>
+        <w:rPr>
+          <w:lang w:val="es-419" w:eastAsia="es-CO"/>
+        </w:rPr>
         <w:lastRenderedPageBreak/>
-        <w:t>Ejemplo</w:t>
-      </w:r>
-    </w:p>
-    <w:p>
-      <w:pPr>
-        <w:rPr>
-          <w:lang w:val="es-419" w:eastAsia="es-CO"/>
-        </w:rPr>
-      </w:pPr>
-      <w:r>
-        <w:rPr>
-          <w:lang w:val="es-419" w:eastAsia="es-CO"/>
-        </w:rPr>
-        <w:t>Esta aplicación práctica se comprende mejor mediante un caso sencillo: si una operación tiene un estándar de 4 minutos por unidad y durante la jornada se registra un promedio de 5 minutos, la diferencia puede indicar problemas asociados al método, al nivel de entrenamiento, a los materiales o a los tiempos de alistamiento.</w:t>
+        <w:t>un promedio de 5 minutos, la diferencia puede indicar problemas asociados al método, al nivel de entrenamiento, a los materiales o a los tiempos de alistamiento.</w:t>
       </w:r>
     </w:p>
     <w:p>
@@ -6472,20 +6541,20 @@
         <w:rPr>
           <w:lang w:val="es-419" w:eastAsia="es-CO"/>
         </w:rPr>
+        <w:t>Los suplementos es el tiempo que se agrega al tiempo normal para permitir descanso y demoras personales inevitables y por fatiga.</w:t>
+      </w:r>
+    </w:p>
+    <w:p>
+      <w:pPr>
+        <w:rPr>
+          <w:lang w:val="es-419" w:eastAsia="es-CO"/>
+        </w:rPr>
+      </w:pPr>
+      <w:r>
+        <w:rPr>
+          <w:lang w:val="es-419" w:eastAsia="es-CO"/>
+        </w:rPr>
         <w:lastRenderedPageBreak/>
-        <w:t>Los suplementos es el tiempo que se agrega al tiempo normal para permitir descanso y demoras personales inevitables y por fatiga.</w:t>
-      </w:r>
-    </w:p>
-    <w:p>
-      <w:pPr>
-        <w:rPr>
-          <w:lang w:val="es-419" w:eastAsia="es-CO"/>
-        </w:rPr>
-      </w:pPr>
-      <w:r>
-        <w:rPr>
-          <w:lang w:val="es-419" w:eastAsia="es-CO"/>
-        </w:rPr>
         <w:t>Rendimiento:</w:t>
       </w:r>
     </w:p>
@@ -6650,14 +6719,20 @@
         <w:rPr>
           <w:rStyle w:val="Ttulo5Car"/>
         </w:rPr>
+        <w:t>Especificaciones técnicas.</w:t>
+      </w:r>
+      <w:r>
+        <w:rPr>
+          <w:lang w:val="es-419" w:eastAsia="es-CO"/>
+        </w:rPr>
+        <w:t xml:space="preserve"> Establecen las características que deben cumplir los materiales, los procesos o los productos terminados para considerarse conformes. Pueden referirse a dimensiones, peso, temperatura, velocidad, </w:t>
+      </w:r>
+      <w:r>
+        <w:rPr>
+          <w:lang w:val="es-419" w:eastAsia="es-CO"/>
+        </w:rPr>
         <w:lastRenderedPageBreak/>
-        <w:t>Especificaciones técnicas.</w:t>
-      </w:r>
-      <w:r>
-        <w:rPr>
-          <w:lang w:val="es-419" w:eastAsia="es-CO"/>
-        </w:rPr>
-        <w:t xml:space="preserve"> Establecen las características que deben cumplir los materiales, los procesos o los productos terminados para considerarse conformes. Pueden referirse a dimensiones, peso, temperatura, velocidad, composición o acabado, según lo definido por el diseño, la norma o los requisitos del cliente.</w:t>
+        <w:t>composición o acabado, según lo definido por el diseño, la norma o los requisitos del cliente.</w:t>
       </w:r>
     </w:p>
     <w:p>
@@ -7004,7 +7079,7 @@
       <w:pPr>
         <w:pStyle w:val="Ttulo1"/>
       </w:pPr>
-      <w:bookmarkStart w:id="5" w:name="_Toc231573334"/>
+      <w:bookmarkStart w:id="5" w:name="_Toc232012140"/>
       <w:r>
         <w:lastRenderedPageBreak/>
         <w:t>Programación y secuenciación de la producción</w:t>
@@ -7069,7 +7144,7 @@
       <w:pPr>
         <w:pStyle w:val="Ttulo2"/>
       </w:pPr>
-      <w:bookmarkStart w:id="6" w:name="_Toc231573335"/>
+      <w:bookmarkStart w:id="6" w:name="_Toc232012141"/>
       <w:r>
         <w:t>Métodos de programación de la producción</w:t>
       </w:r>
@@ -7160,11 +7235,17 @@
       </w:r>
       <w:r>
         <w:rPr>
+          <w:lang w:val="es-419" w:eastAsia="es-CO"/>
+        </w:rPr>
+        <w:t>Rodríguez, 2010</w:t>
+      </w:r>
+      <w:r>
+        <w:rPr>
           <w:i/>
           <w:iCs/>
           <w:lang w:val="es-419" w:eastAsia="es-CO"/>
         </w:rPr>
-        <w:t>Rodríguez, 2010).</w:t>
+        <w:t>).</w:t>
       </w:r>
       <w:r>
         <w:rPr>
@@ -7892,11 +7973,17 @@
       </w:r>
       <w:r>
         <w:rPr>
+          <w:lang w:val="es-419" w:eastAsia="es-CO"/>
+        </w:rPr>
+        <w:t>FIFO</w:t>
+      </w:r>
+      <w:r>
+        <w:rPr>
           <w:i/>
           <w:iCs/>
           <w:lang w:val="es-419" w:eastAsia="es-CO"/>
         </w:rPr>
-        <w:t>FIFO,</w:t>
+        <w:t>,</w:t>
       </w:r>
       <w:r>
         <w:rPr>
@@ -8128,25 +8215,29 @@
       </w:r>
       <w:r>
         <w:rPr>
+          <w:lang w:val="es-419" w:eastAsia="es-CO"/>
+        </w:rPr>
+        <w:t>CPM</w:t>
+      </w:r>
+      <w:r>
+        <w:rPr>
+          <w:lang w:val="es-419" w:eastAsia="es-CO"/>
+        </w:rPr>
+        <w:t xml:space="preserve"> se orienta principalmente al control del tiempo bajo condiciones relativamente estables, mientras que </w:t>
+      </w:r>
+      <w:r>
+        <w:rPr>
+          <w:lang w:val="es-419" w:eastAsia="es-CO"/>
+        </w:rPr>
+        <w:t>PERT</w:t>
+      </w:r>
+      <w:r>
+        <w:rPr>
           <w:i/>
           <w:iCs/>
           <w:lang w:val="es-419" w:eastAsia="es-CO"/>
         </w:rPr>
-        <w:t>CPM</w:t>
-      </w:r>
-      <w:r>
-        <w:rPr>
-          <w:lang w:val="es-419" w:eastAsia="es-CO"/>
-        </w:rPr>
-        <w:t xml:space="preserve"> se orienta principalmente al control del tiempo bajo condiciones relativamente estables, mientras que </w:t>
-      </w:r>
-      <w:r>
-        <w:rPr>
-          <w:i/>
-          <w:iCs/>
-          <w:lang w:val="es-419" w:eastAsia="es-CO"/>
-        </w:rPr>
-        <w:t xml:space="preserve">PERT </w:t>
+        <w:t xml:space="preserve"> </w:t>
       </w:r>
       <w:r>
         <w:rPr>
@@ -8190,8 +8281,6 @@
       </w:r>
       <w:r>
         <w:rPr>
-          <w:i/>
-          <w:iCs/>
           <w:lang w:val="es-419" w:eastAsia="es-CO"/>
         </w:rPr>
         <w:t>PERT:</w:t>
@@ -8609,7 +8698,7 @@
       <w:pPr>
         <w:pStyle w:val="Ttulo2"/>
       </w:pPr>
-      <w:bookmarkStart w:id="7" w:name="_Toc231573336"/>
+      <w:bookmarkStart w:id="7" w:name="_Toc232012142"/>
       <w:r>
         <w:lastRenderedPageBreak/>
         <w:t>Secuencias y rutas de producción</w:t>
@@ -9516,7 +9605,7 @@
       <w:pPr>
         <w:pStyle w:val="Ttulo2"/>
       </w:pPr>
-      <w:bookmarkStart w:id="8" w:name="_Toc231573337"/>
+      <w:bookmarkStart w:id="8" w:name="_Toc232012143"/>
       <w:r>
         <w:t>Estructura de cronogramas de producción</w:t>
       </w:r>
@@ -9593,8 +9682,6 @@
       <w:proofErr w:type="spellStart"/>
       <w:r>
         <w:rPr>
-          <w:i/>
-          <w:iCs/>
           <w:lang w:val="es-419" w:eastAsia="es-CO"/>
         </w:rPr>
         <w:t>Martins</w:t>
@@ -9604,7 +9691,13 @@
         <w:rPr>
           <w:lang w:val="es-419" w:eastAsia="es-CO"/>
         </w:rPr>
-        <w:t>, 2026).</w:t>
+        <w:t>,</w:t>
+      </w:r>
+      <w:r>
+        <w:rPr>
+          <w:lang w:val="es-419" w:eastAsia="es-CO"/>
+        </w:rPr>
+        <w:t xml:space="preserve"> 2026).</w:t>
       </w:r>
     </w:p>
     <w:p>
@@ -10220,10 +10313,10 @@
           <w:lang w:val="es-419" w:eastAsia="es-CO"/>
         </w:rPr>
         <w:drawing>
-          <wp:inline distT="0" distB="0" distL="0" distR="0" wp14:anchorId="457F94AA" wp14:editId="0B6EF651">
+          <wp:inline distT="0" distB="0" distL="0" distR="0" wp14:anchorId="457F94AA" wp14:editId="1B6DB32F">
             <wp:extent cx="6332220" cy="4729480"/>
             <wp:effectExtent l="0" t="0" r="0" b="0"/>
-            <wp:docPr id="11" name="Imagen 11" descr="La imagen muestra un cronograma organizado por meses, desde febrero hasta diciembre, en el que se distribuyen diferentes actividades de un proceso productivo. A la izquierda aparecen las tareas, como investigación, clientes potenciales, lluvia de ideas, bocetos, conceptualización, desarrollo, prototipado, testeo, replanteamiento, planos técnicos, fabricación y embalaje. Cada actividad está representada por una barra horizontal de color que indica su duración y ubicación en el tiempo. La figura permite visualizar la secuencia, duración y posible superposición de actividades para planificar y controlar el avance de la producción."/>
+            <wp:docPr id="11" name="Imagen 11" descr="Diagrama de Gantt con cronograma anual de febrero a diciembre que incluye fases de proyecto como investigación, clientes potenciales, lluvia de ideas, bocetos, conceptualización, desarrollo, prototipado, testeo, replanteamiento, planes técnicos, fabricación y embalaje, representadas con barras de colores a lo largo de los meses. "/>
             <wp:cNvGraphicFramePr>
               <a:graphicFrameLocks xmlns:a="http://schemas.openxmlformats.org/drawingml/2006/main" noChangeAspect="1"/>
             </wp:cNvGraphicFramePr>
@@ -10231,7 +10324,7 @@
               <a:graphicData uri="http://schemas.openxmlformats.org/drawingml/2006/picture">
                 <pic:pic xmlns:pic="http://schemas.openxmlformats.org/drawingml/2006/picture">
                   <pic:nvPicPr>
-                    <pic:cNvPr id="11" name="Imagen 11" descr="La imagen muestra un cronograma organizado por meses, desde febrero hasta diciembre, en el que se distribuyen diferentes actividades de un proceso productivo. A la izquierda aparecen las tareas, como investigación, clientes potenciales, lluvia de ideas, bocetos, conceptualización, desarrollo, prototipado, testeo, replanteamiento, planos técnicos, fabricación y embalaje. Cada actividad está representada por una barra horizontal de color que indica su duración y ubicación en el tiempo. La figura permite visualizar la secuencia, duración y posible superposición de actividades para planificar y controlar el avance de la producción."/>
+                    <pic:cNvPr id="11" name="Imagen 11" descr="Diagrama de Gantt con cronograma anual de febrero a diciembre que incluye fases de proyecto como investigación, clientes potenciales, lluvia de ideas, bocetos, conceptualización, desarrollo, prototipado, testeo, replanteamiento, planes técnicos, fabricación y embalaje, representadas con barras de colores a lo largo de los meses. "/>
                     <pic:cNvPicPr/>
                   </pic:nvPicPr>
                   <pic:blipFill>
@@ -10535,7 +10628,7 @@
       <w:pPr>
         <w:pStyle w:val="Ttulo1"/>
       </w:pPr>
-      <w:bookmarkStart w:id="9" w:name="_Toc231573338"/>
+      <w:bookmarkStart w:id="9" w:name="_Toc232012144"/>
       <w:r>
         <w:lastRenderedPageBreak/>
         <w:t>Planificación operativa y documentación de la producción</w:t>
@@ -10585,7 +10678,7 @@
       <w:pPr>
         <w:pStyle w:val="Ttulo2"/>
       </w:pPr>
-      <w:bookmarkStart w:id="10" w:name="_Toc231573339"/>
+      <w:bookmarkStart w:id="10" w:name="_Toc232012145"/>
       <w:r>
         <w:t>Plan de producción documentado</w:t>
       </w:r>
@@ -10618,39 +10711,9 @@
       </w:r>
       <w:r>
         <w:rPr>
-          <w:i/>
-          <w:iCs/>
-          <w:lang w:val="es-419" w:eastAsia="es-CO"/>
-        </w:rPr>
-        <w:t>(</w:t>
-      </w:r>
-      <w:r>
-        <w:rPr>
-          <w:lang w:val="es-419" w:eastAsia="es-CO"/>
-        </w:rPr>
-        <w:t>Chapman</w:t>
-      </w:r>
-      <w:r>
-        <w:rPr>
-          <w:i/>
-          <w:iCs/>
-          <w:lang w:val="es-419" w:eastAsia="es-CO"/>
-        </w:rPr>
-        <w:t xml:space="preserve">, </w:t>
-      </w:r>
-      <w:r>
-        <w:rPr>
-          <w:lang w:val="es-419" w:eastAsia="es-CO"/>
-        </w:rPr>
-        <w:t>2006</w:t>
-      </w:r>
-      <w:r>
-        <w:rPr>
-          <w:i/>
-          <w:iCs/>
-          <w:lang w:val="es-419" w:eastAsia="es-CO"/>
-        </w:rPr>
-        <w:t>).</w:t>
+          <w:lang w:val="es-419" w:eastAsia="es-CO"/>
+        </w:rPr>
+        <w:t>(Chapman, 2006).</w:t>
       </w:r>
     </w:p>
     <w:p>
@@ -10909,8 +10972,6 @@
       </w:r>
       <w:r>
         <w:rPr>
-          <w:i/>
-          <w:iCs/>
           <w:lang w:val="es-419" w:eastAsia="es-CO"/>
         </w:rPr>
         <w:t>Chapman</w:t>
@@ -11113,17 +11174,15 @@
       </w:r>
       <w:r>
         <w:rPr>
-          <w:i/>
-          <w:iCs/>
-          <w:lang w:val="es-419" w:eastAsia="es-CO"/>
-        </w:rPr>
-        <w:t>Chapman,</w:t>
-      </w:r>
-      <w:r>
-        <w:rPr>
-          <w:lang w:val="es-419" w:eastAsia="es-CO"/>
-        </w:rPr>
-        <w:t xml:space="preserve"> 2006).</w:t>
+          <w:lang w:val="es-419" w:eastAsia="es-CO"/>
+        </w:rPr>
+        <w:t xml:space="preserve">Chapman, </w:t>
+      </w:r>
+      <w:r>
+        <w:rPr>
+          <w:lang w:val="es-419" w:eastAsia="es-CO"/>
+        </w:rPr>
+        <w:t>2006).</w:t>
       </w:r>
     </w:p>
     <w:p>
@@ -11143,7 +11202,7 @@
       <w:pPr>
         <w:pStyle w:val="Ttulo2"/>
       </w:pPr>
-      <w:bookmarkStart w:id="11" w:name="_Toc231573340"/>
+      <w:bookmarkStart w:id="11" w:name="_Toc232012146"/>
       <w:r>
         <w:lastRenderedPageBreak/>
         <w:t>Asignación de recursos: materiales, mano de obra y máquinas</w:t>
@@ -12384,7 +12443,7 @@
       <w:pPr>
         <w:pStyle w:val="Ttulo2"/>
       </w:pPr>
-      <w:bookmarkStart w:id="12" w:name="_Toc231573341"/>
+      <w:bookmarkStart w:id="12" w:name="_Toc232012147"/>
       <w:r>
         <w:t>Seguimiento, control y actualización de la producción</w:t>
       </w:r>
@@ -12441,21 +12500,27 @@
         <w:rPr>
           <w:lang w:val="es-419" w:eastAsia="es-CO"/>
         </w:rPr>
-        <w:t xml:space="preserve">Dentro del sistema productivo, la orden de trabajo tiene como propósito principal formalizar la instrucción de producción. A diferencia del plan general, que organiza el conjunto de la operación, la orden de trabajo se enfoca en una ejecución específica, como un lote, una referencia o una actividad puntual. Esto permite que el personal operativo tenga claridad sobre qué debe hacer y bajo qué condiciones debe hacerlo </w:t>
-      </w:r>
-      <w:r>
-        <w:rPr>
-          <w:i/>
-          <w:iCs/>
-          <w:lang w:val="es-419" w:eastAsia="es-CO"/>
-        </w:rPr>
-        <w:t>(</w:t>
-      </w:r>
-      <w:r>
-        <w:rPr>
-          <w:lang w:val="es-419" w:eastAsia="es-CO"/>
-        </w:rPr>
-        <w:t>Chapman, 2006).</w:t>
+        <w:t xml:space="preserve">Dentro del sistema productivo, la orden de trabajo tiene como propósito principal formalizar la instrucción de producción. A diferencia del plan general, que organiza el conjunto de la operación, la orden de trabajo se enfoca en una ejecución específica, como un lote, una referencia o una actividad puntual. Esto permite que el personal operativo tenga claridad sobre qué debe hacer y </w:t>
+      </w:r>
+      <w:proofErr w:type="gramStart"/>
+      <w:r>
+        <w:rPr>
+          <w:lang w:val="es-419" w:eastAsia="es-CO"/>
+        </w:rPr>
+        <w:t>bajo qué condiciones</w:t>
+      </w:r>
+      <w:proofErr w:type="gramEnd"/>
+      <w:r>
+        <w:rPr>
+          <w:lang w:val="es-419" w:eastAsia="es-CO"/>
+        </w:rPr>
+        <w:t xml:space="preserve"> debe </w:t>
+      </w:r>
+      <w:r>
+        <w:rPr>
+          <w:lang w:val="es-419" w:eastAsia="es-CO"/>
+        </w:rPr>
+        <w:t>hacerlo (Chapman, 2006).</w:t>
       </w:r>
     </w:p>
     <w:p>
@@ -13158,7 +13223,7 @@
       <w:pPr>
         <w:pStyle w:val="Ttulo1"/>
       </w:pPr>
-      <w:bookmarkStart w:id="13" w:name="_Toc231573342"/>
+      <w:bookmarkStart w:id="13" w:name="_Toc232012148"/>
       <w:r>
         <w:lastRenderedPageBreak/>
         <w:t>Gestión de información y comunicación en la producción</w:t>
@@ -13580,7 +13645,7 @@
       <w:pPr>
         <w:pStyle w:val="Ttulo2"/>
       </w:pPr>
-      <w:bookmarkStart w:id="14" w:name="_Toc231573343"/>
+      <w:bookmarkStart w:id="14" w:name="_Toc232012149"/>
       <w:r>
         <w:t>Sistemas de información para la gestión de producción</w:t>
       </w:r>
@@ -13889,11 +13954,31 @@
       </w:r>
       <w:r>
         <w:rPr>
+          <w:lang w:val="es-419" w:eastAsia="es-CO"/>
+        </w:rPr>
+        <w:t>Gómez</w:t>
+      </w:r>
+      <w:r>
+        <w:rPr>
           <w:i/>
           <w:iCs/>
           <w:lang w:val="es-419" w:eastAsia="es-CO"/>
         </w:rPr>
-        <w:t>Gómez, 2021).</w:t>
+        <w:t xml:space="preserve">, </w:t>
+      </w:r>
+      <w:r>
+        <w:rPr>
+          <w:lang w:val="es-419" w:eastAsia="es-CO"/>
+        </w:rPr>
+        <w:t>2021</w:t>
+      </w:r>
+      <w:r>
+        <w:rPr>
+          <w:i/>
+          <w:iCs/>
+          <w:lang w:val="es-419" w:eastAsia="es-CO"/>
+        </w:rPr>
+        <w:t>).</w:t>
       </w:r>
     </w:p>
     <w:p>
@@ -13956,7 +14041,7 @@
       <w:pPr>
         <w:pStyle w:val="Ttulo2"/>
       </w:pPr>
-      <w:bookmarkStart w:id="15" w:name="_Toc231573344"/>
+      <w:bookmarkStart w:id="15" w:name="_Toc232012150"/>
       <w:r>
         <w:t>Procedimientos de comunicación de órdenes</w:t>
       </w:r>
@@ -13999,7 +14084,21 @@
         <w:rPr>
           <w:lang w:val="es-419" w:eastAsia="es-CO"/>
         </w:rPr>
-        <w:t xml:space="preserve"> pero no la prioridad, si se indica el producto pero no la fecha, o si se comunica una modificación sin verificar que el responsable la recibió, la ejecución queda expuesta a interpretaciones. Por ello, los procedimientos de comunicación deben definir qué se informa, por qué medio, a quién, en qué momento y cómo se confirma la recepción.</w:t>
+        <w:t xml:space="preserve"> pero no la prioridad, si se indica el </w:t>
+      </w:r>
+      <w:proofErr w:type="gramStart"/>
+      <w:r>
+        <w:rPr>
+          <w:lang w:val="es-419" w:eastAsia="es-CO"/>
+        </w:rPr>
+        <w:t>producto</w:t>
+      </w:r>
+      <w:proofErr w:type="gramEnd"/>
+      <w:r>
+        <w:rPr>
+          <w:lang w:val="es-419" w:eastAsia="es-CO"/>
+        </w:rPr>
+        <w:t xml:space="preserve"> pero no la fecha, o si se comunica una modificación sin verificar que el responsable la recibió, la ejecución queda expuesta a interpretaciones. Por ello, los procedimientos de comunicación deben definir qué se informa, por qué medio, a quién, en qué momento y cómo se confirma la recepción.</w:t>
       </w:r>
     </w:p>
     <w:p>
@@ -14367,7 +14466,7 @@
       <w:pPr>
         <w:pStyle w:val="Ttulo2"/>
       </w:pPr>
-      <w:bookmarkStart w:id="16" w:name="_Toc231573345"/>
+      <w:bookmarkStart w:id="16" w:name="_Toc232012151"/>
       <w:r>
         <w:t>Técnicas de monitoreo y seguimiento de órdenes</w:t>
       </w:r>
@@ -15131,7 +15230,7 @@
         <w:lastRenderedPageBreak/>
         <w:tab/>
       </w:r>
-      <w:bookmarkStart w:id="17" w:name="_Toc231573346"/>
+      <w:bookmarkStart w:id="17" w:name="_Toc232012152"/>
       <w:r>
         <w:t>Control y actualización de la ejecución productiva</w:t>
       </w:r>
@@ -15149,43 +15248,70 @@
         <w:rPr>
           <w:lang w:val="es-419" w:eastAsia="es-CO"/>
         </w:rPr>
-        <w:t>Este apartado se ocupa de una etapa que en la empresa real ocurre todos los días: registrar lo que efectivamente se hizo y actualizar el estado de las órdenes a medida que avanzan. Una cosa es lo programado y otra muy distinta lo que realmente sucede en planta, por lo que el control de la ejecución productiva parte de comparar lo previsto con lo ejecutado, registrar cantidades, tiempos, recursos utilizados, incidencias y resultados, y convertir esa información en decisiones de ajuste. En la bibliografía de planeación y control de la producción, los registros de producción se utilizan para conocer la capacidad real, detectar cuellos de botella y evaluar el comportamiento efectivo del sistema (</w:t>
-      </w:r>
-      <w:proofErr w:type="spellStart"/>
-      <w:r>
-        <w:rPr>
-          <w:lang w:val="es-419" w:eastAsia="es-CO"/>
-        </w:rPr>
-        <w:t>Sipper</w:t>
-      </w:r>
-      <w:proofErr w:type="spellEnd"/>
-      <w:r>
-        <w:rPr>
-          <w:lang w:val="es-419" w:eastAsia="es-CO"/>
-        </w:rPr>
-        <w:t xml:space="preserve"> &amp; </w:t>
-      </w:r>
-      <w:proofErr w:type="spellStart"/>
-      <w:r>
-        <w:rPr>
-          <w:lang w:val="es-419" w:eastAsia="es-CO"/>
-        </w:rPr>
-        <w:t>Bulfin</w:t>
-      </w:r>
-      <w:proofErr w:type="spellEnd"/>
-      <w:r>
+        <w:t xml:space="preserve">Este apartado se ocupa de una etapa que en la empresa real ocurre todos los días: registrar lo que efectivamente se hizo y actualizar el estado de las órdenes a medida que avanzan. Una cosa es lo programado y otra muy distinta lo que realmente sucede en planta, por lo que el control de la ejecución productiva parte de comparar lo previsto con lo ejecutado, registrar cantidades, tiempos, recursos utilizados, incidencias y resultados, y convertir esa información en decisiones de ajuste. En la bibliografía de planeación y control de la producción, los registros de producción se utilizan para conocer la capacidad real, detectar cuellos de botella y evaluar el comportamiento efectivo del </w:t>
+      </w:r>
+      <w:r>
+        <w:rPr>
+          <w:lang w:val="es-419" w:eastAsia="es-CO"/>
+        </w:rPr>
+        <w:t>sistema (Sipper &amp; Bulfin, 1998).</w:t>
+      </w:r>
+    </w:p>
+    <w:p>
+      <w:pPr>
         <w:rPr>
           <w:i/>
           <w:iCs/>
           <w:lang w:val="es-419" w:eastAsia="es-CO"/>
         </w:rPr>
-        <w:t xml:space="preserve">, </w:t>
-      </w:r>
-      <w:r>
-        <w:rPr>
-          <w:lang w:val="es-419" w:eastAsia="es-CO"/>
-        </w:rPr>
-        <w:t>1998</w:t>
+      </w:pPr>
+      <w:r>
+        <w:rPr>
+          <w:lang w:val="es-419" w:eastAsia="es-CO"/>
+        </w:rPr>
+        <w:t xml:space="preserve">En la práctica, una empresa necesita saber si una orden ya empezó, cuánto lleva producido, si está detenida, si terminó o si debe reprogramarse, y esta información no puede depender de la memoria del operario o de comunicaciones aisladas. Debe quedar documentada en registros que permitan hacer seguimiento, alimentar indicadores y mantener trazabilidad. Además, los sistemas integrados de información empresarial y los ERP incorporan módulos para planificar, gestionar y actualizar procesos de producción, materiales y estados de órdenes </w:t>
+      </w:r>
+      <w:r>
+        <w:rPr>
+          <w:lang w:val="es-419" w:eastAsia="es-CO"/>
+        </w:rPr>
+        <w:t>(Hormigo, 2011).</w:t>
+      </w:r>
+    </w:p>
+    <w:p>
+      <w:pPr>
+        <w:pStyle w:val="Ttulo2"/>
+      </w:pPr>
+      <w:bookmarkStart w:id="18" w:name="_Toc232012153"/>
+      <w:r>
+        <w:t>Registros de producción ejecutada</w:t>
+      </w:r>
+      <w:bookmarkEnd w:id="18"/>
+    </w:p>
+    <w:p>
+      <w:pPr>
+        <w:rPr>
+          <w:lang w:val="es-419" w:eastAsia="es-CO"/>
+        </w:rPr>
+      </w:pPr>
+      <w:r>
+        <w:rPr>
+          <w:lang w:val="es-419" w:eastAsia="es-CO"/>
+        </w:rPr>
+        <w:t xml:space="preserve">Los registros de producción ejecutada son los documentos, formatos o datos en sistema donde se consigna lo que realmente ocurrió durante la ejecución de una orden. Allí se anotan, por ejemplo, cantidades producidas, horas trabajadas, tiempos reales, consumos de materiales, recursos utilizados, puntos de control superados, incidencias y observaciones del proceso. Su propósito es dejar evidencia verificable de la ejecución y </w:t>
+      </w:r>
+      <w:r>
+        <w:rPr>
+          <w:lang w:val="es-419" w:eastAsia="es-CO"/>
+        </w:rPr>
+        <w:lastRenderedPageBreak/>
+        <w:t>servir de base para el control operativo. Sin estos registros, la empresa no puede saber con certeza si cumplió lo programado o si solo cree haberlo cumplido (</w:t>
+      </w:r>
+      <w:r>
+        <w:rPr>
+          <w:lang w:val="es-419" w:eastAsia="es-CO"/>
+        </w:rPr>
+        <w:t>Chapman</w:t>
       </w:r>
       <w:r>
         <w:rPr>
@@ -15193,135 +15319,42 @@
           <w:iCs/>
           <w:lang w:val="es-419" w:eastAsia="es-CO"/>
         </w:rPr>
-        <w:t>).</w:t>
-      </w:r>
-    </w:p>
-    <w:p>
-      <w:pPr>
+        <w:t xml:space="preserve">, </w:t>
+      </w:r>
+      <w:r>
+        <w:rPr>
+          <w:lang w:val="es-419" w:eastAsia="es-CO"/>
+        </w:rPr>
+        <w:t>2006</w:t>
+      </w:r>
+      <w:r>
         <w:rPr>
           <w:i/>
           <w:iCs/>
           <w:lang w:val="es-419" w:eastAsia="es-CO"/>
         </w:rPr>
-      </w:pPr>
-      <w:r>
-        <w:rPr>
-          <w:lang w:val="es-419" w:eastAsia="es-CO"/>
-        </w:rPr>
-        <w:t>En la práctica, una empresa necesita saber si una orden ya empezó, cuánto lleva producido, si está detenida, si terminó o si debe reprogramarse, y esta información no puede depender de la memoria del operario o de comunicaciones aisladas. Debe quedar documentada en registros que permitan hacer seguimiento, alimentar indicadores y mantener trazabilidad. Además, los sistemas integrados de información empresarial y los ERP incorporan módulos para planificar, gestionar y actualizar procesos de producción, materiales y estados de órdenes (</w:t>
-      </w:r>
-      <w:r>
-        <w:rPr>
-          <w:lang w:val="es-419" w:eastAsia="es-CO"/>
-        </w:rPr>
-        <w:t>Hormigo</w:t>
-      </w:r>
-      <w:r>
+        <w:t>).</w:t>
+      </w:r>
+    </w:p>
+    <w:p>
+      <w:pPr>
         <w:rPr>
           <w:i/>
           <w:iCs/>
           <w:lang w:val="es-419" w:eastAsia="es-CO"/>
         </w:rPr>
-        <w:t>, 2011).</w:t>
-      </w:r>
-    </w:p>
-    <w:p>
-      <w:pPr>
-        <w:pStyle w:val="Ttulo2"/>
-      </w:pPr>
-      <w:bookmarkStart w:id="18" w:name="_Toc231573347"/>
-      <w:r>
-        <w:t>Registros de producción ejecutada</w:t>
-      </w:r>
-      <w:bookmarkEnd w:id="18"/>
-    </w:p>
-    <w:p>
-      <w:pPr>
-        <w:rPr>
-          <w:lang w:val="es-419" w:eastAsia="es-CO"/>
-        </w:rPr>
-      </w:pPr>
-      <w:r>
-        <w:rPr>
-          <w:lang w:val="es-419" w:eastAsia="es-CO"/>
-        </w:rPr>
-        <w:t xml:space="preserve">Los registros de producción ejecutada son los documentos, formatos o datos en sistema donde se consigna lo que realmente ocurrió durante la ejecución de una orden. Allí se anotan, por ejemplo, cantidades producidas, horas trabajadas, tiempos reales, consumos de materiales, recursos utilizados, puntos de control superados, incidencias y observaciones del proceso. Su propósito es dejar evidencia verificable de la ejecución y </w:t>
-      </w:r>
-      <w:r>
-        <w:rPr>
-          <w:lang w:val="es-419" w:eastAsia="es-CO"/>
-        </w:rPr>
-        <w:lastRenderedPageBreak/>
-        <w:t>servir de base para el control operativo. Sin estos registros, la empresa no puede saber con certeza si cumplió lo programado o si solo cree haberlo cumplido (</w:t>
-      </w:r>
-      <w:r>
-        <w:rPr>
-          <w:i/>
-          <w:iCs/>
-          <w:lang w:val="es-419" w:eastAsia="es-CO"/>
-        </w:rPr>
-        <w:t>Chapman, 2006).</w:t>
-      </w:r>
-    </w:p>
-    <w:p>
-      <w:pPr>
-        <w:rPr>
-          <w:i/>
-          <w:iCs/>
-          <w:lang w:val="es-419" w:eastAsia="es-CO"/>
-        </w:rPr>
-      </w:pPr>
-      <w:r>
-        <w:rPr>
-          <w:lang w:val="es-419" w:eastAsia="es-CO"/>
-        </w:rPr>
-        <w:t>En una empresa real, estos registros no se elaboran “por formalidad”. Se usan para responder preguntas concretas: cuántas unidades salieron realmente, cuánto tiempo tomó la operación, qué recurso se ocupó más de lo previsto, en qué punto apareció una incidencia y qué orden quedó pendiente. En una empresa de confecciones, por ejemplo, no basta con decir “ya salió el lote”; se necesita registrar cuántas prendas se terminaron, cuántas quedaron en reproceso, cuánto duró la jornada y qué observaciones dejó calidad. Ese nivel de detalle es el que permite controlar de verdad la ejecución productiva (</w:t>
-      </w:r>
-      <w:proofErr w:type="spellStart"/>
-      <w:r>
-        <w:rPr>
-          <w:lang w:val="es-419" w:eastAsia="es-CO"/>
-        </w:rPr>
-        <w:t>Sipper</w:t>
-      </w:r>
-      <w:proofErr w:type="spellEnd"/>
-      <w:r>
-        <w:rPr>
-          <w:i/>
-          <w:iCs/>
-          <w:lang w:val="es-419" w:eastAsia="es-CO"/>
-        </w:rPr>
-        <w:t xml:space="preserve"> y </w:t>
-      </w:r>
-      <w:proofErr w:type="spellStart"/>
-      <w:r>
-        <w:rPr>
-          <w:lang w:val="es-419" w:eastAsia="es-CO"/>
-        </w:rPr>
-        <w:t>Bulfin</w:t>
-      </w:r>
-      <w:proofErr w:type="spellEnd"/>
-      <w:r>
-        <w:rPr>
-          <w:i/>
-          <w:iCs/>
-          <w:lang w:val="es-419" w:eastAsia="es-CO"/>
-        </w:rPr>
-        <w:t xml:space="preserve">, </w:t>
-      </w:r>
-      <w:r>
-        <w:rPr>
-          <w:lang w:val="es-419" w:eastAsia="es-CO"/>
-        </w:rPr>
-        <w:t>1998</w:t>
-      </w:r>
-      <w:r>
-        <w:rPr>
-          <w:i/>
-          <w:iCs/>
-          <w:lang w:val="es-419" w:eastAsia="es-CO"/>
-        </w:rPr>
-        <w:t>).</w:t>
+      </w:pPr>
+      <w:r>
+        <w:rPr>
+          <w:lang w:val="es-419" w:eastAsia="es-CO"/>
+        </w:rPr>
+        <w:t xml:space="preserve">En una empresa real, estos registros no se elaboran “por formalidad”. Se usan para responder preguntas concretas: cuántas unidades salieron realmente, cuánto tiempo tomó la operación, qué recurso se ocupó más de lo previsto, en qué punto apareció una incidencia y qué orden quedó pendiente. En una empresa de confecciones, por ejemplo, no basta con decir “ya salió el lote”; se necesita registrar cuántas prendas se terminaron, cuántas quedaron en reproceso, cuánto duró la jornada y qué observaciones dejó calidad. Ese nivel de detalle es el que permite controlar de verdad la ejecución productiva </w:t>
+      </w:r>
+      <w:r>
+        <w:rPr>
+          <w:lang w:val="es-419" w:eastAsia="es-CO"/>
+        </w:rPr>
+        <w:t>(Sipper y Bulfin, 1998).</w:t>
       </w:r>
     </w:p>
     <w:p>
@@ -16865,7 +16898,7 @@
       <w:pPr>
         <w:pStyle w:val="Ttulo2"/>
       </w:pPr>
-      <w:bookmarkStart w:id="19" w:name="_Toc231573348"/>
+      <w:bookmarkStart w:id="19" w:name="_Toc232012154"/>
       <w:r>
         <w:t>Actualización del estado de órdenes de producción</w:t>
       </w:r>
@@ -16881,7 +16914,13 @@
         <w:rPr>
           <w:lang w:val="es-419" w:eastAsia="es-CO"/>
         </w:rPr>
-        <w:t>Actualizar el estado de las órdenes significa reflejar en el sistema o en los registros la situación real en la que se encuentra cada orden, teniendo en cuenta que estas pueden pasar por diferentes estados como liberada, en preparación, en proceso, detenida, finalizada o cerrada. Si estos cambios no se actualizan oportunamente, la empresa toma decisiones sobre una realidad desactualizada, lo que afecta la coordinación del sistema productivo. En los sistemas de gestión de producción, el estado de la orden se utiliza precisamente para controlar el avance, consultar el trabajo pendiente y coordinar la siguiente acción (</w:t>
+        <w:t xml:space="preserve">Actualizar el estado de las órdenes significa reflejar en el sistema o en los registros la situación real en la que se encuentra cada orden, teniendo en cuenta que estas pueden pasar por diferentes estados como liberada, en preparación, en proceso, detenida, finalizada o cerrada. Si estos cambios no se actualizan oportunamente, la empresa toma decisiones sobre una realidad desactualizada, lo que afecta la coordinación del sistema productivo. En los sistemas de gestión de producción, el estado de la orden se utiliza precisamente para controlar el avance, consultar el trabajo pendiente y coordinar la siguiente </w:t>
+      </w:r>
+      <w:r>
+        <w:rPr>
+          <w:lang w:val="es-419" w:eastAsia="es-CO"/>
+        </w:rPr>
+        <w:t>acción (</w:t>
       </w:r>
       <w:proofErr w:type="spellStart"/>
       <w:r>
@@ -16892,41 +16931,31 @@
       </w:r>
       <w:proofErr w:type="spellEnd"/>
       <w:r>
+        <w:rPr>
+          <w:lang w:val="es-419" w:eastAsia="es-CO"/>
+        </w:rPr>
+        <w:t>, 2025).</w:t>
+      </w:r>
+    </w:p>
+    <w:p>
+      <w:pPr>
         <w:rPr>
           <w:i/>
           <w:iCs/>
           <w:lang w:val="es-419" w:eastAsia="es-CO"/>
         </w:rPr>
-        <w:t xml:space="preserve">, </w:t>
-      </w:r>
-      <w:r>
-        <w:rPr>
-          <w:lang w:val="es-419" w:eastAsia="es-CO"/>
-        </w:rPr>
-        <w:t>2025</w:t>
-      </w:r>
-      <w:r>
-        <w:rPr>
-          <w:i/>
-          <w:iCs/>
-          <w:lang w:val="es-419" w:eastAsia="es-CO"/>
-        </w:rPr>
-        <w:t>).</w:t>
-      </w:r>
-    </w:p>
-    <w:p>
-      <w:pPr>
-        <w:rPr>
-          <w:i/>
-          <w:iCs/>
-          <w:lang w:val="es-419" w:eastAsia="es-CO"/>
-        </w:rPr>
-      </w:pPr>
-      <w:r>
-        <w:rPr>
-          <w:lang w:val="es-419" w:eastAsia="es-CO"/>
-        </w:rPr>
-        <w:t>En la práctica, esto se evidencia cuando una orden ya terminó una operación, pero en el sistema sigue apareciendo en un estado anterior, lo que impide que la siguiente área se prepare a tiempo. Por el contrario, cuando el estado se actualiza correctamente, las áreas involucradas pueden actuar con oportunidad, lo que confirma que la actualización no es un aspecto administrativo, sino una condición para la coordinación real de la producción (</w:t>
+      </w:pPr>
+      <w:r>
+        <w:rPr>
+          <w:lang w:val="es-419" w:eastAsia="es-CO"/>
+        </w:rPr>
+        <w:t xml:space="preserve">En la práctica, esto se evidencia cuando una orden ya terminó una operación, pero en el sistema sigue apareciendo en un estado anterior, lo que impide que la siguiente área se prepare a tiempo. Por el contrario, cuando el estado se actualiza correctamente, las áreas involucradas pueden actuar con oportunidad, lo que confirma que la actualización no es un aspecto administrativo, sino una condición para la coordinación real de la producción </w:t>
+      </w:r>
+      <w:r>
+        <w:rPr>
+          <w:lang w:val="es-419" w:eastAsia="es-CO"/>
+        </w:rPr>
+        <w:t>(</w:t>
       </w:r>
       <w:proofErr w:type="spellStart"/>
       <w:r>
@@ -16938,25 +16967,9 @@
       <w:proofErr w:type="spellEnd"/>
       <w:r>
         <w:rPr>
-          <w:i/>
-          <w:iCs/>
-          <w:lang w:val="es-419" w:eastAsia="es-CO"/>
-        </w:rPr>
-        <w:t xml:space="preserve">, </w:t>
-      </w:r>
-      <w:r>
-        <w:rPr>
-          <w:lang w:val="es-419" w:eastAsia="es-CO"/>
-        </w:rPr>
-        <w:t>2025</w:t>
-      </w:r>
-      <w:r>
-        <w:rPr>
-          <w:i/>
-          <w:iCs/>
-          <w:lang w:val="es-419" w:eastAsia="es-CO"/>
-        </w:rPr>
-        <w:t>).</w:t>
+          <w:lang w:val="es-419" w:eastAsia="es-CO"/>
+        </w:rPr>
+        <w:t>, 2025).</w:t>
       </w:r>
     </w:p>
     <w:p>
@@ -17166,7 +17179,13 @@
         <w:rPr>
           <w:lang w:val="es-419" w:eastAsia="es-CO"/>
         </w:rPr>
-        <w:t>El estado de una orden debe actualizarse cada vez que ocurre un cambio significativo en su ejecución, como el inicio de la operación, el paso a otra etapa, una detención, la finalización física o el cierre administrativo. La oportunidad del registro es tan importante como su contenido, ya que una actualización tardía impide que el sistema represente la realidad del proceso y reduce su utilidad como herramienta de seguimiento (</w:t>
+        <w:t xml:space="preserve">El estado de una orden debe actualizarse cada vez que ocurre un cambio significativo en su ejecución, como el inicio de la operación, el paso a otra etapa, una detención, la finalización física o el cierre administrativo. La oportunidad del registro es tan importante como su contenido, ya que una actualización tardía impide que el sistema represente la realidad del proceso y reduce su utilidad como herramienta de </w:t>
+      </w:r>
+      <w:r>
+        <w:rPr>
+          <w:lang w:val="es-419" w:eastAsia="es-CO"/>
+        </w:rPr>
+        <w:t>seguimiento (</w:t>
       </w:r>
       <w:proofErr w:type="spellStart"/>
       <w:r>
@@ -17177,41 +17196,31 @@
       </w:r>
       <w:proofErr w:type="spellEnd"/>
       <w:r>
+        <w:rPr>
+          <w:lang w:val="es-419" w:eastAsia="es-CO"/>
+        </w:rPr>
+        <w:t>, 2025).</w:t>
+      </w:r>
+    </w:p>
+    <w:p>
+      <w:pPr>
         <w:rPr>
           <w:i/>
           <w:iCs/>
           <w:lang w:val="es-419" w:eastAsia="es-CO"/>
         </w:rPr>
-        <w:t xml:space="preserve">, </w:t>
-      </w:r>
-      <w:r>
-        <w:rPr>
-          <w:lang w:val="es-419" w:eastAsia="es-CO"/>
-        </w:rPr>
-        <w:t>2025</w:t>
-      </w:r>
-      <w:r>
-        <w:rPr>
-          <w:i/>
-          <w:iCs/>
-          <w:lang w:val="es-419" w:eastAsia="es-CO"/>
-        </w:rPr>
-        <w:t>).</w:t>
-      </w:r>
-    </w:p>
-    <w:p>
-      <w:pPr>
-        <w:rPr>
-          <w:i/>
-          <w:iCs/>
-          <w:lang w:val="es-419" w:eastAsia="es-CO"/>
-        </w:rPr>
-      </w:pPr>
-      <w:r>
-        <w:rPr>
-          <w:lang w:val="es-419" w:eastAsia="es-CO"/>
-        </w:rPr>
-        <w:t>En la práctica, la actualización puede realizarse en sistemas digitales, formatos físicos o ambos, dependiendo del nivel de digitalización de la empresa. Lo esencial es que exista una regla clara sobre quién actualiza, en qué momento y con qué evidencia, como ocurre cuando el supervisor registra el inicio y fin de operaciones y el operario reporta incidencias y avances parciales, lo que distribuye la responsabilidad y mejora la confiabilidad del seguimiento (</w:t>
+      </w:pPr>
+      <w:r>
+        <w:rPr>
+          <w:lang w:val="es-419" w:eastAsia="es-CO"/>
+        </w:rPr>
+        <w:t xml:space="preserve">En la práctica, la actualización puede realizarse en sistemas digitales, formatos físicos o ambos, dependiendo del nivel de digitalización de la empresa. Lo esencial es que exista una regla clara sobre quién actualiza, en qué momento y con qué evidencia, como ocurre cuando el supervisor registra el inicio y fin de operaciones y el operario reporta incidencias y avances parciales, lo que distribuye la responsabilidad y mejora la confiabilidad del </w:t>
+      </w:r>
+      <w:r>
+        <w:rPr>
+          <w:lang w:val="es-419" w:eastAsia="es-CO"/>
+        </w:rPr>
+        <w:t>seguimiento (</w:t>
       </w:r>
       <w:proofErr w:type="spellStart"/>
       <w:r>
@@ -17223,25 +17232,9 @@
       <w:proofErr w:type="spellEnd"/>
       <w:r>
         <w:rPr>
-          <w:i/>
-          <w:iCs/>
-          <w:lang w:val="es-419" w:eastAsia="es-CO"/>
-        </w:rPr>
-        <w:t xml:space="preserve">, </w:t>
-      </w:r>
-      <w:r>
-        <w:rPr>
-          <w:lang w:val="es-419" w:eastAsia="es-CO"/>
-        </w:rPr>
-        <w:t>2025</w:t>
-      </w:r>
-      <w:r>
-        <w:rPr>
-          <w:i/>
-          <w:iCs/>
-          <w:lang w:val="es-419" w:eastAsia="es-CO"/>
-        </w:rPr>
-        <w:t>).</w:t>
+          <w:lang w:val="es-419" w:eastAsia="es-CO"/>
+        </w:rPr>
+        <w:t>, 2025).</w:t>
       </w:r>
     </w:p>
     <w:p>
@@ -17256,16 +17249,20 @@
     <w:p>
       <w:pPr>
         <w:rPr>
-          <w:i/>
-          <w:iCs/>
-          <w:lang w:val="es-419" w:eastAsia="es-CO"/>
-        </w:rPr>
-      </w:pPr>
-      <w:r>
-        <w:rPr>
-          <w:lang w:val="es-419" w:eastAsia="es-CO"/>
-        </w:rPr>
-        <w:t>La orden OP-4587 fue liberada el lunes a las 8:00 a. m., inició a las 8:30 a. m. con el proceso de corte, pasó a en proceso en confección, se detuvo el miércoles por falta de insumo, retomó su ejecución ese mismo día y finalmente se marcó como terminada y luego cerrada al completar el registro del lote. Este recorrido evidencia cómo la actualización de estados permite reconstruir la historia operativa de la orden (</w:t>
+          <w:lang w:val="es-419" w:eastAsia="es-CO"/>
+        </w:rPr>
+      </w:pPr>
+      <w:r>
+        <w:rPr>
+          <w:lang w:val="es-419" w:eastAsia="es-CO"/>
+        </w:rPr>
+        <w:t xml:space="preserve">La orden OP-4587 fue liberada el lunes a las 8:00 a. m., inició a las 8:30 a. m. con el proceso de corte, pasó a en proceso en confección, se detuvo el miércoles por falta de insumo, retomó su ejecución ese mismo día y finalmente se marcó como terminada y luego cerrada al completar el registro del lote. Este recorrido evidencia cómo la actualización de estados permite reconstruir la historia operativa de la orden </w:t>
+      </w:r>
+      <w:r>
+        <w:rPr>
+          <w:lang w:val="es-419" w:eastAsia="es-CO"/>
+        </w:rPr>
+        <w:t>(</w:t>
       </w:r>
       <w:proofErr w:type="spellStart"/>
       <w:r>
@@ -17372,7 +17369,7 @@
           <w:u w:val="single"/>
         </w:rPr>
       </w:pPr>
-      <w:bookmarkStart w:id="20" w:name="_Toc231573349"/>
+      <w:bookmarkStart w:id="20" w:name="_Toc232012155"/>
       <w:r>
         <w:lastRenderedPageBreak/>
         <w:t>Síntesis</w:t>
@@ -17462,7 +17459,7 @@
       <w:pPr>
         <w:pStyle w:val="Titulosgenerales"/>
       </w:pPr>
-      <w:bookmarkStart w:id="21" w:name="_Toc231573350"/>
+      <w:bookmarkStart w:id="21" w:name="_Toc232012156"/>
       <w:r>
         <w:lastRenderedPageBreak/>
         <w:t>Glosario</w:t>
@@ -17593,7 +17590,7 @@
       <w:pPr>
         <w:pStyle w:val="Titulosgenerales"/>
       </w:pPr>
-      <w:bookmarkStart w:id="22" w:name="_Toc231573351"/>
+      <w:bookmarkStart w:id="22" w:name="_Toc232012157"/>
       <w:r>
         <w:lastRenderedPageBreak/>
         <w:t>Referencias bibliográficas</w:t>
@@ -17610,6 +17607,7 @@
           <w:color w:val="12263F"/>
           <w:bdr w:val="none" w:sz="0" w:space="0" w:color="auto" w:frame="1"/>
           <w:shd w:val="clear" w:color="auto" w:fill="FFFFFF"/>
+          <w:lang w:val="en-US"/>
         </w:rPr>
       </w:pPr>
       <w:proofErr w:type="spellStart"/>
@@ -17632,25 +17630,15 @@
         </w:rPr>
         <w:t xml:space="preserve">, B. d. (2025, noviembre). </w:t>
       </w:r>
-      <w:proofErr w:type="spellStart"/>
       <w:r>
         <w:rPr>
           <w:rFonts w:ascii="Roboto" w:hAnsi="Roboto"/>
           <w:color w:val="12263F"/>
           <w:bdr w:val="none" w:sz="0" w:space="0" w:color="auto" w:frame="1"/>
           <w:shd w:val="clear" w:color="auto" w:fill="FFFFFF"/>
-        </w:rPr>
-        <w:t>Help</w:t>
-      </w:r>
-      <w:proofErr w:type="spellEnd"/>
-      <w:r>
-        <w:rPr>
-          <w:rFonts w:ascii="Roboto" w:hAnsi="Roboto"/>
-          <w:color w:val="12263F"/>
-          <w:bdr w:val="none" w:sz="0" w:space="0" w:color="auto" w:frame="1"/>
-          <w:shd w:val="clear" w:color="auto" w:fill="FFFFFF"/>
-        </w:rPr>
-        <w:t xml:space="preserve"> portal. SAP. </w:t>
+          <w:lang w:val="en-US"/>
+        </w:rPr>
+        <w:t xml:space="preserve">Help portal. SAP. </w:t>
       </w:r>
       <w:hyperlink r:id="rId17" w:history="1">
         <w:r>
@@ -17659,6 +17647,7 @@
             <w:rFonts w:ascii="Roboto" w:hAnsi="Roboto"/>
             <w:bdr w:val="none" w:sz="0" w:space="0" w:color="auto" w:frame="1"/>
             <w:shd w:val="clear" w:color="auto" w:fill="FFFFFF"/>
+            <w:lang w:val="en-US"/>
           </w:rPr>
           <w:t>https://help.sap.com/docs/SAP_BUSINESS_BYDESIGN/2754875d2d2a403f95e58a41a9c7d6de/2cc8cd4c722d101484e1917e19a9e2cd.html</w:t>
         </w:r>
@@ -17817,21 +17806,8 @@
       </w:r>
     </w:p>
     <w:p>
-      <w:proofErr w:type="spellStart"/>
-      <w:r>
-        <w:t>Sipper</w:t>
-      </w:r>
-      <w:proofErr w:type="spellEnd"/>
-      <w:r>
-        <w:t xml:space="preserve">, D., &amp; </w:t>
-      </w:r>
-      <w:proofErr w:type="spellStart"/>
-      <w:r>
-        <w:t>Bulfin</w:t>
-      </w:r>
-      <w:proofErr w:type="spellEnd"/>
-      <w:r>
-        <w:t xml:space="preserve">, R. L. (1998). </w:t>
+      <w:r>
+        <w:t xml:space="preserve">Sipper, D., &amp; Bulfin, R. L. (1998). </w:t>
       </w:r>
       <w:r>
         <w:t>Planeación y control de la producción. McGraw-Hill.</w:t>
@@ -17958,7 +17934,7 @@
         <w:pStyle w:val="Titulosgenerales"/>
       </w:pPr>
       <w:bookmarkStart w:id="23" w:name="_Toc229728698"/>
-      <w:bookmarkStart w:id="24" w:name="_Toc231573352"/>
+      <w:bookmarkStart w:id="24" w:name="_Toc232012158"/>
       <w:r>
         <w:lastRenderedPageBreak/>
         <w:t>Créditos</w:t>
@@ -19480,21 +19456,7 @@
               <w:rPr>
                 <w:lang w:val="es-CO"/>
               </w:rPr>
-              <w:t xml:space="preserve"> Wilfredo </w:t>
-            </w:r>
-            <w:proofErr w:type="spellStart"/>
-            <w:r>
-              <w:rPr>
-                <w:lang w:val="es-CO"/>
-              </w:rPr>
-              <w:t>Pizo</w:t>
-            </w:r>
-            <w:proofErr w:type="spellEnd"/>
-            <w:r>
-              <w:rPr>
-                <w:lang w:val="es-CO"/>
-              </w:rPr>
-              <w:t xml:space="preserve"> Ossa</w:t>
+              <w:t xml:space="preserve"> Wilfredo Pizo Ossa</w:t>
             </w:r>
           </w:p>
         </w:tc>
@@ -19599,7 +19561,7 @@
 </file>
 
 <file path=word/endnotes.xml><?xml version="1.0" encoding="utf-8"?>
-<w:endnotes xmlns:wpc="http://schemas.microsoft.com/office/word/2010/wordprocessingCanvas" xmlns:cx="http://schemas.microsoft.com/office/drawing/2014/chartex" xmlns:cx1="http://schemas.microsoft.com/office/drawing/2015/9/8/chartex" xmlns:cx2="http://schemas.microsoft.com/office/drawing/2015/10/21/chartex" xmlns:cx3="http://schemas.microsoft.com/office/drawing/2016/5/9/chartex" xmlns:cx4="http://schemas.microsoft.com/office/drawing/2016/5/10/chartex" xmlns:cx5="http://schemas.microsoft.com/office/drawing/2016/5/11/chartex" xmlns:cx6="http://schemas.microsoft.com/office/drawing/2016/5/12/chartex" xmlns:cx7="http://schemas.microsoft.com/office/drawing/2016/5/13/chartex" xmlns:cx8="http://schemas.microsoft.com/office/drawing/2016/5/14/chartex" xmlns:mc="http://schemas.openxmlformats.org/markup-compatibility/2006" xmlns:aink="http://schemas.microsoft.com/office/drawing/2016/ink" xmlns:am3d="http://schemas.microsoft.com/office/drawing/2017/model3d" xmlns:o="urn:schemas-microsoft-com:office:office" xmlns:r="http://schemas.openxmlformats.org/officeDocument/2006/relationships" xmlns:m="http://schemas.openxmlformats.org/officeDocument/2006/math" xmlns:v="urn:schemas-microsoft-com:vml" xmlns:wp14="http://schemas.microsoft.com/office/word/2010/wordprocessingDrawing" xmlns:wp="http://schemas.openxmlformats.org/drawingml/2006/wordprocessingDrawing" xmlns:w10="urn:schemas-microsoft-com:office:word" xmlns:w="http://schemas.openxmlformats.org/wordprocessingml/2006/main" xmlns:w14="http://schemas.microsoft.com/office/word/2010/wordml" xmlns:w15="http://schemas.microsoft.com/office/word/2012/wordml" xmlns:w16cex="http://schemas.microsoft.com/office/word/2018/wordml/cex" xmlns:w16cid="http://schemas.microsoft.com/office/word/2016/wordml/cid" xmlns:w16="http://schemas.microsoft.com/office/word/2018/wordml" xmlns:w16sdtdh="http://schemas.microsoft.com/office/word/2020/wordml/sdtdatahash" xmlns:w16se="http://schemas.microsoft.com/office/word/2015/wordml/symex" xmlns:wpg="http://schemas.microsoft.com/office/word/2010/wordprocessingGroup" xmlns:wpi="http://schemas.microsoft.com/office/word/2010/wordprocessingInk" xmlns:wne="http://schemas.microsoft.com/office/word/2006/wordml" xmlns:wps="http://schemas.microsoft.com/office/word/2010/wordprocessingShape" mc:Ignorable="w14 w15 w16se w16cid w16 w16cex w16sdtdh wp14">
+<w:endnotes xmlns:wpc="http://schemas.microsoft.com/office/word/2010/wordprocessingCanvas" xmlns:cx="http://schemas.microsoft.com/office/drawing/2014/chartex" xmlns:cx1="http://schemas.microsoft.com/office/drawing/2015/9/8/chartex" xmlns:cx2="http://schemas.microsoft.com/office/drawing/2015/10/21/chartex" xmlns:cx3="http://schemas.microsoft.com/office/drawing/2016/5/9/chartex" xmlns:cx4="http://schemas.microsoft.com/office/drawing/2016/5/10/chartex" xmlns:cx5="http://schemas.microsoft.com/office/drawing/2016/5/11/chartex" xmlns:cx6="http://schemas.microsoft.com/office/drawing/2016/5/12/chartex" xmlns:cx7="http://schemas.microsoft.com/office/drawing/2016/5/13/chartex" xmlns:cx8="http://schemas.microsoft.com/office/drawing/2016/5/14/chartex" xmlns:mc="http://schemas.openxmlformats.org/markup-compatibility/2006" xmlns:aink="http://schemas.microsoft.com/office/drawing/2016/ink" xmlns:am3d="http://schemas.microsoft.com/office/drawing/2017/model3d" xmlns:o="urn:schemas-microsoft-com:office:office" xmlns:oel="http://schemas.microsoft.com/office/2019/extlst" xmlns:r="http://schemas.openxmlformats.org/officeDocument/2006/relationships" xmlns:m="http://schemas.openxmlformats.org/officeDocument/2006/math" xmlns:v="urn:schemas-microsoft-com:vml" xmlns:wp14="http://schemas.microsoft.com/office/word/2010/wordprocessingDrawing" xmlns:wp="http://schemas.openxmlformats.org/drawingml/2006/wordprocessingDrawing" xmlns:w10="urn:schemas-microsoft-com:office:word" xmlns:w="http://schemas.openxmlformats.org/wordprocessingml/2006/main" xmlns:w14="http://schemas.microsoft.com/office/word/2010/wordml" xmlns:w15="http://schemas.microsoft.com/office/word/2012/wordml" xmlns:w16cex="http://schemas.microsoft.com/office/word/2018/wordml/cex" xmlns:w16cid="http://schemas.microsoft.com/office/word/2016/wordml/cid" xmlns:w16="http://schemas.microsoft.com/office/word/2018/wordml" xmlns:w16du="http://schemas.microsoft.com/office/word/2023/wordml/word16du" xmlns:w16sdtdh="http://schemas.microsoft.com/office/word/2020/wordml/sdtdatahash" xmlns:w16sdtfl="http://schemas.microsoft.com/office/word/2024/wordml/sdtformatlock" xmlns:w16se="http://schemas.microsoft.com/office/word/2015/wordml/symex" xmlns:wpg="http://schemas.microsoft.com/office/word/2010/wordprocessingGroup" xmlns:wpi="http://schemas.microsoft.com/office/word/2010/wordprocessingInk" xmlns:wne="http://schemas.microsoft.com/office/word/2006/wordml" xmlns:wps="http://schemas.microsoft.com/office/word/2010/wordprocessingShape" mc:Ignorable="w14 w15 w16se w16cid w16 w16cex w16sdtdh w16sdtfl w16du wp14">
   <w:endnote w:type="separator" w:id="-1">
     <w:p>
       <w:pPr>
@@ -19624,7 +19586,7 @@
 </file>
 
 <file path=word/footer1.xml><?xml version="1.0" encoding="utf-8"?>
-<w:ftr xmlns:wpc="http://schemas.microsoft.com/office/word/2010/wordprocessingCanvas" xmlns:cx="http://schemas.microsoft.com/office/drawing/2014/chartex" xmlns:cx1="http://schemas.microsoft.com/office/drawing/2015/9/8/chartex" xmlns:cx2="http://schemas.microsoft.com/office/drawing/2015/10/21/chartex" xmlns:cx3="http://schemas.microsoft.com/office/drawing/2016/5/9/chartex" xmlns:cx4="http://schemas.microsoft.com/office/drawing/2016/5/10/chartex" xmlns:cx5="http://schemas.microsoft.com/office/drawing/2016/5/11/chartex" xmlns:cx6="http://schemas.microsoft.com/office/drawing/2016/5/12/chartex" xmlns:cx7="http://schemas.microsoft.com/office/drawing/2016/5/13/chartex" xmlns:cx8="http://schemas.microsoft.com/office/drawing/2016/5/14/chartex" xmlns:mc="http://schemas.openxmlformats.org/markup-compatibility/2006" xmlns:aink="http://schemas.microsoft.com/office/drawing/2016/ink" xmlns:am3d="http://schemas.microsoft.com/office/drawing/2017/model3d" xmlns:o="urn:schemas-microsoft-com:office:office" xmlns:r="http://schemas.openxmlformats.org/officeDocument/2006/relationships" xmlns:m="http://schemas.openxmlformats.org/officeDocument/2006/math" xmlns:v="urn:schemas-microsoft-com:vml" xmlns:wp14="http://schemas.microsoft.com/office/word/2010/wordprocessingDrawing" xmlns:wp="http://schemas.openxmlformats.org/drawingml/2006/wordprocessingDrawing" xmlns:w10="urn:schemas-microsoft-com:office:word" xmlns:w="http://schemas.openxmlformats.org/wordprocessingml/2006/main" xmlns:w14="http://schemas.microsoft.com/office/word/2010/wordml" xmlns:w15="http://schemas.microsoft.com/office/word/2012/wordml" xmlns:w16cex="http://schemas.microsoft.com/office/word/2018/wordml/cex" xmlns:w16cid="http://schemas.microsoft.com/office/word/2016/wordml/cid" xmlns:w16="http://schemas.microsoft.com/office/word/2018/wordml" xmlns:w16sdtdh="http://schemas.microsoft.com/office/word/2020/wordml/sdtdatahash" xmlns:w16se="http://schemas.microsoft.com/office/word/2015/wordml/symex" xmlns:wpg="http://schemas.microsoft.com/office/word/2010/wordprocessingGroup" xmlns:wpi="http://schemas.microsoft.com/office/word/2010/wordprocessingInk" xmlns:wne="http://schemas.microsoft.com/office/word/2006/wordml" xmlns:wps="http://schemas.microsoft.com/office/word/2010/wordprocessingShape" mc:Ignorable="w14 w15 w16se w16cid w16 w16cex w16sdtdh wp14">
+<w:ftr xmlns:wpc="http://schemas.microsoft.com/office/word/2010/wordprocessingCanvas" xmlns:cx="http://schemas.microsoft.com/office/drawing/2014/chartex" xmlns:cx1="http://schemas.microsoft.com/office/drawing/2015/9/8/chartex" xmlns:cx2="http://schemas.microsoft.com/office/drawing/2015/10/21/chartex" xmlns:cx3="http://schemas.microsoft.com/office/drawing/2016/5/9/chartex" xmlns:cx4="http://schemas.microsoft.com/office/drawing/2016/5/10/chartex" xmlns:cx5="http://schemas.microsoft.com/office/drawing/2016/5/11/chartex" xmlns:cx6="http://schemas.microsoft.com/office/drawing/2016/5/12/chartex" xmlns:cx7="http://schemas.microsoft.com/office/drawing/2016/5/13/chartex" xmlns:cx8="http://schemas.microsoft.com/office/drawing/2016/5/14/chartex" xmlns:mc="http://schemas.openxmlformats.org/markup-compatibility/2006" xmlns:aink="http://schemas.microsoft.com/office/drawing/2016/ink" xmlns:am3d="http://schemas.microsoft.com/office/drawing/2017/model3d" xmlns:o="urn:schemas-microsoft-com:office:office" xmlns:oel="http://schemas.microsoft.com/office/2019/extlst" xmlns:r="http://schemas.openxmlformats.org/officeDocument/2006/relationships" xmlns:m="http://schemas.openxmlformats.org/officeDocument/2006/math" xmlns:v="urn:schemas-microsoft-com:vml" xmlns:wp14="http://schemas.microsoft.com/office/word/2010/wordprocessingDrawing" xmlns:wp="http://schemas.openxmlformats.org/drawingml/2006/wordprocessingDrawing" xmlns:w10="urn:schemas-microsoft-com:office:word" xmlns:w="http://schemas.openxmlformats.org/wordprocessingml/2006/main" xmlns:w14="http://schemas.microsoft.com/office/word/2010/wordml" xmlns:w15="http://schemas.microsoft.com/office/word/2012/wordml" xmlns:w16cex="http://schemas.microsoft.com/office/word/2018/wordml/cex" xmlns:w16cid="http://schemas.microsoft.com/office/word/2016/wordml/cid" xmlns:w16="http://schemas.microsoft.com/office/word/2018/wordml" xmlns:w16du="http://schemas.microsoft.com/office/word/2023/wordml/word16du" xmlns:w16sdtdh="http://schemas.microsoft.com/office/word/2020/wordml/sdtdatahash" xmlns:w16sdtfl="http://schemas.microsoft.com/office/word/2024/wordml/sdtformatlock" xmlns:w16se="http://schemas.microsoft.com/office/word/2015/wordml/symex" xmlns:wpg="http://schemas.microsoft.com/office/word/2010/wordprocessingGroup" xmlns:wpi="http://schemas.microsoft.com/office/word/2010/wordprocessingInk" xmlns:wne="http://schemas.microsoft.com/office/word/2006/wordml" xmlns:wps="http://schemas.microsoft.com/office/word/2010/wordprocessingShape" mc:Ignorable="w14 w15 w16se w16cid w16 w16cex w16sdtdh w16sdtfl w16du wp14">
   <w:sdt>
     <w:sdtPr>
       <w:id w:val="-1465197936"/>
@@ -19633,7 +19595,6 @@
         <w:docPartUnique/>
       </w:docPartObj>
     </w:sdtPr>
-    <w:sdtEndPr/>
     <w:sdtContent>
       <w:p>
         <w:pPr>
@@ -19670,7 +19631,7 @@
 </file>
 
 <file path=word/footnotes.xml><?xml version="1.0" encoding="utf-8"?>
-<w:footnotes xmlns:wpc="http://schemas.microsoft.com/office/word/2010/wordprocessingCanvas" xmlns:cx="http://schemas.microsoft.com/office/drawing/2014/chartex" xmlns:cx1="http://schemas.microsoft.com/office/drawing/2015/9/8/chartex" xmlns:cx2="http://schemas.microsoft.com/office/drawing/2015/10/21/chartex" xmlns:cx3="http://schemas.microsoft.com/office/drawing/2016/5/9/chartex" xmlns:cx4="http://schemas.microsoft.com/office/drawing/2016/5/10/chartex" xmlns:cx5="http://schemas.microsoft.com/office/drawing/2016/5/11/chartex" xmlns:cx6="http://schemas.microsoft.com/office/drawing/2016/5/12/chartex" xmlns:cx7="http://schemas.microsoft.com/office/drawing/2016/5/13/chartex" xmlns:cx8="http://schemas.microsoft.com/office/drawing/2016/5/14/chartex" xmlns:mc="http://schemas.openxmlformats.org/markup-compatibility/2006" xmlns:aink="http://schemas.microsoft.com/office/drawing/2016/ink" xmlns:am3d="http://schemas.microsoft.com/office/drawing/2017/model3d" xmlns:o="urn:schemas-microsoft-com:office:office" xmlns:r="http://schemas.openxmlformats.org/officeDocument/2006/relationships" xmlns:m="http://schemas.openxmlformats.org/officeDocument/2006/math" xmlns:v="urn:schemas-microsoft-com:vml" xmlns:wp14="http://schemas.microsoft.com/office/word/2010/wordprocessingDrawing" xmlns:wp="http://schemas.openxmlformats.org/drawingml/2006/wordprocessingDrawing" xmlns:w10="urn:schemas-microsoft-com:office:word" xmlns:w="http://schemas.openxmlformats.org/wordprocessingml/2006/main" xmlns:w14="http://schemas.microsoft.com/office/word/2010/wordml" xmlns:w15="http://schemas.microsoft.com/office/word/2012/wordml" xmlns:w16cex="http://schemas.microsoft.com/office/word/2018/wordml/cex" xmlns:w16cid="http://schemas.microsoft.com/office/word/2016/wordml/cid" xmlns:w16="http://schemas.microsoft.com/office/word/2018/wordml" xmlns:w16sdtdh="http://schemas.microsoft.com/office/word/2020/wordml/sdtdatahash" xmlns:w16se="http://schemas.microsoft.com/office/word/2015/wordml/symex" xmlns:wpg="http://schemas.microsoft.com/office/word/2010/wordprocessingGroup" xmlns:wpi="http://schemas.microsoft.com/office/word/2010/wordprocessingInk" xmlns:wne="http://schemas.microsoft.com/office/word/2006/wordml" xmlns:wps="http://schemas.microsoft.com/office/word/2010/wordprocessingShape" mc:Ignorable="w14 w15 w16se w16cid w16 w16cex w16sdtdh wp14">
+<w:footnotes xmlns:wpc="http://schemas.microsoft.com/office/word/2010/wordprocessingCanvas" xmlns:cx="http://schemas.microsoft.com/office/drawing/2014/chartex" xmlns:cx1="http://schemas.microsoft.com/office/drawing/2015/9/8/chartex" xmlns:cx2="http://schemas.microsoft.com/office/drawing/2015/10/21/chartex" xmlns:cx3="http://schemas.microsoft.com/office/drawing/2016/5/9/chartex" xmlns:cx4="http://schemas.microsoft.com/office/drawing/2016/5/10/chartex" xmlns:cx5="http://schemas.microsoft.com/office/drawing/2016/5/11/chartex" xmlns:cx6="http://schemas.microsoft.com/office/drawing/2016/5/12/chartex" xmlns:cx7="http://schemas.microsoft.com/office/drawing/2016/5/13/chartex" xmlns:cx8="http://schemas.microsoft.com/office/drawing/2016/5/14/chartex" xmlns:mc="http://schemas.openxmlformats.org/markup-compatibility/2006" xmlns:aink="http://schemas.microsoft.com/office/drawing/2016/ink" xmlns:am3d="http://schemas.microsoft.com/office/drawing/2017/model3d" xmlns:o="urn:schemas-microsoft-com:office:office" xmlns:oel="http://schemas.microsoft.com/office/2019/extlst" xmlns:r="http://schemas.openxmlformats.org/officeDocument/2006/relationships" xmlns:m="http://schemas.openxmlformats.org/officeDocument/2006/math" xmlns:v="urn:schemas-microsoft-com:vml" xmlns:wp14="http://schemas.microsoft.com/office/word/2010/wordprocessingDrawing" xmlns:wp="http://schemas.openxmlformats.org/drawingml/2006/wordprocessingDrawing" xmlns:w10="urn:schemas-microsoft-com:office:word" xmlns:w="http://schemas.openxmlformats.org/wordprocessingml/2006/main" xmlns:w14="http://schemas.microsoft.com/office/word/2010/wordml" xmlns:w15="http://schemas.microsoft.com/office/word/2012/wordml" xmlns:w16cex="http://schemas.microsoft.com/office/word/2018/wordml/cex" xmlns:w16cid="http://schemas.microsoft.com/office/word/2016/wordml/cid" xmlns:w16="http://schemas.microsoft.com/office/word/2018/wordml" xmlns:w16du="http://schemas.microsoft.com/office/word/2023/wordml/word16du" xmlns:w16sdtdh="http://schemas.microsoft.com/office/word/2020/wordml/sdtdatahash" xmlns:w16sdtfl="http://schemas.microsoft.com/office/word/2024/wordml/sdtformatlock" xmlns:w16se="http://schemas.microsoft.com/office/word/2015/wordml/symex" xmlns:wpg="http://schemas.microsoft.com/office/word/2010/wordprocessingGroup" xmlns:wpi="http://schemas.microsoft.com/office/word/2010/wordprocessingInk" xmlns:wne="http://schemas.microsoft.com/office/word/2006/wordml" xmlns:wps="http://schemas.microsoft.com/office/word/2010/wordprocessingShape" mc:Ignorable="w14 w15 w16se w16cid w16 w16cex w16sdtdh w16sdtfl w16du wp14">
   <w:footnote w:type="separator" w:id="-1">
     <w:p>
       <w:pPr>
@@ -19695,7 +19656,7 @@
 </file>
 
 <file path=word/header1.xml><?xml version="1.0" encoding="utf-8"?>
-<w:hdr xmlns:wpc="http://schemas.microsoft.com/office/word/2010/wordprocessingCanvas" xmlns:cx="http://schemas.microsoft.com/office/drawing/2014/chartex" xmlns:cx1="http://schemas.microsoft.com/office/drawing/2015/9/8/chartex" xmlns:cx2="http://schemas.microsoft.com/office/drawing/2015/10/21/chartex" xmlns:cx3="http://schemas.microsoft.com/office/drawing/2016/5/9/chartex" xmlns:cx4="http://schemas.microsoft.com/office/drawing/2016/5/10/chartex" xmlns:cx5="http://schemas.microsoft.com/office/drawing/2016/5/11/chartex" xmlns:cx6="http://schemas.microsoft.com/office/drawing/2016/5/12/chartex" xmlns:cx7="http://schemas.microsoft.com/office/drawing/2016/5/13/chartex" xmlns:cx8="http://schemas.microsoft.com/office/drawing/2016/5/14/chartex" xmlns:mc="http://schemas.openxmlformats.org/markup-compatibility/2006" xmlns:aink="http://schemas.microsoft.com/office/drawing/2016/ink" xmlns:am3d="http://schemas.microsoft.com/office/drawing/2017/model3d" xmlns:o="urn:schemas-microsoft-com:office:office" xmlns:r="http://schemas.openxmlformats.org/officeDocument/2006/relationships" xmlns:m="http://schemas.openxmlformats.org/officeDocument/2006/math" xmlns:v="urn:schemas-microsoft-com:vml" xmlns:wp14="http://schemas.microsoft.com/office/word/2010/wordprocessingDrawing" xmlns:wp="http://schemas.openxmlformats.org/drawingml/2006/wordprocessingDrawing" xmlns:w10="urn:schemas-microsoft-com:office:word" xmlns:w="http://schemas.openxmlformats.org/wordprocessingml/2006/main" xmlns:w14="http://schemas.microsoft.com/office/word/2010/wordml" xmlns:w15="http://schemas.microsoft.com/office/word/2012/wordml" xmlns:w16cex="http://schemas.microsoft.com/office/word/2018/wordml/cex" xmlns:w16cid="http://schemas.microsoft.com/office/word/2016/wordml/cid" xmlns:w16="http://schemas.microsoft.com/office/word/2018/wordml" xmlns:w16sdtdh="http://schemas.microsoft.com/office/word/2020/wordml/sdtdatahash" xmlns:w16se="http://schemas.microsoft.com/office/word/2015/wordml/symex" xmlns:wpg="http://schemas.microsoft.com/office/word/2010/wordprocessingGroup" xmlns:wpi="http://schemas.microsoft.com/office/word/2010/wordprocessingInk" xmlns:wne="http://schemas.microsoft.com/office/word/2006/wordml" xmlns:wps="http://schemas.microsoft.com/office/word/2010/wordprocessingShape" mc:Ignorable="w14 w15 w16se w16cid w16 w16cex w16sdtdh wp14">
+<w:hdr xmlns:wpc="http://schemas.microsoft.com/office/word/2010/wordprocessingCanvas" xmlns:cx="http://schemas.microsoft.com/office/drawing/2014/chartex" xmlns:cx1="http://schemas.microsoft.com/office/drawing/2015/9/8/chartex" xmlns:cx2="http://schemas.microsoft.com/office/drawing/2015/10/21/chartex" xmlns:cx3="http://schemas.microsoft.com/office/drawing/2016/5/9/chartex" xmlns:cx4="http://schemas.microsoft.com/office/drawing/2016/5/10/chartex" xmlns:cx5="http://schemas.microsoft.com/office/drawing/2016/5/11/chartex" xmlns:cx6="http://schemas.microsoft.com/office/drawing/2016/5/12/chartex" xmlns:cx7="http://schemas.microsoft.com/office/drawing/2016/5/13/chartex" xmlns:cx8="http://schemas.microsoft.com/office/drawing/2016/5/14/chartex" xmlns:mc="http://schemas.openxmlformats.org/markup-compatibility/2006" xmlns:aink="http://schemas.microsoft.com/office/drawing/2016/ink" xmlns:am3d="http://schemas.microsoft.com/office/drawing/2017/model3d" xmlns:o="urn:schemas-microsoft-com:office:office" xmlns:oel="http://schemas.microsoft.com/office/2019/extlst" xmlns:r="http://schemas.openxmlformats.org/officeDocument/2006/relationships" xmlns:m="http://schemas.openxmlformats.org/officeDocument/2006/math" xmlns:v="urn:schemas-microsoft-com:vml" xmlns:wp14="http://schemas.microsoft.com/office/word/2010/wordprocessingDrawing" xmlns:wp="http://schemas.openxmlformats.org/drawingml/2006/wordprocessingDrawing" xmlns:w10="urn:schemas-microsoft-com:office:word" xmlns:w="http://schemas.openxmlformats.org/wordprocessingml/2006/main" xmlns:w14="http://schemas.microsoft.com/office/word/2010/wordml" xmlns:w15="http://schemas.microsoft.com/office/word/2012/wordml" xmlns:w16cex="http://schemas.microsoft.com/office/word/2018/wordml/cex" xmlns:w16cid="http://schemas.microsoft.com/office/word/2016/wordml/cid" xmlns:w16="http://schemas.microsoft.com/office/word/2018/wordml" xmlns:w16du="http://schemas.microsoft.com/office/word/2023/wordml/word16du" xmlns:w16sdtdh="http://schemas.microsoft.com/office/word/2020/wordml/sdtdatahash" xmlns:w16sdtfl="http://schemas.microsoft.com/office/word/2024/wordml/sdtformatlock" xmlns:w16se="http://schemas.microsoft.com/office/word/2015/wordml/symex" xmlns:wpg="http://schemas.microsoft.com/office/word/2010/wordprocessingGroup" xmlns:wpi="http://schemas.microsoft.com/office/word/2010/wordprocessingInk" xmlns:wne="http://schemas.microsoft.com/office/word/2006/wordml" xmlns:wps="http://schemas.microsoft.com/office/word/2010/wordprocessingShape" mc:Ignorable="w14 w15 w16se w16cid w16 w16cex w16sdtdh w16sdtfl w16du wp14">
   <w:p>
     <w:pPr>
       <w:pStyle w:val="Encabezado"/>
@@ -19781,7 +19742,7 @@
 </file>
 
 <file path=word/numbering.xml><?xml version="1.0" encoding="utf-8"?>
-<w:numbering xmlns:wpc="http://schemas.microsoft.com/office/word/2010/wordprocessingCanvas" xmlns:cx="http://schemas.microsoft.com/office/drawing/2014/chartex" xmlns:cx1="http://schemas.microsoft.com/office/drawing/2015/9/8/chartex" xmlns:cx2="http://schemas.microsoft.com/office/drawing/2015/10/21/chartex" xmlns:cx3="http://schemas.microsoft.com/office/drawing/2016/5/9/chartex" xmlns:cx4="http://schemas.microsoft.com/office/drawing/2016/5/10/chartex" xmlns:cx5="http://schemas.microsoft.com/office/drawing/2016/5/11/chartex" xmlns:cx6="http://schemas.microsoft.com/office/drawing/2016/5/12/chartex" xmlns:cx7="http://schemas.microsoft.com/office/drawing/2016/5/13/chartex" xmlns:cx8="http://schemas.microsoft.com/office/drawing/2016/5/14/chartex" xmlns:mc="http://schemas.openxmlformats.org/markup-compatibility/2006" xmlns:aink="http://schemas.microsoft.com/office/drawing/2016/ink" xmlns:am3d="http://schemas.microsoft.com/office/drawing/2017/model3d" xmlns:o="urn:schemas-microsoft-com:office:office" xmlns:r="http://schemas.openxmlformats.org/officeDocument/2006/relationships" xmlns:m="http://schemas.openxmlformats.org/officeDocument/2006/math" xmlns:v="urn:schemas-microsoft-com:vml" xmlns:wp14="http://schemas.microsoft.com/office/word/2010/wordprocessingDrawing" xmlns:wp="http://schemas.openxmlformats.org/drawingml/2006/wordprocessingDrawing" xmlns:w10="urn:schemas-microsoft-com:office:word" xmlns:w="http://schemas.openxmlformats.org/wordprocessingml/2006/main" xmlns:w14="http://schemas.microsoft.com/office/word/2010/wordml" xmlns:w15="http://schemas.microsoft.com/office/word/2012/wordml" xmlns:w16cex="http://schemas.microsoft.com/office/word/2018/wordml/cex" xmlns:w16cid="http://schemas.microsoft.com/office/word/2016/wordml/cid" xmlns:w16="http://schemas.microsoft.com/office/word/2018/wordml" xmlns:w16sdtdh="http://schemas.microsoft.com/office/word/2020/wordml/sdtdatahash" xmlns:w16se="http://schemas.microsoft.com/office/word/2015/wordml/symex" xmlns:wpg="http://schemas.microsoft.com/office/word/2010/wordprocessingGroup" xmlns:wpi="http://schemas.microsoft.com/office/word/2010/wordprocessingInk" xmlns:wne="http://schemas.microsoft.com/office/word/2006/wordml" xmlns:wps="http://schemas.microsoft.com/office/word/2010/wordprocessingShape" mc:Ignorable="w14 w15 w16se w16cid w16 w16cex w16sdtdh wp14">
+<w:numbering xmlns:wpc="http://schemas.microsoft.com/office/word/2010/wordprocessingCanvas" xmlns:cx="http://schemas.microsoft.com/office/drawing/2014/chartex" xmlns:cx1="http://schemas.microsoft.com/office/drawing/2015/9/8/chartex" xmlns:cx2="http://schemas.microsoft.com/office/drawing/2015/10/21/chartex" xmlns:cx3="http://schemas.microsoft.com/office/drawing/2016/5/9/chartex" xmlns:cx4="http://schemas.microsoft.com/office/drawing/2016/5/10/chartex" xmlns:cx5="http://schemas.microsoft.com/office/drawing/2016/5/11/chartex" xmlns:cx6="http://schemas.microsoft.com/office/drawing/2016/5/12/chartex" xmlns:cx7="http://schemas.microsoft.com/office/drawing/2016/5/13/chartex" xmlns:cx8="http://schemas.microsoft.com/office/drawing/2016/5/14/chartex" xmlns:mc="http://schemas.openxmlformats.org/markup-compatibility/2006" xmlns:aink="http://schemas.microsoft.com/office/drawing/2016/ink" xmlns:am3d="http://schemas.microsoft.com/office/drawing/2017/model3d" xmlns:o="urn:schemas-microsoft-com:office:office" xmlns:oel="http://schemas.microsoft.com/office/2019/extlst" xmlns:r="http://schemas.openxmlformats.org/officeDocument/2006/relationships" xmlns:m="http://schemas.openxmlformats.org/officeDocument/2006/math" xmlns:v="urn:schemas-microsoft-com:vml" xmlns:wp14="http://schemas.microsoft.com/office/word/2010/wordprocessingDrawing" xmlns:wp="http://schemas.openxmlformats.org/drawingml/2006/wordprocessingDrawing" xmlns:w10="urn:schemas-microsoft-com:office:word" xmlns:w="http://schemas.openxmlformats.org/wordprocessingml/2006/main" xmlns:w14="http://schemas.microsoft.com/office/word/2010/wordml" xmlns:w15="http://schemas.microsoft.com/office/word/2012/wordml" xmlns:w16cex="http://schemas.microsoft.com/office/word/2018/wordml/cex" xmlns:w16cid="http://schemas.microsoft.com/office/word/2016/wordml/cid" xmlns:w16="http://schemas.microsoft.com/office/word/2018/wordml" xmlns:w16du="http://schemas.microsoft.com/office/word/2023/wordml/word16du" xmlns:w16sdtdh="http://schemas.microsoft.com/office/word/2020/wordml/sdtdatahash" xmlns:w16sdtfl="http://schemas.microsoft.com/office/word/2024/wordml/sdtformatlock" xmlns:w16se="http://schemas.microsoft.com/office/word/2015/wordml/symex" xmlns:wpg="http://schemas.microsoft.com/office/word/2010/wordprocessingGroup" xmlns:wpi="http://schemas.microsoft.com/office/word/2010/wordprocessingInk" xmlns:wne="http://schemas.microsoft.com/office/word/2006/wordml" xmlns:wps="http://schemas.microsoft.com/office/word/2010/wordprocessingShape" mc:Ignorable="w14 w15 w16se w16cid w16 w16cex w16sdtdh w16sdtfl w16du wp14">
   <w:abstractNum w:abstractNumId="0" w15:restartNumberingAfterBreak="0">
     <w:nsid w:val="FFFFFF89"/>
     <w:multiLevelType w:val="singleLevel"/>
@@ -23383,8 +23344,8 @@
   <w:abstractNum w:abstractNumId="33" w15:restartNumberingAfterBreak="0">
     <w:nsid w:val="4EBE1EF6"/>
     <w:multiLevelType w:val="hybridMultilevel"/>
-    <w:tmpl w:val="AF3C2E24"/>
-    <w:lvl w:ilvl="0" w:tplc="68CCEA9C">
+    <w:tmpl w:val="E486755A"/>
+    <w:lvl w:ilvl="0" w:tplc="5BF2E584">
       <w:start w:val="1"/>
       <w:numFmt w:val="decimal"/>
       <w:pStyle w:val="Tabla"/>
@@ -23396,6 +23357,8 @@
       <w:rPr>
         <w:b/>
         <w:bCs/>
+        <w:i w:val="0"/>
+        <w:iCs/>
       </w:rPr>
     </w:lvl>
     <w:lvl w:ilvl="1" w:tplc="080A0019">
@@ -25626,163 +25589,163 @@
       </w:rPr>
     </w:lvl>
   </w:abstractNum>
-  <w:num w:numId="1">
+  <w:num w:numId="1" w16cid:durableId="1843817170">
     <w:abstractNumId w:val="0"/>
   </w:num>
-  <w:num w:numId="2">
+  <w:num w:numId="2" w16cid:durableId="1422139324">
     <w:abstractNumId w:val="20"/>
   </w:num>
-  <w:num w:numId="3">
+  <w:num w:numId="3" w16cid:durableId="1538933786">
     <w:abstractNumId w:val="33"/>
   </w:num>
-  <w:num w:numId="4">
+  <w:num w:numId="4" w16cid:durableId="1552186929">
     <w:abstractNumId w:val="25"/>
   </w:num>
-  <w:num w:numId="5">
+  <w:num w:numId="5" w16cid:durableId="2043434105">
     <w:abstractNumId w:val="46"/>
   </w:num>
-  <w:num w:numId="6">
+  <w:num w:numId="6" w16cid:durableId="1341811317">
     <w:abstractNumId w:val="42"/>
   </w:num>
-  <w:num w:numId="7">
+  <w:num w:numId="7" w16cid:durableId="451753391">
     <w:abstractNumId w:val="50"/>
   </w:num>
-  <w:num w:numId="8">
+  <w:num w:numId="8" w16cid:durableId="2087410151">
     <w:abstractNumId w:val="21"/>
   </w:num>
-  <w:num w:numId="9">
+  <w:num w:numId="9" w16cid:durableId="105347609">
     <w:abstractNumId w:val="44"/>
   </w:num>
-  <w:num w:numId="10">
+  <w:num w:numId="10" w16cid:durableId="1880974284">
     <w:abstractNumId w:val="49"/>
   </w:num>
-  <w:num w:numId="11">
+  <w:num w:numId="11" w16cid:durableId="1552695307">
     <w:abstractNumId w:val="19"/>
   </w:num>
-  <w:num w:numId="12">
+  <w:num w:numId="12" w16cid:durableId="382337924">
     <w:abstractNumId w:val="10"/>
   </w:num>
-  <w:num w:numId="13">
+  <w:num w:numId="13" w16cid:durableId="1016539322">
     <w:abstractNumId w:val="48"/>
   </w:num>
-  <w:num w:numId="14">
+  <w:num w:numId="14" w16cid:durableId="842549129">
     <w:abstractNumId w:val="51"/>
   </w:num>
-  <w:num w:numId="15">
+  <w:num w:numId="15" w16cid:durableId="442696388">
     <w:abstractNumId w:val="41"/>
   </w:num>
-  <w:num w:numId="16">
+  <w:num w:numId="16" w16cid:durableId="1511145535">
     <w:abstractNumId w:val="9"/>
   </w:num>
-  <w:num w:numId="17">
+  <w:num w:numId="17" w16cid:durableId="760221584">
     <w:abstractNumId w:val="24"/>
   </w:num>
-  <w:num w:numId="18">
+  <w:num w:numId="18" w16cid:durableId="1032264390">
     <w:abstractNumId w:val="26"/>
   </w:num>
-  <w:num w:numId="19">
+  <w:num w:numId="19" w16cid:durableId="1047607409">
     <w:abstractNumId w:val="31"/>
   </w:num>
-  <w:num w:numId="20">
+  <w:num w:numId="20" w16cid:durableId="989482113">
     <w:abstractNumId w:val="14"/>
   </w:num>
-  <w:num w:numId="21">
+  <w:num w:numId="21" w16cid:durableId="402915592">
     <w:abstractNumId w:val="8"/>
   </w:num>
-  <w:num w:numId="22">
+  <w:num w:numId="22" w16cid:durableId="1294679491">
     <w:abstractNumId w:val="16"/>
   </w:num>
-  <w:num w:numId="23">
+  <w:num w:numId="23" w16cid:durableId="299459782">
     <w:abstractNumId w:val="23"/>
   </w:num>
-  <w:num w:numId="24">
+  <w:num w:numId="24" w16cid:durableId="2115897567">
     <w:abstractNumId w:val="35"/>
   </w:num>
-  <w:num w:numId="25">
+  <w:num w:numId="25" w16cid:durableId="2032602523">
     <w:abstractNumId w:val="1"/>
   </w:num>
-  <w:num w:numId="26">
+  <w:num w:numId="26" w16cid:durableId="872763364">
     <w:abstractNumId w:val="4"/>
   </w:num>
-  <w:num w:numId="27">
+  <w:num w:numId="27" w16cid:durableId="860169645">
     <w:abstractNumId w:val="2"/>
   </w:num>
-  <w:num w:numId="28">
+  <w:num w:numId="28" w16cid:durableId="1670861007">
     <w:abstractNumId w:val="34"/>
   </w:num>
-  <w:num w:numId="29">
+  <w:num w:numId="29" w16cid:durableId="1053039355">
     <w:abstractNumId w:val="15"/>
   </w:num>
-  <w:num w:numId="30">
+  <w:num w:numId="30" w16cid:durableId="1650288439">
     <w:abstractNumId w:val="37"/>
   </w:num>
-  <w:num w:numId="31">
+  <w:num w:numId="31" w16cid:durableId="1428889913">
     <w:abstractNumId w:val="29"/>
   </w:num>
-  <w:num w:numId="32">
+  <w:num w:numId="32" w16cid:durableId="1185706979">
     <w:abstractNumId w:val="39"/>
   </w:num>
-  <w:num w:numId="33">
+  <w:num w:numId="33" w16cid:durableId="2106925718">
     <w:abstractNumId w:val="12"/>
   </w:num>
-  <w:num w:numId="34">
+  <w:num w:numId="34" w16cid:durableId="829636158">
     <w:abstractNumId w:val="13"/>
   </w:num>
-  <w:num w:numId="35">
+  <w:num w:numId="35" w16cid:durableId="1626694982">
     <w:abstractNumId w:val="43"/>
   </w:num>
-  <w:num w:numId="36">
+  <w:num w:numId="36" w16cid:durableId="578633028">
     <w:abstractNumId w:val="11"/>
   </w:num>
-  <w:num w:numId="37">
+  <w:num w:numId="37" w16cid:durableId="923220578">
     <w:abstractNumId w:val="5"/>
   </w:num>
-  <w:num w:numId="38">
+  <w:num w:numId="38" w16cid:durableId="1733696090">
     <w:abstractNumId w:val="28"/>
   </w:num>
-  <w:num w:numId="39">
+  <w:num w:numId="39" w16cid:durableId="705374128">
     <w:abstractNumId w:val="36"/>
   </w:num>
-  <w:num w:numId="40">
+  <w:num w:numId="40" w16cid:durableId="376857581">
     <w:abstractNumId w:val="3"/>
   </w:num>
-  <w:num w:numId="41">
+  <w:num w:numId="41" w16cid:durableId="181938042">
     <w:abstractNumId w:val="45"/>
   </w:num>
-  <w:num w:numId="42">
+  <w:num w:numId="42" w16cid:durableId="2083597880">
     <w:abstractNumId w:val="17"/>
   </w:num>
-  <w:num w:numId="43">
+  <w:num w:numId="43" w16cid:durableId="979261951">
     <w:abstractNumId w:val="6"/>
   </w:num>
-  <w:num w:numId="44">
+  <w:num w:numId="44" w16cid:durableId="1324505817">
     <w:abstractNumId w:val="40"/>
   </w:num>
-  <w:num w:numId="45">
+  <w:num w:numId="45" w16cid:durableId="1580360354">
     <w:abstractNumId w:val="18"/>
   </w:num>
-  <w:num w:numId="46">
+  <w:num w:numId="46" w16cid:durableId="1109932659">
     <w:abstractNumId w:val="32"/>
   </w:num>
-  <w:num w:numId="47">
+  <w:num w:numId="47" w16cid:durableId="1031226689">
     <w:abstractNumId w:val="52"/>
   </w:num>
-  <w:num w:numId="48">
+  <w:num w:numId="48" w16cid:durableId="253708711">
     <w:abstractNumId w:val="30"/>
   </w:num>
-  <w:num w:numId="49">
+  <w:num w:numId="49" w16cid:durableId="1602835104">
     <w:abstractNumId w:val="27"/>
   </w:num>
-  <w:num w:numId="50">
+  <w:num w:numId="50" w16cid:durableId="145438304">
     <w:abstractNumId w:val="38"/>
   </w:num>
-  <w:num w:numId="51">
+  <w:num w:numId="51" w16cid:durableId="1187598079">
     <w:abstractNumId w:val="22"/>
   </w:num>
-  <w:num w:numId="52">
+  <w:num w:numId="52" w16cid:durableId="139615343">
     <w:abstractNumId w:val="7"/>
   </w:num>
-  <w:num w:numId="53">
+  <w:num w:numId="53" w16cid:durableId="1056128041">
     <w:abstractNumId w:val="47"/>
   </w:num>
   <w:numIdMacAtCleanup w:val="52"/>
@@ -25790,7 +25753,7 @@
 </file>
 
 <file path=word/styles.xml><?xml version="1.0" encoding="utf-8"?>
-<w:styles xmlns:mc="http://schemas.openxmlformats.org/markup-compatibility/2006" xmlns:r="http://schemas.openxmlformats.org/officeDocument/2006/relationships" xmlns:w="http://schemas.openxmlformats.org/wordprocessingml/2006/main" xmlns:w14="http://schemas.microsoft.com/office/word/2010/wordml" xmlns:w15="http://schemas.microsoft.com/office/word/2012/wordml" xmlns:w16cex="http://schemas.microsoft.com/office/word/2018/wordml/cex" xmlns:w16cid="http://schemas.microsoft.com/office/word/2016/wordml/cid" xmlns:w16="http://schemas.microsoft.com/office/word/2018/wordml" xmlns:w16sdtdh="http://schemas.microsoft.com/office/word/2020/wordml/sdtdatahash" xmlns:w16se="http://schemas.microsoft.com/office/word/2015/wordml/symex" mc:Ignorable="w14 w15 w16se w16cid w16 w16cex w16sdtdh">
+<w:styles xmlns:mc="http://schemas.openxmlformats.org/markup-compatibility/2006" xmlns:r="http://schemas.openxmlformats.org/officeDocument/2006/relationships" xmlns:w="http://schemas.openxmlformats.org/wordprocessingml/2006/main" xmlns:w14="http://schemas.microsoft.com/office/word/2010/wordml" xmlns:w15="http://schemas.microsoft.com/office/word/2012/wordml" xmlns:w16cex="http://schemas.microsoft.com/office/word/2018/wordml/cex" xmlns:w16cid="http://schemas.microsoft.com/office/word/2016/wordml/cid" xmlns:w16="http://schemas.microsoft.com/office/word/2018/wordml" xmlns:w16du="http://schemas.microsoft.com/office/word/2023/wordml/word16du" xmlns:w16sdtdh="http://schemas.microsoft.com/office/word/2020/wordml/sdtdatahash" xmlns:w16sdtfl="http://schemas.microsoft.com/office/word/2024/wordml/sdtformatlock" xmlns:w16se="http://schemas.microsoft.com/office/word/2015/wordml/symex" mc:Ignorable="w14 w15 w16se w16cid w16 w16cex w16sdtdh w16sdtfl w16du">
   <w:docDefaults>
     <w:rPrDefault>
       <w:rPr>
@@ -27142,7 +27105,7 @@
       </w:rPr>
     </w:tblStylePr>
   </w:style>
-  <w:style w:type="character" w:styleId="Textoennegrita">
+  <w:style w:type="character" w:styleId="Fuerte">
     <w:name w:val="Strong"/>
     <w:basedOn w:val="Fuentedeprrafopredeter"/>
     <w:uiPriority w:val="22"/>
@@ -27535,14 +27498,7 @@
 </file>
 
 <file path=customXml/item1.xml><?xml version="1.0" encoding="utf-8"?>
-<p:properties xmlns:p="http://schemas.microsoft.com/office/2006/metadata/properties" xmlns:xsi="http://www.w3.org/2001/XMLSchema-instance" xmlns:pc="http://schemas.microsoft.com/office/infopath/2007/PartnerControls">
-  <documentManagement>
-    <TaxCatchAll xmlns="13c90a0b-73bc-4dc0-be5f-28d77b615beb" xsi:nil="true"/>
-    <lcf76f155ced4ddcb4097134ff3c332f xmlns="13c93bba-48ce-428c-bfe5-88b42c19b028">
-      <Terms xmlns="http://schemas.microsoft.com/office/infopath/2007/PartnerControls"/>
-    </lcf76f155ced4ddcb4097134ff3c332f>
-  </documentManagement>
-</p:properties>
+<b:Sources xmlns:b="http://schemas.openxmlformats.org/officeDocument/2006/bibliography" xmlns="http://schemas.openxmlformats.org/officeDocument/2006/bibliography" SelectedStyle="\APASixthEditionOfficeOnline.xsl" StyleName="APA" Version="6"/>
 </file>
 
 <file path=customXml/item2.xml><?xml version="1.0" encoding="utf-8"?>
@@ -27555,7 +27511,14 @@
 </file>
 
 <file path=customXml/item3.xml><?xml version="1.0" encoding="utf-8"?>
-<b:Sources xmlns:b="http://schemas.openxmlformats.org/officeDocument/2006/bibliography" xmlns="http://schemas.openxmlformats.org/officeDocument/2006/bibliography" SelectedStyle="\APASixthEditionOfficeOnline.xsl" StyleName="APA" Version="6"/>
+<p:properties xmlns:p="http://schemas.microsoft.com/office/2006/metadata/properties" xmlns:xsi="http://www.w3.org/2001/XMLSchema-instance" xmlns:pc="http://schemas.microsoft.com/office/infopath/2007/PartnerControls">
+  <documentManagement>
+    <TaxCatchAll xmlns="13c90a0b-73bc-4dc0-be5f-28d77b615beb" xsi:nil="true"/>
+    <lcf76f155ced4ddcb4097134ff3c332f xmlns="13c93bba-48ce-428c-bfe5-88b42c19b028">
+      <Terms xmlns="http://schemas.microsoft.com/office/infopath/2007/PartnerControls"/>
+    </lcf76f155ced4ddcb4097134ff3c332f>
+  </documentManagement>
+</p:properties>
 </file>
 
 <file path=customXml/item4.xml><?xml version="1.0" encoding="utf-8"?>
@@ -27794,12 +27757,9 @@
 </file>
 
 <file path=customXml/itemProps1.xml><?xml version="1.0" encoding="utf-8"?>
-<ds:datastoreItem xmlns:ds="http://schemas.openxmlformats.org/officeDocument/2006/customXml" ds:itemID="{1279454D-02BE-4A9C-A117-DCD1573E2608}">
+<ds:datastoreItem xmlns:ds="http://schemas.openxmlformats.org/officeDocument/2006/customXml" ds:itemID="{EAE431FD-7059-4C09-804B-C9D69EB7B213}">
   <ds:schemaRefs>
-    <ds:schemaRef ds:uri="http://schemas.microsoft.com/office/2006/metadata/properties"/>
-    <ds:schemaRef ds:uri="http://schemas.microsoft.com/office/infopath/2007/PartnerControls"/>
-    <ds:schemaRef ds:uri="13c90a0b-73bc-4dc0-be5f-28d77b615beb"/>
-    <ds:schemaRef ds:uri="13c93bba-48ce-428c-bfe5-88b42c19b028"/>
+    <ds:schemaRef ds:uri="http://schemas.openxmlformats.org/officeDocument/2006/bibliography"/>
   </ds:schemaRefs>
 </ds:datastoreItem>
 </file>
@@ -27813,9 +27773,12 @@
 </file>
 
 <file path=customXml/itemProps3.xml><?xml version="1.0" encoding="utf-8"?>
-<ds:datastoreItem xmlns:ds="http://schemas.openxmlformats.org/officeDocument/2006/customXml" ds:itemID="{EAE431FD-7059-4C09-804B-C9D69EB7B213}">
+<ds:datastoreItem xmlns:ds="http://schemas.openxmlformats.org/officeDocument/2006/customXml" ds:itemID="{1279454D-02BE-4A9C-A117-DCD1573E2608}">
   <ds:schemaRefs>
-    <ds:schemaRef ds:uri="http://schemas.openxmlformats.org/officeDocument/2006/bibliography"/>
+    <ds:schemaRef ds:uri="http://schemas.microsoft.com/office/2006/metadata/properties"/>
+    <ds:schemaRef ds:uri="http://schemas.microsoft.com/office/infopath/2007/PartnerControls"/>
+    <ds:schemaRef ds:uri="13c90a0b-73bc-4dc0-be5f-28d77b615beb"/>
+    <ds:schemaRef ds:uri="13c93bba-48ce-428c-bfe5-88b42c19b028"/>
   </ds:schemaRefs>
 </ds:datastoreItem>
 </file>

--- a/fuentes/123103_CF03_DU.docx
+++ b/fuentes/123103_CF03_DU.docx
@@ -1,6 +1,6 @@
 
 <file path=word/document.xml><?xml version="1.0" encoding="utf-8"?>
-<w:document xmlns:wpc="http://schemas.microsoft.com/office/word/2010/wordprocessingCanvas" xmlns:cx="http://schemas.microsoft.com/office/drawing/2014/chartex" xmlns:cx1="http://schemas.microsoft.com/office/drawing/2015/9/8/chartex" xmlns:cx2="http://schemas.microsoft.com/office/drawing/2015/10/21/chartex" xmlns:cx3="http://schemas.microsoft.com/office/drawing/2016/5/9/chartex" xmlns:cx4="http://schemas.microsoft.com/office/drawing/2016/5/10/chartex" xmlns:cx5="http://schemas.microsoft.com/office/drawing/2016/5/11/chartex" xmlns:cx6="http://schemas.microsoft.com/office/drawing/2016/5/12/chartex" xmlns:cx7="http://schemas.microsoft.com/office/drawing/2016/5/13/chartex" xmlns:cx8="http://schemas.microsoft.com/office/drawing/2016/5/14/chartex" xmlns:mc="http://schemas.openxmlformats.org/markup-compatibility/2006" xmlns:aink="http://schemas.microsoft.com/office/drawing/2016/ink" xmlns:am3d="http://schemas.microsoft.com/office/drawing/2017/model3d" xmlns:o="urn:schemas-microsoft-com:office:office" xmlns:oel="http://schemas.microsoft.com/office/2019/extlst" xmlns:r="http://schemas.openxmlformats.org/officeDocument/2006/relationships" xmlns:m="http://schemas.openxmlformats.org/officeDocument/2006/math" xmlns:v="urn:schemas-microsoft-com:vml" xmlns:wp14="http://schemas.microsoft.com/office/word/2010/wordprocessingDrawing" xmlns:wp="http://schemas.openxmlformats.org/drawingml/2006/wordprocessingDrawing" xmlns:w10="urn:schemas-microsoft-com:office:word" xmlns:w="http://schemas.openxmlformats.org/wordprocessingml/2006/main" xmlns:w14="http://schemas.microsoft.com/office/word/2010/wordml" xmlns:w15="http://schemas.microsoft.com/office/word/2012/wordml" xmlns:w16cex="http://schemas.microsoft.com/office/word/2018/wordml/cex" xmlns:w16cid="http://schemas.microsoft.com/office/word/2016/wordml/cid" xmlns:w16="http://schemas.microsoft.com/office/word/2018/wordml" xmlns:w16du="http://schemas.microsoft.com/office/word/2023/wordml/word16du" xmlns:w16sdtdh="http://schemas.microsoft.com/office/word/2020/wordml/sdtdatahash" xmlns:w16sdtfl="http://schemas.microsoft.com/office/word/2024/wordml/sdtformatlock" xmlns:w16se="http://schemas.microsoft.com/office/word/2015/wordml/symex" xmlns:wpg="http://schemas.microsoft.com/office/word/2010/wordprocessingGroup" xmlns:wpi="http://schemas.microsoft.com/office/word/2010/wordprocessingInk" xmlns:wne="http://schemas.microsoft.com/office/word/2006/wordml" xmlns:wps="http://schemas.microsoft.com/office/word/2010/wordprocessingShape" mc:Ignorable="w14 w15 w16se w16cid w16 w16cex w16sdtdh w16sdtfl w16du wp14">
+<w:document xmlns:wpc="http://schemas.microsoft.com/office/word/2010/wordprocessingCanvas" xmlns:cx="http://schemas.microsoft.com/office/drawing/2014/chartex" xmlns:cx1="http://schemas.microsoft.com/office/drawing/2015/9/8/chartex" xmlns:cx2="http://schemas.microsoft.com/office/drawing/2015/10/21/chartex" xmlns:cx3="http://schemas.microsoft.com/office/drawing/2016/5/9/chartex" xmlns:cx4="http://schemas.microsoft.com/office/drawing/2016/5/10/chartex" xmlns:cx5="http://schemas.microsoft.com/office/drawing/2016/5/11/chartex" xmlns:cx6="http://schemas.microsoft.com/office/drawing/2016/5/12/chartex" xmlns:cx7="http://schemas.microsoft.com/office/drawing/2016/5/13/chartex" xmlns:cx8="http://schemas.microsoft.com/office/drawing/2016/5/14/chartex" xmlns:mc="http://schemas.openxmlformats.org/markup-compatibility/2006" xmlns:aink="http://schemas.microsoft.com/office/drawing/2016/ink" xmlns:am3d="http://schemas.microsoft.com/office/drawing/2017/model3d" xmlns:o="urn:schemas-microsoft-com:office:office" xmlns:r="http://schemas.openxmlformats.org/officeDocument/2006/relationships" xmlns:m="http://schemas.openxmlformats.org/officeDocument/2006/math" xmlns:v="urn:schemas-microsoft-com:vml" xmlns:wp14="http://schemas.microsoft.com/office/word/2010/wordprocessingDrawing" xmlns:wp="http://schemas.openxmlformats.org/drawingml/2006/wordprocessingDrawing" xmlns:w10="urn:schemas-microsoft-com:office:word" xmlns:w="http://schemas.openxmlformats.org/wordprocessingml/2006/main" xmlns:w14="http://schemas.microsoft.com/office/word/2010/wordml" xmlns:w15="http://schemas.microsoft.com/office/word/2012/wordml" xmlns:w16cex="http://schemas.microsoft.com/office/word/2018/wordml/cex" xmlns:w16cid="http://schemas.microsoft.com/office/word/2016/wordml/cid" xmlns:w16="http://schemas.microsoft.com/office/word/2018/wordml" xmlns:w16sdtdh="http://schemas.microsoft.com/office/word/2020/wordml/sdtdatahash" xmlns:w16se="http://schemas.microsoft.com/office/word/2015/wordml/symex" xmlns:wpg="http://schemas.microsoft.com/office/word/2010/wordprocessingGroup" xmlns:wpi="http://schemas.microsoft.com/office/word/2010/wordprocessingInk" xmlns:wne="http://schemas.microsoft.com/office/word/2006/wordml" xmlns:wps="http://schemas.microsoft.com/office/word/2010/wordprocessingShape" mc:Ignorable="w14 w15 w16se w16cid w16 w16cex w16sdtdh wp14">
   <w:body>
     <w:p>
       <w:pPr>
@@ -223,7 +223,7 @@
                 <v:stroke joinstyle="miter"/>
                 <v:path gradientshapeok="t" o:connecttype="rect"/>
               </v:shapetype>
-              <v:shape id="Cuadro de texto 2" o:spid="_x0000_s1026" type="#_x0000_t202" alt="&quot;&quot;" style="position:absolute;left:0;text-align:left;margin-left:-20.7pt;margin-top:36.8pt;width:549pt;height:154.5pt;z-index:251663360;visibility:visible;mso-wrap-style:square;mso-width-percent:0;mso-height-percent:0;mso-wrap-distance-left:9pt;mso-wrap-distance-top:3.6pt;mso-wrap-distance-right:9pt;mso-wrap-distance-bottom:3.6pt;mso-position-horizontal:absolute;mso-position-horizontal-relative:text;mso-position-vertical:absolute;mso-position-vertical-relative:text;mso-width-percent:0;mso-height-percent:0;mso-width-relative:margin;mso-height-relative:margin;v-text-anchor:top" o:gfxdata="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" filled="f" stroked="f">
+              <v:shape id="Cuadro de texto 2" o:spid="_x0000_s1026" type="#_x0000_t202" alt="&quot;&quot;" style="position:absolute;left:0;text-align:left;margin-left:-20.7pt;margin-top:36.8pt;width:549pt;height:154.5pt;z-index:251663360;visibility:visible;mso-wrap-style:square;mso-width-percent:0;mso-height-percent:0;mso-wrap-distance-left:9pt;mso-wrap-distance-top:3.6pt;mso-wrap-distance-right:9pt;mso-wrap-distance-bottom:3.6pt;mso-position-horizontal:absolute;mso-position-horizontal-relative:text;mso-position-vertical:absolute;mso-position-vertical-relative:text;mso-width-percent:0;mso-height-percent:0;mso-width-relative:margin;mso-height-relative:margin;v-text-anchor:top" o:gfxdata="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" filled="f" stroked="f">
                 <v:textbox>
                   <w:txbxContent>
                     <w:p>
@@ -354,7 +354,7 @@
               </wp:anchor>
             </w:drawing>
           </mc:Choice>
-          <mc:Fallback xmlns:asvg="http://schemas.microsoft.com/office/drawing/2016/SVG/main" xmlns:a14="http://schemas.microsoft.com/office/drawing/2010/main" xmlns:pic="http://schemas.openxmlformats.org/drawingml/2006/picture" xmlns:adec="http://schemas.microsoft.com/office/drawing/2017/decorative" xmlns:a="http://schemas.openxmlformats.org/drawingml/2006/main">
+          <mc:Fallback xmlns:a="http://schemas.openxmlformats.org/drawingml/2006/main" xmlns:adec="http://schemas.microsoft.com/office/drawing/2017/decorative" xmlns:pic="http://schemas.openxmlformats.org/drawingml/2006/picture" xmlns:a14="http://schemas.microsoft.com/office/drawing/2010/main" xmlns:asvg="http://schemas.microsoft.com/office/drawing/2016/SVG/main" xmlns:w16sdtfl="http://schemas.microsoft.com/office/word/2024/wordml/sdtformatlock" xmlns:w16du="http://schemas.microsoft.com/office/word/2023/wordml/word16du" xmlns:oel="http://schemas.microsoft.com/office/2019/extlst">
             <w:pict>
               <v:rect id="Rectángulo 3" style="position:absolute;margin-left:-55.95pt;margin-top:26.4pt;width:613.85pt;height:164.25pt;z-index:-251655168;visibility:visible;mso-wrap-style:square;mso-height-percent:0;mso-wrap-distance-left:9pt;mso-wrap-distance-top:0;mso-wrap-distance-right:9pt;mso-wrap-distance-bottom:0;mso-position-horizontal:absolute;mso-position-horizontal-relative:text;mso-position-vertical:absolute;mso-position-vertical-relative:text;mso-height-percent:0;mso-height-relative:margin;v-text-anchor:middle" alt="&quot;&quot;" o:spid="_x0000_s1026" fillcolor="#00314d" stroked="f" strokeweight="1pt" w14:anchorId="44ECBD1E" o:gfxdata="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"/>
             </w:pict>
@@ -527,6 +527,7 @@
           <w:docPartUnique/>
         </w:docPartObj>
       </w:sdtPr>
+      <w:sdtEndPr/>
       <w:sdtContent>
         <w:p>
           <w:pPr>
@@ -12500,21 +12501,7 @@
         <w:rPr>
           <w:lang w:val="es-419" w:eastAsia="es-CO"/>
         </w:rPr>
-        <w:t xml:space="preserve">Dentro del sistema productivo, la orden de trabajo tiene como propósito principal formalizar la instrucción de producción. A diferencia del plan general, que organiza el conjunto de la operación, la orden de trabajo se enfoca en una ejecución específica, como un lote, una referencia o una actividad puntual. Esto permite que el personal operativo tenga claridad sobre qué debe hacer y </w:t>
-      </w:r>
-      <w:proofErr w:type="gramStart"/>
-      <w:r>
-        <w:rPr>
-          <w:lang w:val="es-419" w:eastAsia="es-CO"/>
-        </w:rPr>
-        <w:t>bajo qué condiciones</w:t>
-      </w:r>
-      <w:proofErr w:type="gramEnd"/>
-      <w:r>
-        <w:rPr>
-          <w:lang w:val="es-419" w:eastAsia="es-CO"/>
-        </w:rPr>
-        <w:t xml:space="preserve"> debe </w:t>
+        <w:t xml:space="preserve">Dentro del sistema productivo, la orden de trabajo tiene como propósito principal formalizar la instrucción de producción. A diferencia del plan general, que organiza el conjunto de la operación, la orden de trabajo se enfoca en una ejecución específica, como un lote, una referencia o una actividad puntual. Esto permite que el personal operativo tenga claridad sobre qué debe hacer y bajo qué condiciones debe </w:t>
       </w:r>
       <w:r>
         <w:rPr>
@@ -14084,21 +14071,7 @@
         <w:rPr>
           <w:lang w:val="es-419" w:eastAsia="es-CO"/>
         </w:rPr>
-        <w:t xml:space="preserve"> pero no la prioridad, si se indica el </w:t>
-      </w:r>
-      <w:proofErr w:type="gramStart"/>
-      <w:r>
-        <w:rPr>
-          <w:lang w:val="es-419" w:eastAsia="es-CO"/>
-        </w:rPr>
-        <w:t>producto</w:t>
-      </w:r>
-      <w:proofErr w:type="gramEnd"/>
-      <w:r>
-        <w:rPr>
-          <w:lang w:val="es-419" w:eastAsia="es-CO"/>
-        </w:rPr>
-        <w:t xml:space="preserve"> pero no la fecha, o si se comunica una modificación sin verificar que el responsable la recibió, la ejecución queda expuesta a interpretaciones. Por ello, los procedimientos de comunicación deben definir qué se informa, por qué medio, a quién, en qué momento y cómo se confirma la recepción.</w:t>
+        <w:t xml:space="preserve"> pero no la prioridad, si se indica el producto pero no la fecha, o si se comunica una modificación sin verificar que el responsable la recibió, la ejecución queda expuesta a interpretaciones. Por ello, los procedimientos de comunicación deben definir qué se informa, por qué medio, a quién, en qué momento y cómo se confirma la recepción.</w:t>
       </w:r>
     </w:p>
     <w:p>
@@ -18094,48 +18067,29 @@
           <w:p>
             <w:pPr>
               <w:pStyle w:val="TextoTablas"/>
+              <w:spacing w:before="0" w:after="0"/>
               <w:rPr>
                 <w:lang w:val="es-ES"/>
               </w:rPr>
             </w:pPr>
             <w:r>
-              <w:t>P</w:t>
-            </w:r>
-            <w:r>
-              <w:t>rofesional 06</w:t>
-            </w:r>
-            <w:r>
-              <w:rPr>
-                <w:lang w:val="es-ES"/>
-              </w:rPr>
-              <w:t> </w:t>
-            </w:r>
-          </w:p>
-          <w:p>
-            <w:pPr>
-              <w:pStyle w:val="TextoTablas"/>
-              <w:rPr>
-                <w:lang w:val="es-ES"/>
-              </w:rPr>
-            </w:pPr>
-            <w:r>
+              <w:rPr>
+                <w:lang w:val="es-CO"/>
+              </w:rPr>
+              <w:t>Profesional 06</w:t>
+            </w:r>
+            <w:r>
+              <w:rPr>
+                <w:lang w:val="es-CO"/>
+              </w:rPr>
+              <w:t xml:space="preserve">. </w:t>
+            </w:r>
+            <w:r>
+              <w:rPr>
+                <w:lang w:val="es-CO"/>
+              </w:rPr>
               <w:t>Responsable Ecosistema Virtual de Recursos Educativos Digitales</w:t>
             </w:r>
-            <w:r>
-              <w:rPr>
-                <w:lang w:val="es-ES"/>
-              </w:rPr>
-              <w:t> </w:t>
-            </w:r>
-          </w:p>
-          <w:p>
-            <w:pPr>
-              <w:pStyle w:val="TextoTablas"/>
-              <w:spacing w:before="0" w:after="0"/>
-              <w:rPr>
-                <w:lang w:val="es-CO"/>
-              </w:rPr>
-            </w:pPr>
           </w:p>
         </w:tc>
         <w:tc>
@@ -18378,6 +18332,18 @@
                 <w:lang w:val="es-CO"/>
               </w:rPr>
               <w:t>Paola Alexandra Moya</w:t>
+            </w:r>
+            <w:r>
+              <w:rPr>
+                <w:lang w:val="es-CO"/>
+              </w:rPr>
+              <w:t xml:space="preserve"> </w:t>
+            </w:r>
+            <w:r>
+              <w:rPr>
+                <w:lang w:val="es-CO"/>
+              </w:rPr>
+              <w:t>Peralta</w:t>
             </w:r>
           </w:p>
         </w:tc>
@@ -19248,7 +19214,6 @@
               <w:rPr>
                 <w:lang w:val="es-CO"/>
               </w:rPr>
-              <w:lastRenderedPageBreak/>
               <w:t>Aixa Natalia Sendoya Fernández</w:t>
             </w:r>
           </w:p>
@@ -19449,6 +19414,7 @@
               <w:rPr>
                 <w:lang w:val="es-CO"/>
               </w:rPr>
+              <w:lastRenderedPageBreak/>
               <w:t>Anyerson</w:t>
             </w:r>
             <w:proofErr w:type="spellEnd"/>
@@ -19456,7 +19422,21 @@
               <w:rPr>
                 <w:lang w:val="es-CO"/>
               </w:rPr>
-              <w:t xml:space="preserve"> Wilfredo Pizo Ossa</w:t>
+              <w:t xml:space="preserve"> Wilfredo </w:t>
+            </w:r>
+            <w:proofErr w:type="spellStart"/>
+            <w:r>
+              <w:rPr>
+                <w:lang w:val="es-CO"/>
+              </w:rPr>
+              <w:t>Pizo</w:t>
+            </w:r>
+            <w:proofErr w:type="spellEnd"/>
+            <w:r>
+              <w:rPr>
+                <w:lang w:val="es-CO"/>
+              </w:rPr>
+              <w:t xml:space="preserve"> Ossa</w:t>
             </w:r>
           </w:p>
         </w:tc>
@@ -19561,7 +19541,7 @@
 </file>
 
 <file path=word/endnotes.xml><?xml version="1.0" encoding="utf-8"?>
-<w:endnotes xmlns:wpc="http://schemas.microsoft.com/office/word/2010/wordprocessingCanvas" xmlns:cx="http://schemas.microsoft.com/office/drawing/2014/chartex" xmlns:cx1="http://schemas.microsoft.com/office/drawing/2015/9/8/chartex" xmlns:cx2="http://schemas.microsoft.com/office/drawing/2015/10/21/chartex" xmlns:cx3="http://schemas.microsoft.com/office/drawing/2016/5/9/chartex" xmlns:cx4="http://schemas.microsoft.com/office/drawing/2016/5/10/chartex" xmlns:cx5="http://schemas.microsoft.com/office/drawing/2016/5/11/chartex" xmlns:cx6="http://schemas.microsoft.com/office/drawing/2016/5/12/chartex" xmlns:cx7="http://schemas.microsoft.com/office/drawing/2016/5/13/chartex" xmlns:cx8="http://schemas.microsoft.com/office/drawing/2016/5/14/chartex" xmlns:mc="http://schemas.openxmlformats.org/markup-compatibility/2006" xmlns:aink="http://schemas.microsoft.com/office/drawing/2016/ink" xmlns:am3d="http://schemas.microsoft.com/office/drawing/2017/model3d" xmlns:o="urn:schemas-microsoft-com:office:office" xmlns:oel="http://schemas.microsoft.com/office/2019/extlst" xmlns:r="http://schemas.openxmlformats.org/officeDocument/2006/relationships" xmlns:m="http://schemas.openxmlformats.org/officeDocument/2006/math" xmlns:v="urn:schemas-microsoft-com:vml" xmlns:wp14="http://schemas.microsoft.com/office/word/2010/wordprocessingDrawing" xmlns:wp="http://schemas.openxmlformats.org/drawingml/2006/wordprocessingDrawing" xmlns:w10="urn:schemas-microsoft-com:office:word" xmlns:w="http://schemas.openxmlformats.org/wordprocessingml/2006/main" xmlns:w14="http://schemas.microsoft.com/office/word/2010/wordml" xmlns:w15="http://schemas.microsoft.com/office/word/2012/wordml" xmlns:w16cex="http://schemas.microsoft.com/office/word/2018/wordml/cex" xmlns:w16cid="http://schemas.microsoft.com/office/word/2016/wordml/cid" xmlns:w16="http://schemas.microsoft.com/office/word/2018/wordml" xmlns:w16du="http://schemas.microsoft.com/office/word/2023/wordml/word16du" xmlns:w16sdtdh="http://schemas.microsoft.com/office/word/2020/wordml/sdtdatahash" xmlns:w16sdtfl="http://schemas.microsoft.com/office/word/2024/wordml/sdtformatlock" xmlns:w16se="http://schemas.microsoft.com/office/word/2015/wordml/symex" xmlns:wpg="http://schemas.microsoft.com/office/word/2010/wordprocessingGroup" xmlns:wpi="http://schemas.microsoft.com/office/word/2010/wordprocessingInk" xmlns:wne="http://schemas.microsoft.com/office/word/2006/wordml" xmlns:wps="http://schemas.microsoft.com/office/word/2010/wordprocessingShape" mc:Ignorable="w14 w15 w16se w16cid w16 w16cex w16sdtdh w16sdtfl w16du wp14">
+<w:endnotes xmlns:wpc="http://schemas.microsoft.com/office/word/2010/wordprocessingCanvas" xmlns:cx="http://schemas.microsoft.com/office/drawing/2014/chartex" xmlns:cx1="http://schemas.microsoft.com/office/drawing/2015/9/8/chartex" xmlns:cx2="http://schemas.microsoft.com/office/drawing/2015/10/21/chartex" xmlns:cx3="http://schemas.microsoft.com/office/drawing/2016/5/9/chartex" xmlns:cx4="http://schemas.microsoft.com/office/drawing/2016/5/10/chartex" xmlns:cx5="http://schemas.microsoft.com/office/drawing/2016/5/11/chartex" xmlns:cx6="http://schemas.microsoft.com/office/drawing/2016/5/12/chartex" xmlns:cx7="http://schemas.microsoft.com/office/drawing/2016/5/13/chartex" xmlns:cx8="http://schemas.microsoft.com/office/drawing/2016/5/14/chartex" xmlns:mc="http://schemas.openxmlformats.org/markup-compatibility/2006" xmlns:aink="http://schemas.microsoft.com/office/drawing/2016/ink" xmlns:am3d="http://schemas.microsoft.com/office/drawing/2017/model3d" xmlns:o="urn:schemas-microsoft-com:office:office" xmlns:r="http://schemas.openxmlformats.org/officeDocument/2006/relationships" xmlns:m="http://schemas.openxmlformats.org/officeDocument/2006/math" xmlns:v="urn:schemas-microsoft-com:vml" xmlns:wp14="http://schemas.microsoft.com/office/word/2010/wordprocessingDrawing" xmlns:wp="http://schemas.openxmlformats.org/drawingml/2006/wordprocessingDrawing" xmlns:w10="urn:schemas-microsoft-com:office:word" xmlns:w="http://schemas.openxmlformats.org/wordprocessingml/2006/main" xmlns:w14="http://schemas.microsoft.com/office/word/2010/wordml" xmlns:w15="http://schemas.microsoft.com/office/word/2012/wordml" xmlns:w16cex="http://schemas.microsoft.com/office/word/2018/wordml/cex" xmlns:w16cid="http://schemas.microsoft.com/office/word/2016/wordml/cid" xmlns:w16="http://schemas.microsoft.com/office/word/2018/wordml" xmlns:w16sdtdh="http://schemas.microsoft.com/office/word/2020/wordml/sdtdatahash" xmlns:w16se="http://schemas.microsoft.com/office/word/2015/wordml/symex" xmlns:wpg="http://schemas.microsoft.com/office/word/2010/wordprocessingGroup" xmlns:wpi="http://schemas.microsoft.com/office/word/2010/wordprocessingInk" xmlns:wne="http://schemas.microsoft.com/office/word/2006/wordml" xmlns:wps="http://schemas.microsoft.com/office/word/2010/wordprocessingShape" mc:Ignorable="w14 w15 w16se w16cid w16 w16cex w16sdtdh wp14">
   <w:endnote w:type="separator" w:id="-1">
     <w:p>
       <w:pPr>
@@ -19586,7 +19566,7 @@
 </file>
 
 <file path=word/footer1.xml><?xml version="1.0" encoding="utf-8"?>
-<w:ftr xmlns:wpc="http://schemas.microsoft.com/office/word/2010/wordprocessingCanvas" xmlns:cx="http://schemas.microsoft.com/office/drawing/2014/chartex" xmlns:cx1="http://schemas.microsoft.com/office/drawing/2015/9/8/chartex" xmlns:cx2="http://schemas.microsoft.com/office/drawing/2015/10/21/chartex" xmlns:cx3="http://schemas.microsoft.com/office/drawing/2016/5/9/chartex" xmlns:cx4="http://schemas.microsoft.com/office/drawing/2016/5/10/chartex" xmlns:cx5="http://schemas.microsoft.com/office/drawing/2016/5/11/chartex" xmlns:cx6="http://schemas.microsoft.com/office/drawing/2016/5/12/chartex" xmlns:cx7="http://schemas.microsoft.com/office/drawing/2016/5/13/chartex" xmlns:cx8="http://schemas.microsoft.com/office/drawing/2016/5/14/chartex" xmlns:mc="http://schemas.openxmlformats.org/markup-compatibility/2006" xmlns:aink="http://schemas.microsoft.com/office/drawing/2016/ink" xmlns:am3d="http://schemas.microsoft.com/office/drawing/2017/model3d" xmlns:o="urn:schemas-microsoft-com:office:office" xmlns:oel="http://schemas.microsoft.com/office/2019/extlst" xmlns:r="http://schemas.openxmlformats.org/officeDocument/2006/relationships" xmlns:m="http://schemas.openxmlformats.org/officeDocument/2006/math" xmlns:v="urn:schemas-microsoft-com:vml" xmlns:wp14="http://schemas.microsoft.com/office/word/2010/wordprocessingDrawing" xmlns:wp="http://schemas.openxmlformats.org/drawingml/2006/wordprocessingDrawing" xmlns:w10="urn:schemas-microsoft-com:office:word" xmlns:w="http://schemas.openxmlformats.org/wordprocessingml/2006/main" xmlns:w14="http://schemas.microsoft.com/office/word/2010/wordml" xmlns:w15="http://schemas.microsoft.com/office/word/2012/wordml" xmlns:w16cex="http://schemas.microsoft.com/office/word/2018/wordml/cex" xmlns:w16cid="http://schemas.microsoft.com/office/word/2016/wordml/cid" xmlns:w16="http://schemas.microsoft.com/office/word/2018/wordml" xmlns:w16du="http://schemas.microsoft.com/office/word/2023/wordml/word16du" xmlns:w16sdtdh="http://schemas.microsoft.com/office/word/2020/wordml/sdtdatahash" xmlns:w16sdtfl="http://schemas.microsoft.com/office/word/2024/wordml/sdtformatlock" xmlns:w16se="http://schemas.microsoft.com/office/word/2015/wordml/symex" xmlns:wpg="http://schemas.microsoft.com/office/word/2010/wordprocessingGroup" xmlns:wpi="http://schemas.microsoft.com/office/word/2010/wordprocessingInk" xmlns:wne="http://schemas.microsoft.com/office/word/2006/wordml" xmlns:wps="http://schemas.microsoft.com/office/word/2010/wordprocessingShape" mc:Ignorable="w14 w15 w16se w16cid w16 w16cex w16sdtdh w16sdtfl w16du wp14">
+<w:ftr xmlns:wpc="http://schemas.microsoft.com/office/word/2010/wordprocessingCanvas" xmlns:cx="http://schemas.microsoft.com/office/drawing/2014/chartex" xmlns:cx1="http://schemas.microsoft.com/office/drawing/2015/9/8/chartex" xmlns:cx2="http://schemas.microsoft.com/office/drawing/2015/10/21/chartex" xmlns:cx3="http://schemas.microsoft.com/office/drawing/2016/5/9/chartex" xmlns:cx4="http://schemas.microsoft.com/office/drawing/2016/5/10/chartex" xmlns:cx5="http://schemas.microsoft.com/office/drawing/2016/5/11/chartex" xmlns:cx6="http://schemas.microsoft.com/office/drawing/2016/5/12/chartex" xmlns:cx7="http://schemas.microsoft.com/office/drawing/2016/5/13/chartex" xmlns:cx8="http://schemas.microsoft.com/office/drawing/2016/5/14/chartex" xmlns:mc="http://schemas.openxmlformats.org/markup-compatibility/2006" xmlns:aink="http://schemas.microsoft.com/office/drawing/2016/ink" xmlns:am3d="http://schemas.microsoft.com/office/drawing/2017/model3d" xmlns:o="urn:schemas-microsoft-com:office:office" xmlns:r="http://schemas.openxmlformats.org/officeDocument/2006/relationships" xmlns:m="http://schemas.openxmlformats.org/officeDocument/2006/math" xmlns:v="urn:schemas-microsoft-com:vml" xmlns:wp14="http://schemas.microsoft.com/office/word/2010/wordprocessingDrawing" xmlns:wp="http://schemas.openxmlformats.org/drawingml/2006/wordprocessingDrawing" xmlns:w10="urn:schemas-microsoft-com:office:word" xmlns:w="http://schemas.openxmlformats.org/wordprocessingml/2006/main" xmlns:w14="http://schemas.microsoft.com/office/word/2010/wordml" xmlns:w15="http://schemas.microsoft.com/office/word/2012/wordml" xmlns:w16cex="http://schemas.microsoft.com/office/word/2018/wordml/cex" xmlns:w16cid="http://schemas.microsoft.com/office/word/2016/wordml/cid" xmlns:w16="http://schemas.microsoft.com/office/word/2018/wordml" xmlns:w16sdtdh="http://schemas.microsoft.com/office/word/2020/wordml/sdtdatahash" xmlns:w16se="http://schemas.microsoft.com/office/word/2015/wordml/symex" xmlns:wpg="http://schemas.microsoft.com/office/word/2010/wordprocessingGroup" xmlns:wpi="http://schemas.microsoft.com/office/word/2010/wordprocessingInk" xmlns:wne="http://schemas.microsoft.com/office/word/2006/wordml" xmlns:wps="http://schemas.microsoft.com/office/word/2010/wordprocessingShape" mc:Ignorable="w14 w15 w16se w16cid w16 w16cex w16sdtdh wp14">
   <w:sdt>
     <w:sdtPr>
       <w:id w:val="-1465197936"/>
@@ -19595,6 +19575,7 @@
         <w:docPartUnique/>
       </w:docPartObj>
     </w:sdtPr>
+    <w:sdtEndPr/>
     <w:sdtContent>
       <w:p>
         <w:pPr>
@@ -19631,7 +19612,7 @@
 </file>
 
 <file path=word/footnotes.xml><?xml version="1.0" encoding="utf-8"?>
-<w:footnotes xmlns:wpc="http://schemas.microsoft.com/office/word/2010/wordprocessingCanvas" xmlns:cx="http://schemas.microsoft.com/office/drawing/2014/chartex" xmlns:cx1="http://schemas.microsoft.com/office/drawing/2015/9/8/chartex" xmlns:cx2="http://schemas.microsoft.com/office/drawing/2015/10/21/chartex" xmlns:cx3="http://schemas.microsoft.com/office/drawing/2016/5/9/chartex" xmlns:cx4="http://schemas.microsoft.com/office/drawing/2016/5/10/chartex" xmlns:cx5="http://schemas.microsoft.com/office/drawing/2016/5/11/chartex" xmlns:cx6="http://schemas.microsoft.com/office/drawing/2016/5/12/chartex" xmlns:cx7="http://schemas.microsoft.com/office/drawing/2016/5/13/chartex" xmlns:cx8="http://schemas.microsoft.com/office/drawing/2016/5/14/chartex" xmlns:mc="http://schemas.openxmlformats.org/markup-compatibility/2006" xmlns:aink="http://schemas.microsoft.com/office/drawing/2016/ink" xmlns:am3d="http://schemas.microsoft.com/office/drawing/2017/model3d" xmlns:o="urn:schemas-microsoft-com:office:office" xmlns:oel="http://schemas.microsoft.com/office/2019/extlst" xmlns:r="http://schemas.openxmlformats.org/officeDocument/2006/relationships" xmlns:m="http://schemas.openxmlformats.org/officeDocument/2006/math" xmlns:v="urn:schemas-microsoft-com:vml" xmlns:wp14="http://schemas.microsoft.com/office/word/2010/wordprocessingDrawing" xmlns:wp="http://schemas.openxmlformats.org/drawingml/2006/wordprocessingDrawing" xmlns:w10="urn:schemas-microsoft-com:office:word" xmlns:w="http://schemas.openxmlformats.org/wordprocessingml/2006/main" xmlns:w14="http://schemas.microsoft.com/office/word/2010/wordml" xmlns:w15="http://schemas.microsoft.com/office/word/2012/wordml" xmlns:w16cex="http://schemas.microsoft.com/office/word/2018/wordml/cex" xmlns:w16cid="http://schemas.microsoft.com/office/word/2016/wordml/cid" xmlns:w16="http://schemas.microsoft.com/office/word/2018/wordml" xmlns:w16du="http://schemas.microsoft.com/office/word/2023/wordml/word16du" xmlns:w16sdtdh="http://schemas.microsoft.com/office/word/2020/wordml/sdtdatahash" xmlns:w16sdtfl="http://schemas.microsoft.com/office/word/2024/wordml/sdtformatlock" xmlns:w16se="http://schemas.microsoft.com/office/word/2015/wordml/symex" xmlns:wpg="http://schemas.microsoft.com/office/word/2010/wordprocessingGroup" xmlns:wpi="http://schemas.microsoft.com/office/word/2010/wordprocessingInk" xmlns:wne="http://schemas.microsoft.com/office/word/2006/wordml" xmlns:wps="http://schemas.microsoft.com/office/word/2010/wordprocessingShape" mc:Ignorable="w14 w15 w16se w16cid w16 w16cex w16sdtdh w16sdtfl w16du wp14">
+<w:footnotes xmlns:wpc="http://schemas.microsoft.com/office/word/2010/wordprocessingCanvas" xmlns:cx="http://schemas.microsoft.com/office/drawing/2014/chartex" xmlns:cx1="http://schemas.microsoft.com/office/drawing/2015/9/8/chartex" xmlns:cx2="http://schemas.microsoft.com/office/drawing/2015/10/21/chartex" xmlns:cx3="http://schemas.microsoft.com/office/drawing/2016/5/9/chartex" xmlns:cx4="http://schemas.microsoft.com/office/drawing/2016/5/10/chartex" xmlns:cx5="http://schemas.microsoft.com/office/drawing/2016/5/11/chartex" xmlns:cx6="http://schemas.microsoft.com/office/drawing/2016/5/12/chartex" xmlns:cx7="http://schemas.microsoft.com/office/drawing/2016/5/13/chartex" xmlns:cx8="http://schemas.microsoft.com/office/drawing/2016/5/14/chartex" xmlns:mc="http://schemas.openxmlformats.org/markup-compatibility/2006" xmlns:aink="http://schemas.microsoft.com/office/drawing/2016/ink" xmlns:am3d="http://schemas.microsoft.com/office/drawing/2017/model3d" xmlns:o="urn:schemas-microsoft-com:office:office" xmlns:r="http://schemas.openxmlformats.org/officeDocument/2006/relationships" xmlns:m="http://schemas.openxmlformats.org/officeDocument/2006/math" xmlns:v="urn:schemas-microsoft-com:vml" xmlns:wp14="http://schemas.microsoft.com/office/word/2010/wordprocessingDrawing" xmlns:wp="http://schemas.openxmlformats.org/drawingml/2006/wordprocessingDrawing" xmlns:w10="urn:schemas-microsoft-com:office:word" xmlns:w="http://schemas.openxmlformats.org/wordprocessingml/2006/main" xmlns:w14="http://schemas.microsoft.com/office/word/2010/wordml" xmlns:w15="http://schemas.microsoft.com/office/word/2012/wordml" xmlns:w16cex="http://schemas.microsoft.com/office/word/2018/wordml/cex" xmlns:w16cid="http://schemas.microsoft.com/office/word/2016/wordml/cid" xmlns:w16="http://schemas.microsoft.com/office/word/2018/wordml" xmlns:w16sdtdh="http://schemas.microsoft.com/office/word/2020/wordml/sdtdatahash" xmlns:w16se="http://schemas.microsoft.com/office/word/2015/wordml/symex" xmlns:wpg="http://schemas.microsoft.com/office/word/2010/wordprocessingGroup" xmlns:wpi="http://schemas.microsoft.com/office/word/2010/wordprocessingInk" xmlns:wne="http://schemas.microsoft.com/office/word/2006/wordml" xmlns:wps="http://schemas.microsoft.com/office/word/2010/wordprocessingShape" mc:Ignorable="w14 w15 w16se w16cid w16 w16cex w16sdtdh wp14">
   <w:footnote w:type="separator" w:id="-1">
     <w:p>
       <w:pPr>
@@ -19656,7 +19637,7 @@
 </file>
 
 <file path=word/header1.xml><?xml version="1.0" encoding="utf-8"?>
-<w:hdr xmlns:wpc="http://schemas.microsoft.com/office/word/2010/wordprocessingCanvas" xmlns:cx="http://schemas.microsoft.com/office/drawing/2014/chartex" xmlns:cx1="http://schemas.microsoft.com/office/drawing/2015/9/8/chartex" xmlns:cx2="http://schemas.microsoft.com/office/drawing/2015/10/21/chartex" xmlns:cx3="http://schemas.microsoft.com/office/drawing/2016/5/9/chartex" xmlns:cx4="http://schemas.microsoft.com/office/drawing/2016/5/10/chartex" xmlns:cx5="http://schemas.microsoft.com/office/drawing/2016/5/11/chartex" xmlns:cx6="http://schemas.microsoft.com/office/drawing/2016/5/12/chartex" xmlns:cx7="http://schemas.microsoft.com/office/drawing/2016/5/13/chartex" xmlns:cx8="http://schemas.microsoft.com/office/drawing/2016/5/14/chartex" xmlns:mc="http://schemas.openxmlformats.org/markup-compatibility/2006" xmlns:aink="http://schemas.microsoft.com/office/drawing/2016/ink" xmlns:am3d="http://schemas.microsoft.com/office/drawing/2017/model3d" xmlns:o="urn:schemas-microsoft-com:office:office" xmlns:oel="http://schemas.microsoft.com/office/2019/extlst" xmlns:r="http://schemas.openxmlformats.org/officeDocument/2006/relationships" xmlns:m="http://schemas.openxmlformats.org/officeDocument/2006/math" xmlns:v="urn:schemas-microsoft-com:vml" xmlns:wp14="http://schemas.microsoft.com/office/word/2010/wordprocessingDrawing" xmlns:wp="http://schemas.openxmlformats.org/drawingml/2006/wordprocessingDrawing" xmlns:w10="urn:schemas-microsoft-com:office:word" xmlns:w="http://schemas.openxmlformats.org/wordprocessingml/2006/main" xmlns:w14="http://schemas.microsoft.com/office/word/2010/wordml" xmlns:w15="http://schemas.microsoft.com/office/word/2012/wordml" xmlns:w16cex="http://schemas.microsoft.com/office/word/2018/wordml/cex" xmlns:w16cid="http://schemas.microsoft.com/office/word/2016/wordml/cid" xmlns:w16="http://schemas.microsoft.com/office/word/2018/wordml" xmlns:w16du="http://schemas.microsoft.com/office/word/2023/wordml/word16du" xmlns:w16sdtdh="http://schemas.microsoft.com/office/word/2020/wordml/sdtdatahash" xmlns:w16sdtfl="http://schemas.microsoft.com/office/word/2024/wordml/sdtformatlock" xmlns:w16se="http://schemas.microsoft.com/office/word/2015/wordml/symex" xmlns:wpg="http://schemas.microsoft.com/office/word/2010/wordprocessingGroup" xmlns:wpi="http://schemas.microsoft.com/office/word/2010/wordprocessingInk" xmlns:wne="http://schemas.microsoft.com/office/word/2006/wordml" xmlns:wps="http://schemas.microsoft.com/office/word/2010/wordprocessingShape" mc:Ignorable="w14 w15 w16se w16cid w16 w16cex w16sdtdh w16sdtfl w16du wp14">
+<w:hdr xmlns:wpc="http://schemas.microsoft.com/office/word/2010/wordprocessingCanvas" xmlns:cx="http://schemas.microsoft.com/office/drawing/2014/chartex" xmlns:cx1="http://schemas.microsoft.com/office/drawing/2015/9/8/chartex" xmlns:cx2="http://schemas.microsoft.com/office/drawing/2015/10/21/chartex" xmlns:cx3="http://schemas.microsoft.com/office/drawing/2016/5/9/chartex" xmlns:cx4="http://schemas.microsoft.com/office/drawing/2016/5/10/chartex" xmlns:cx5="http://schemas.microsoft.com/office/drawing/2016/5/11/chartex" xmlns:cx6="http://schemas.microsoft.com/office/drawing/2016/5/12/chartex" xmlns:cx7="http://schemas.microsoft.com/office/drawing/2016/5/13/chartex" xmlns:cx8="http://schemas.microsoft.com/office/drawing/2016/5/14/chartex" xmlns:mc="http://schemas.openxmlformats.org/markup-compatibility/2006" xmlns:aink="http://schemas.microsoft.com/office/drawing/2016/ink" xmlns:am3d="http://schemas.microsoft.com/office/drawing/2017/model3d" xmlns:o="urn:schemas-microsoft-com:office:office" xmlns:r="http://schemas.openxmlformats.org/officeDocument/2006/relationships" xmlns:m="http://schemas.openxmlformats.org/officeDocument/2006/math" xmlns:v="urn:schemas-microsoft-com:vml" xmlns:wp14="http://schemas.microsoft.com/office/word/2010/wordprocessingDrawing" xmlns:wp="http://schemas.openxmlformats.org/drawingml/2006/wordprocessingDrawing" xmlns:w10="urn:schemas-microsoft-com:office:word" xmlns:w="http://schemas.openxmlformats.org/wordprocessingml/2006/main" xmlns:w14="http://schemas.microsoft.com/office/word/2010/wordml" xmlns:w15="http://schemas.microsoft.com/office/word/2012/wordml" xmlns:w16cex="http://schemas.microsoft.com/office/word/2018/wordml/cex" xmlns:w16cid="http://schemas.microsoft.com/office/word/2016/wordml/cid" xmlns:w16="http://schemas.microsoft.com/office/word/2018/wordml" xmlns:w16sdtdh="http://schemas.microsoft.com/office/word/2020/wordml/sdtdatahash" xmlns:w16se="http://schemas.microsoft.com/office/word/2015/wordml/symex" xmlns:wpg="http://schemas.microsoft.com/office/word/2010/wordprocessingGroup" xmlns:wpi="http://schemas.microsoft.com/office/word/2010/wordprocessingInk" xmlns:wne="http://schemas.microsoft.com/office/word/2006/wordml" xmlns:wps="http://schemas.microsoft.com/office/word/2010/wordprocessingShape" mc:Ignorable="w14 w15 w16se w16cid w16 w16cex w16sdtdh wp14">
   <w:p>
     <w:pPr>
       <w:pStyle w:val="Encabezado"/>
@@ -19742,7 +19723,7 @@
 </file>
 
 <file path=word/numbering.xml><?xml version="1.0" encoding="utf-8"?>
-<w:numbering xmlns:wpc="http://schemas.microsoft.com/office/word/2010/wordprocessingCanvas" xmlns:cx="http://schemas.microsoft.com/office/drawing/2014/chartex" xmlns:cx1="http://schemas.microsoft.com/office/drawing/2015/9/8/chartex" xmlns:cx2="http://schemas.microsoft.com/office/drawing/2015/10/21/chartex" xmlns:cx3="http://schemas.microsoft.com/office/drawing/2016/5/9/chartex" xmlns:cx4="http://schemas.microsoft.com/office/drawing/2016/5/10/chartex" xmlns:cx5="http://schemas.microsoft.com/office/drawing/2016/5/11/chartex" xmlns:cx6="http://schemas.microsoft.com/office/drawing/2016/5/12/chartex" xmlns:cx7="http://schemas.microsoft.com/office/drawing/2016/5/13/chartex" xmlns:cx8="http://schemas.microsoft.com/office/drawing/2016/5/14/chartex" xmlns:mc="http://schemas.openxmlformats.org/markup-compatibility/2006" xmlns:aink="http://schemas.microsoft.com/office/drawing/2016/ink" xmlns:am3d="http://schemas.microsoft.com/office/drawing/2017/model3d" xmlns:o="urn:schemas-microsoft-com:office:office" xmlns:oel="http://schemas.microsoft.com/office/2019/extlst" xmlns:r="http://schemas.openxmlformats.org/officeDocument/2006/relationships" xmlns:m="http://schemas.openxmlformats.org/officeDocument/2006/math" xmlns:v="urn:schemas-microsoft-com:vml" xmlns:wp14="http://schemas.microsoft.com/office/word/2010/wordprocessingDrawing" xmlns:wp="http://schemas.openxmlformats.org/drawingml/2006/wordprocessingDrawing" xmlns:w10="urn:schemas-microsoft-com:office:word" xmlns:w="http://schemas.openxmlformats.org/wordprocessingml/2006/main" xmlns:w14="http://schemas.microsoft.com/office/word/2010/wordml" xmlns:w15="http://schemas.microsoft.com/office/word/2012/wordml" xmlns:w16cex="http://schemas.microsoft.com/office/word/2018/wordml/cex" xmlns:w16cid="http://schemas.microsoft.com/office/word/2016/wordml/cid" xmlns:w16="http://schemas.microsoft.com/office/word/2018/wordml" xmlns:w16du="http://schemas.microsoft.com/office/word/2023/wordml/word16du" xmlns:w16sdtdh="http://schemas.microsoft.com/office/word/2020/wordml/sdtdatahash" xmlns:w16sdtfl="http://schemas.microsoft.com/office/word/2024/wordml/sdtformatlock" xmlns:w16se="http://schemas.microsoft.com/office/word/2015/wordml/symex" xmlns:wpg="http://schemas.microsoft.com/office/word/2010/wordprocessingGroup" xmlns:wpi="http://schemas.microsoft.com/office/word/2010/wordprocessingInk" xmlns:wne="http://schemas.microsoft.com/office/word/2006/wordml" xmlns:wps="http://schemas.microsoft.com/office/word/2010/wordprocessingShape" mc:Ignorable="w14 w15 w16se w16cid w16 w16cex w16sdtdh w16sdtfl w16du wp14">
+<w:numbering xmlns:wpc="http://schemas.microsoft.com/office/word/2010/wordprocessingCanvas" xmlns:cx="http://schemas.microsoft.com/office/drawing/2014/chartex" xmlns:cx1="http://schemas.microsoft.com/office/drawing/2015/9/8/chartex" xmlns:cx2="http://schemas.microsoft.com/office/drawing/2015/10/21/chartex" xmlns:cx3="http://schemas.microsoft.com/office/drawing/2016/5/9/chartex" xmlns:cx4="http://schemas.microsoft.com/office/drawing/2016/5/10/chartex" xmlns:cx5="http://schemas.microsoft.com/office/drawing/2016/5/11/chartex" xmlns:cx6="http://schemas.microsoft.com/office/drawing/2016/5/12/chartex" xmlns:cx7="http://schemas.microsoft.com/office/drawing/2016/5/13/chartex" xmlns:cx8="http://schemas.microsoft.com/office/drawing/2016/5/14/chartex" xmlns:mc="http://schemas.openxmlformats.org/markup-compatibility/2006" xmlns:aink="http://schemas.microsoft.com/office/drawing/2016/ink" xmlns:am3d="http://schemas.microsoft.com/office/drawing/2017/model3d" xmlns:o="urn:schemas-microsoft-com:office:office" xmlns:r="http://schemas.openxmlformats.org/officeDocument/2006/relationships" xmlns:m="http://schemas.openxmlformats.org/officeDocument/2006/math" xmlns:v="urn:schemas-microsoft-com:vml" xmlns:wp14="http://schemas.microsoft.com/office/word/2010/wordprocessingDrawing" xmlns:wp="http://schemas.openxmlformats.org/drawingml/2006/wordprocessingDrawing" xmlns:w10="urn:schemas-microsoft-com:office:word" xmlns:w="http://schemas.openxmlformats.org/wordprocessingml/2006/main" xmlns:w14="http://schemas.microsoft.com/office/word/2010/wordml" xmlns:w15="http://schemas.microsoft.com/office/word/2012/wordml" xmlns:w16cex="http://schemas.microsoft.com/office/word/2018/wordml/cex" xmlns:w16cid="http://schemas.microsoft.com/office/word/2016/wordml/cid" xmlns:w16="http://schemas.microsoft.com/office/word/2018/wordml" xmlns:w16sdtdh="http://schemas.microsoft.com/office/word/2020/wordml/sdtdatahash" xmlns:w16se="http://schemas.microsoft.com/office/word/2015/wordml/symex" xmlns:wpg="http://schemas.microsoft.com/office/word/2010/wordprocessingGroup" xmlns:wpi="http://schemas.microsoft.com/office/word/2010/wordprocessingInk" xmlns:wne="http://schemas.microsoft.com/office/word/2006/wordml" xmlns:wps="http://schemas.microsoft.com/office/word/2010/wordprocessingShape" mc:Ignorable="w14 w15 w16se w16cid w16 w16cex w16sdtdh wp14">
   <w:abstractNum w:abstractNumId="0" w15:restartNumberingAfterBreak="0">
     <w:nsid w:val="FFFFFF89"/>
     <w:multiLevelType w:val="singleLevel"/>
@@ -25589,163 +25570,163 @@
       </w:rPr>
     </w:lvl>
   </w:abstractNum>
-  <w:num w:numId="1" w16cid:durableId="1843817170">
+  <w:num w:numId="1">
     <w:abstractNumId w:val="0"/>
   </w:num>
-  <w:num w:numId="2" w16cid:durableId="1422139324">
+  <w:num w:numId="2">
     <w:abstractNumId w:val="20"/>
   </w:num>
-  <w:num w:numId="3" w16cid:durableId="1538933786">
+  <w:num w:numId="3">
     <w:abstractNumId w:val="33"/>
   </w:num>
-  <w:num w:numId="4" w16cid:durableId="1552186929">
+  <w:num w:numId="4">
     <w:abstractNumId w:val="25"/>
   </w:num>
-  <w:num w:numId="5" w16cid:durableId="2043434105">
+  <w:num w:numId="5">
     <w:abstractNumId w:val="46"/>
   </w:num>
-  <w:num w:numId="6" w16cid:durableId="1341811317">
+  <w:num w:numId="6">
     <w:abstractNumId w:val="42"/>
   </w:num>
-  <w:num w:numId="7" w16cid:durableId="451753391">
+  <w:num w:numId="7">
     <w:abstractNumId w:val="50"/>
   </w:num>
-  <w:num w:numId="8" w16cid:durableId="2087410151">
+  <w:num w:numId="8">
     <w:abstractNumId w:val="21"/>
   </w:num>
-  <w:num w:numId="9" w16cid:durableId="105347609">
+  <w:num w:numId="9">
     <w:abstractNumId w:val="44"/>
   </w:num>
-  <w:num w:numId="10" w16cid:durableId="1880974284">
+  <w:num w:numId="10">
     <w:abstractNumId w:val="49"/>
   </w:num>
-  <w:num w:numId="11" w16cid:durableId="1552695307">
+  <w:num w:numId="11">
     <w:abstractNumId w:val="19"/>
   </w:num>
-  <w:num w:numId="12" w16cid:durableId="382337924">
+  <w:num w:numId="12">
     <w:abstractNumId w:val="10"/>
   </w:num>
-  <w:num w:numId="13" w16cid:durableId="1016539322">
+  <w:num w:numId="13">
     <w:abstractNumId w:val="48"/>
   </w:num>
-  <w:num w:numId="14" w16cid:durableId="842549129">
+  <w:num w:numId="14">
     <w:abstractNumId w:val="51"/>
   </w:num>
-  <w:num w:numId="15" w16cid:durableId="442696388">
+  <w:num w:numId="15">
     <w:abstractNumId w:val="41"/>
   </w:num>
-  <w:num w:numId="16" w16cid:durableId="1511145535">
+  <w:num w:numId="16">
     <w:abstractNumId w:val="9"/>
   </w:num>
-  <w:num w:numId="17" w16cid:durableId="760221584">
+  <w:num w:numId="17">
     <w:abstractNumId w:val="24"/>
   </w:num>
-  <w:num w:numId="18" w16cid:durableId="1032264390">
+  <w:num w:numId="18">
     <w:abstractNumId w:val="26"/>
   </w:num>
-  <w:num w:numId="19" w16cid:durableId="1047607409">
+  <w:num w:numId="19">
     <w:abstractNumId w:val="31"/>
   </w:num>
-  <w:num w:numId="20" w16cid:durableId="989482113">
+  <w:num w:numId="20">
     <w:abstractNumId w:val="14"/>
   </w:num>
-  <w:num w:numId="21" w16cid:durableId="402915592">
+  <w:num w:numId="21">
     <w:abstractNumId w:val="8"/>
   </w:num>
-  <w:num w:numId="22" w16cid:durableId="1294679491">
+  <w:num w:numId="22">
     <w:abstractNumId w:val="16"/>
   </w:num>
-  <w:num w:numId="23" w16cid:durableId="299459782">
+  <w:num w:numId="23">
     <w:abstractNumId w:val="23"/>
   </w:num>
-  <w:num w:numId="24" w16cid:durableId="2115897567">
+  <w:num w:numId="24">
     <w:abstractNumId w:val="35"/>
   </w:num>
-  <w:num w:numId="25" w16cid:durableId="2032602523">
+  <w:num w:numId="25">
     <w:abstractNumId w:val="1"/>
   </w:num>
-  <w:num w:numId="26" w16cid:durableId="872763364">
+  <w:num w:numId="26">
     <w:abstractNumId w:val="4"/>
   </w:num>
-  <w:num w:numId="27" w16cid:durableId="860169645">
+  <w:num w:numId="27">
     <w:abstractNumId w:val="2"/>
   </w:num>
-  <w:num w:numId="28" w16cid:durableId="1670861007">
+  <w:num w:numId="28">
     <w:abstractNumId w:val="34"/>
   </w:num>
-  <w:num w:numId="29" w16cid:durableId="1053039355">
+  <w:num w:numId="29">
     <w:abstractNumId w:val="15"/>
   </w:num>
-  <w:num w:numId="30" w16cid:durableId="1650288439">
+  <w:num w:numId="30">
     <w:abstractNumId w:val="37"/>
   </w:num>
-  <w:num w:numId="31" w16cid:durableId="1428889913">
+  <w:num w:numId="31">
     <w:abstractNumId w:val="29"/>
   </w:num>
-  <w:num w:numId="32" w16cid:durableId="1185706979">
+  <w:num w:numId="32">
     <w:abstractNumId w:val="39"/>
   </w:num>
-  <w:num w:numId="33" w16cid:durableId="2106925718">
+  <w:num w:numId="33">
     <w:abstractNumId w:val="12"/>
   </w:num>
-  <w:num w:numId="34" w16cid:durableId="829636158">
+  <w:num w:numId="34">
     <w:abstractNumId w:val="13"/>
   </w:num>
-  <w:num w:numId="35" w16cid:durableId="1626694982">
+  <w:num w:numId="35">
     <w:abstractNumId w:val="43"/>
   </w:num>
-  <w:num w:numId="36" w16cid:durableId="578633028">
+  <w:num w:numId="36">
     <w:abstractNumId w:val="11"/>
   </w:num>
-  <w:num w:numId="37" w16cid:durableId="923220578">
+  <w:num w:numId="37">
     <w:abstractNumId w:val="5"/>
   </w:num>
-  <w:num w:numId="38" w16cid:durableId="1733696090">
+  <w:num w:numId="38">
     <w:abstractNumId w:val="28"/>
   </w:num>
-  <w:num w:numId="39" w16cid:durableId="705374128">
+  <w:num w:numId="39">
     <w:abstractNumId w:val="36"/>
   </w:num>
-  <w:num w:numId="40" w16cid:durableId="376857581">
+  <w:num w:numId="40">
     <w:abstractNumId w:val="3"/>
   </w:num>
-  <w:num w:numId="41" w16cid:durableId="181938042">
+  <w:num w:numId="41">
     <w:abstractNumId w:val="45"/>
   </w:num>
-  <w:num w:numId="42" w16cid:durableId="2083597880">
+  <w:num w:numId="42">
     <w:abstractNumId w:val="17"/>
   </w:num>
-  <w:num w:numId="43" w16cid:durableId="979261951">
+  <w:num w:numId="43">
     <w:abstractNumId w:val="6"/>
   </w:num>
-  <w:num w:numId="44" w16cid:durableId="1324505817">
+  <w:num w:numId="44">
     <w:abstractNumId w:val="40"/>
   </w:num>
-  <w:num w:numId="45" w16cid:durableId="1580360354">
+  <w:num w:numId="45">
     <w:abstractNumId w:val="18"/>
   </w:num>
-  <w:num w:numId="46" w16cid:durableId="1109932659">
+  <w:num w:numId="46">
     <w:abstractNumId w:val="32"/>
   </w:num>
-  <w:num w:numId="47" w16cid:durableId="1031226689">
+  <w:num w:numId="47">
     <w:abstractNumId w:val="52"/>
   </w:num>
-  <w:num w:numId="48" w16cid:durableId="253708711">
+  <w:num w:numId="48">
     <w:abstractNumId w:val="30"/>
   </w:num>
-  <w:num w:numId="49" w16cid:durableId="1602835104">
+  <w:num w:numId="49">
     <w:abstractNumId w:val="27"/>
   </w:num>
-  <w:num w:numId="50" w16cid:durableId="145438304">
+  <w:num w:numId="50">
     <w:abstractNumId w:val="38"/>
   </w:num>
-  <w:num w:numId="51" w16cid:durableId="1187598079">
+  <w:num w:numId="51">
     <w:abstractNumId w:val="22"/>
   </w:num>
-  <w:num w:numId="52" w16cid:durableId="139615343">
+  <w:num w:numId="52">
     <w:abstractNumId w:val="7"/>
   </w:num>
-  <w:num w:numId="53" w16cid:durableId="1056128041">
+  <w:num w:numId="53">
     <w:abstractNumId w:val="47"/>
   </w:num>
   <w:numIdMacAtCleanup w:val="52"/>
@@ -25753,7 +25734,7 @@
 </file>
 
 <file path=word/styles.xml><?xml version="1.0" encoding="utf-8"?>
-<w:styles xmlns:mc="http://schemas.openxmlformats.org/markup-compatibility/2006" xmlns:r="http://schemas.openxmlformats.org/officeDocument/2006/relationships" xmlns:w="http://schemas.openxmlformats.org/wordprocessingml/2006/main" xmlns:w14="http://schemas.microsoft.com/office/word/2010/wordml" xmlns:w15="http://schemas.microsoft.com/office/word/2012/wordml" xmlns:w16cex="http://schemas.microsoft.com/office/word/2018/wordml/cex" xmlns:w16cid="http://schemas.microsoft.com/office/word/2016/wordml/cid" xmlns:w16="http://schemas.microsoft.com/office/word/2018/wordml" xmlns:w16du="http://schemas.microsoft.com/office/word/2023/wordml/word16du" xmlns:w16sdtdh="http://schemas.microsoft.com/office/word/2020/wordml/sdtdatahash" xmlns:w16sdtfl="http://schemas.microsoft.com/office/word/2024/wordml/sdtformatlock" xmlns:w16se="http://schemas.microsoft.com/office/word/2015/wordml/symex" mc:Ignorable="w14 w15 w16se w16cid w16 w16cex w16sdtdh w16sdtfl w16du">
+<w:styles xmlns:mc="http://schemas.openxmlformats.org/markup-compatibility/2006" xmlns:r="http://schemas.openxmlformats.org/officeDocument/2006/relationships" xmlns:w="http://schemas.openxmlformats.org/wordprocessingml/2006/main" xmlns:w14="http://schemas.microsoft.com/office/word/2010/wordml" xmlns:w15="http://schemas.microsoft.com/office/word/2012/wordml" xmlns:w16cex="http://schemas.microsoft.com/office/word/2018/wordml/cex" xmlns:w16cid="http://schemas.microsoft.com/office/word/2016/wordml/cid" xmlns:w16="http://schemas.microsoft.com/office/word/2018/wordml" xmlns:w16sdtdh="http://schemas.microsoft.com/office/word/2020/wordml/sdtdatahash" xmlns:w16se="http://schemas.microsoft.com/office/word/2015/wordml/symex" mc:Ignorable="w14 w15 w16se w16cid w16 w16cex w16sdtdh">
   <w:docDefaults>
     <w:rPrDefault>
       <w:rPr>
@@ -27105,7 +27086,7 @@
       </w:rPr>
     </w:tblStylePr>
   </w:style>
-  <w:style w:type="character" w:styleId="Fuerte">
+  <w:style w:type="character" w:styleId="Textoennegrita">
     <w:name w:val="Strong"/>
     <w:basedOn w:val="Fuentedeprrafopredeter"/>
     <w:uiPriority w:val="22"/>
@@ -27498,10 +27479,6 @@
 </file>
 
 <file path=customXml/item1.xml><?xml version="1.0" encoding="utf-8"?>
-<b:Sources xmlns:b="http://schemas.openxmlformats.org/officeDocument/2006/bibliography" xmlns="http://schemas.openxmlformats.org/officeDocument/2006/bibliography" SelectedStyle="\APASixthEditionOfficeOnline.xsl" StyleName="APA" Version="6"/>
-</file>
-
-<file path=customXml/item2.xml><?xml version="1.0" encoding="utf-8"?>
 <?mso-contentType ?>
 <FormTemplates xmlns="http://schemas.microsoft.com/sharepoint/v3/contenttype/forms">
   <Display>DocumentLibraryForm</Display>
@@ -27510,18 +27487,11 @@
 </FormTemplates>
 </file>
 
-<file path=customXml/item3.xml><?xml version="1.0" encoding="utf-8"?>
-<p:properties xmlns:p="http://schemas.microsoft.com/office/2006/metadata/properties" xmlns:xsi="http://www.w3.org/2001/XMLSchema-instance" xmlns:pc="http://schemas.microsoft.com/office/infopath/2007/PartnerControls">
-  <documentManagement>
-    <TaxCatchAll xmlns="13c90a0b-73bc-4dc0-be5f-28d77b615beb" xsi:nil="true"/>
-    <lcf76f155ced4ddcb4097134ff3c332f xmlns="13c93bba-48ce-428c-bfe5-88b42c19b028">
-      <Terms xmlns="http://schemas.microsoft.com/office/infopath/2007/PartnerControls"/>
-    </lcf76f155ced4ddcb4097134ff3c332f>
-  </documentManagement>
-</p:properties>
+<file path=customXml/item2.xml><?xml version="1.0" encoding="utf-8"?>
+<b:Sources xmlns:b="http://schemas.openxmlformats.org/officeDocument/2006/bibliography" xmlns="http://schemas.openxmlformats.org/officeDocument/2006/bibliography" SelectedStyle="\APASixthEditionOfficeOnline.xsl" StyleName="APA" Version="6"/>
 </file>
 
-<file path=customXml/item4.xml><?xml version="1.0" encoding="utf-8"?>
+<file path=customXml/item3.xml><?xml version="1.0" encoding="utf-8"?>
 <ct:contentTypeSchema xmlns:ct="http://schemas.microsoft.com/office/2006/metadata/contentType" xmlns:ma="http://schemas.microsoft.com/office/2006/metadata/properties/metaAttributes" ct:_="" ma:_="" ma:contentTypeName="Documento" ma:contentTypeID="0x0101006A81D6BD42E8DF4C91013959704817E1" ma:contentTypeVersion="15" ma:contentTypeDescription="Crear nuevo documento." ma:contentTypeScope="" ma:versionID="bf4f72ffd194f0963ff564daca6869f7">
   <xsd:schema xmlns:xsd="http://www.w3.org/2001/XMLSchema" xmlns:xs="http://www.w3.org/2001/XMLSchema" xmlns:p="http://schemas.microsoft.com/office/2006/metadata/properties" xmlns:ns2="13c90a0b-73bc-4dc0-be5f-28d77b615beb" xmlns:ns3="13c93bba-48ce-428c-bfe5-88b42c19b028" targetNamespace="http://schemas.microsoft.com/office/2006/metadata/properties" ma:root="true" ma:fieldsID="8718d6f4873a5b1392a45044efa78385" ns2:_="" ns3:_="">
     <xsd:import namespace="13c90a0b-73bc-4dc0-be5f-28d77b615beb"/>
@@ -27756,7 +27726,26 @@
 </ct:contentTypeSchema>
 </file>
 
+<file path=customXml/item4.xml><?xml version="1.0" encoding="utf-8"?>
+<p:properties xmlns:p="http://schemas.microsoft.com/office/2006/metadata/properties" xmlns:xsi="http://www.w3.org/2001/XMLSchema-instance" xmlns:pc="http://schemas.microsoft.com/office/infopath/2007/PartnerControls">
+  <documentManagement>
+    <TaxCatchAll xmlns="13c90a0b-73bc-4dc0-be5f-28d77b615beb" xsi:nil="true"/>
+    <lcf76f155ced4ddcb4097134ff3c332f xmlns="13c93bba-48ce-428c-bfe5-88b42c19b028">
+      <Terms xmlns="http://schemas.microsoft.com/office/infopath/2007/PartnerControls"/>
+    </lcf76f155ced4ddcb4097134ff3c332f>
+  </documentManagement>
+</p:properties>
+</file>
+
 <file path=customXml/itemProps1.xml><?xml version="1.0" encoding="utf-8"?>
+<ds:datastoreItem xmlns:ds="http://schemas.openxmlformats.org/officeDocument/2006/customXml" ds:itemID="{10663269-2064-4804-8290-36D4A57F5557}">
+  <ds:schemaRefs>
+    <ds:schemaRef ds:uri="http://schemas.microsoft.com/sharepoint/v3/contenttype/forms"/>
+  </ds:schemaRefs>
+</ds:datastoreItem>
+</file>
+
+<file path=customXml/itemProps2.xml><?xml version="1.0" encoding="utf-8"?>
 <ds:datastoreItem xmlns:ds="http://schemas.openxmlformats.org/officeDocument/2006/customXml" ds:itemID="{EAE431FD-7059-4C09-804B-C9D69EB7B213}">
   <ds:schemaRefs>
     <ds:schemaRef ds:uri="http://schemas.openxmlformats.org/officeDocument/2006/bibliography"/>
@@ -27764,26 +27753,7 @@
 </ds:datastoreItem>
 </file>
 
-<file path=customXml/itemProps2.xml><?xml version="1.0" encoding="utf-8"?>
-<ds:datastoreItem xmlns:ds="http://schemas.openxmlformats.org/officeDocument/2006/customXml" ds:itemID="{10663269-2064-4804-8290-36D4A57F5557}">
-  <ds:schemaRefs>
-    <ds:schemaRef ds:uri="http://schemas.microsoft.com/sharepoint/v3/contenttype/forms"/>
-  </ds:schemaRefs>
-</ds:datastoreItem>
-</file>
-
 <file path=customXml/itemProps3.xml><?xml version="1.0" encoding="utf-8"?>
-<ds:datastoreItem xmlns:ds="http://schemas.openxmlformats.org/officeDocument/2006/customXml" ds:itemID="{1279454D-02BE-4A9C-A117-DCD1573E2608}">
-  <ds:schemaRefs>
-    <ds:schemaRef ds:uri="http://schemas.microsoft.com/office/2006/metadata/properties"/>
-    <ds:schemaRef ds:uri="http://schemas.microsoft.com/office/infopath/2007/PartnerControls"/>
-    <ds:schemaRef ds:uri="13c90a0b-73bc-4dc0-be5f-28d77b615beb"/>
-    <ds:schemaRef ds:uri="13c93bba-48ce-428c-bfe5-88b42c19b028"/>
-  </ds:schemaRefs>
-</ds:datastoreItem>
-</file>
-
-<file path=customXml/itemProps4.xml><?xml version="1.0" encoding="utf-8"?>
 <ds:datastoreItem xmlns:ds="http://schemas.openxmlformats.org/officeDocument/2006/customXml" ds:itemID="{15358C7F-4C49-494F-90DA-42A1CB172385}">
   <ds:schemaRefs>
     <ds:schemaRef ds:uri="http://schemas.microsoft.com/office/2006/metadata/contentType"/>
@@ -27800,4 +27770,15 @@
     <ds:schemaRef ds:uri="http://schemas.microsoft.com/internal/obd"/>
   </ds:schemaRefs>
 </ds:datastoreItem>
+</file>
+
+<file path=customXml/itemProps4.xml><?xml version="1.0" encoding="utf-8"?>
+<ds:datastoreItem xmlns:ds="http://schemas.openxmlformats.org/officeDocument/2006/customXml" ds:itemID="{1279454D-02BE-4A9C-A117-DCD1573E2608}">
+  <ds:schemaRefs>
+    <ds:schemaRef ds:uri="http://schemas.microsoft.com/office/2006/metadata/properties"/>
+    <ds:schemaRef ds:uri="http://schemas.microsoft.com/office/infopath/2007/PartnerControls"/>
+    <ds:schemaRef ds:uri="13c90a0b-73bc-4dc0-be5f-28d77b615beb"/>
+    <ds:schemaRef ds:uri="13c93bba-48ce-428c-bfe5-88b42c19b028"/>
+  </ds:schemaRefs>
+</ds:datastoreItem>
 </file>